--- a/fuentes/228122_CF11_CFA.docx
+++ b/fuentes/228122_CF11_CFA.docx
@@ -488,7 +488,43 @@
           <w:color w:val="000000"/>
           <w:kern w:val="0"/>
         </w:rPr>
-        <w:t xml:space="preserve"> y la construcción de APIs, incluyendo conceptos de Internet, elementos físicos y lógicos de la red y tipos de conectividad. Asimismo, presenta bases de programación, arquitectura orientada a servicios, preparación del entorno de desarrollo, codificación de APIs, gestión de bases de datos y pruebas de </w:t>
+        <w:t xml:space="preserve"> y la construcción de </w:t>
+      </w:r>
+      <w:proofErr w:type="spellStart"/>
+      <w:r>
+        <w:rPr>
+          <w:bCs/>
+          <w:color w:val="000000"/>
+          <w:kern w:val="0"/>
+        </w:rPr>
+        <w:t>APIs</w:t>
+      </w:r>
+      <w:proofErr w:type="spellEnd"/>
+      <w:r>
+        <w:rPr>
+          <w:bCs/>
+          <w:color w:val="000000"/>
+          <w:kern w:val="0"/>
+        </w:rPr>
+        <w:t xml:space="preserve">, incluyendo conceptos de Internet, elementos físicos y lógicos de la red y tipos de conectividad. Asimismo, presenta bases de programación, arquitectura orientada a servicios, preparación del entorno de desarrollo, codificación de </w:t>
+      </w:r>
+      <w:proofErr w:type="spellStart"/>
+      <w:r>
+        <w:rPr>
+          <w:bCs/>
+          <w:color w:val="000000"/>
+          <w:kern w:val="0"/>
+        </w:rPr>
+        <w:t>APIs</w:t>
+      </w:r>
+      <w:proofErr w:type="spellEnd"/>
+      <w:r>
+        <w:rPr>
+          <w:bCs/>
+          <w:color w:val="000000"/>
+          <w:kern w:val="0"/>
+        </w:rPr>
+        <w:t xml:space="preserve">, gestión de bases de datos y pruebas de </w:t>
       </w:r>
       <w:r>
         <w:rPr>
@@ -3488,7 +3524,21 @@
         <w:rPr>
           <w:lang w:eastAsia="es-CO"/>
         </w:rPr>
-        <w:t xml:space="preserve"> como SOAP y REST facilitan la comunicación entre aplicaciones mediante APIs, permitiendo integrar servicios y gestionar el intercambio de datos de forma segura y eficiente. En este proceso también cobra importancia la preparación del entorno de desarrollo, la configuración de herramientas como los entornos de desarrollo integrados (IDE), la gestión de bases de datos y el uso de herramientas como los ORM.</w:t>
+        <w:t xml:space="preserve"> como SOAP y REST facilitan la comunicación entre aplicaciones mediante </w:t>
+      </w:r>
+      <w:proofErr w:type="spellStart"/>
+      <w:r>
+        <w:rPr>
+          <w:lang w:eastAsia="es-CO"/>
+        </w:rPr>
+        <w:t>APIs</w:t>
+      </w:r>
+      <w:proofErr w:type="spellEnd"/>
+      <w:r>
+        <w:rPr>
+          <w:lang w:eastAsia="es-CO"/>
+        </w:rPr>
+        <w:t>, permitiendo integrar servicios y gestionar el intercambio de datos de forma segura y eficiente. En este proceso también cobra importancia la preparación del entorno de desarrollo, la configuración de herramientas como los entornos de desarrollo integrados (IDE), la gestión de bases de datos y el uso de herramientas como los ORM.</w:t>
       </w:r>
     </w:p>
     <w:p>
@@ -3750,13 +3800,29 @@
               <w:t>web</w:t>
             </w:r>
             <w:r>
-              <w:t>, las páginas funcionaban principalmente como espacios informativos. Con el tiempo, el crecimiento de los servicios digitales, el comercio electrónico y las aplicaciones móviles impulsó la creación de nuevas formas de comunicación entre sistemas. En este contexto surgen las APIs o interfaces de programación de aplicaciones, que permiten que diferentes programas, plataformas y dispositivos intercambien información de manera eficiente.</w:t>
+              <w:t xml:space="preserve">, las páginas funcionaban principalmente como espacios informativos. Con el tiempo, el crecimiento de los servicios digitales, el comercio electrónico y las aplicaciones móviles impulsó la creación de nuevas formas de comunicación entre sistemas. En este contexto surgen las </w:t>
+            </w:r>
+            <w:proofErr w:type="spellStart"/>
+            <w:r>
+              <w:t>APIs</w:t>
+            </w:r>
+            <w:proofErr w:type="spellEnd"/>
+            <w:r>
+              <w:t xml:space="preserve"> o interfaces de programación de aplicaciones, que permiten que diferentes programas, plataformas y dispositivos intercambien información de manera eficiente.</w:t>
             </w:r>
           </w:p>
           <w:p>
             <w:r>
               <w:lastRenderedPageBreak/>
-              <w:t xml:space="preserve">Gracias a las APIs, hoy es posible integrar servicios de pago, sistemas de geolocalización, plataformas de mensajería o redes sociales dentro de una misma aplicación. Estas interfaces se han convertido en uno de los pilares de la arquitectura moderna del </w:t>
+              <w:t xml:space="preserve">Gracias a las </w:t>
+            </w:r>
+            <w:proofErr w:type="spellStart"/>
+            <w:r>
+              <w:t>APIs</w:t>
+            </w:r>
+            <w:proofErr w:type="spellEnd"/>
+            <w:r>
+              <w:t xml:space="preserve">, hoy es posible integrar servicios de pago, sistemas de geolocalización, plataformas de mensajería o redes sociales dentro de una misma aplicación. Estas interfaces se han convertido en uno de los pilares de la arquitectura moderna del </w:t>
             </w:r>
             <w:r>
               <w:rPr>
@@ -3829,12 +3895,26 @@
         <w:t>web</w:t>
       </w:r>
       <w:r>
-        <w:t>, plataformas digitales, servicios en la nube y APIs que facilitan la integración entre sistemas.</w:t>
-      </w:r>
-    </w:p>
-    <w:p>
-      <w:r>
-        <w:t>El desarrollo de Internet es el resultado de múltiples investigaciones realizadas desde la década de 1960, orientadas a mejorar la comunicación entre computadores.</w:t>
+        <w:t xml:space="preserve">, plataformas digitales, servicios en la nube y </w:t>
+      </w:r>
+      <w:proofErr w:type="spellStart"/>
+      <w:r>
+        <w:t>APIs</w:t>
+      </w:r>
+      <w:proofErr w:type="spellEnd"/>
+      <w:r>
+        <w:t xml:space="preserve"> que facilitan la integración entre sistemas.</w:t>
+      </w:r>
+    </w:p>
+    <w:p>
+      <w:r>
+        <w:t>El desarrollo de Internet es el resultado de múltiples investigaciones realizadas desde la década de 1960, orientadas a mejorar la comunicación entre computador</w:t>
+      </w:r>
+      <w:r>
+        <w:t>a</w:t>
+      </w:r>
+      <w:r>
+        <w:t>s.</w:t>
       </w:r>
     </w:p>
     <w:p>
@@ -3933,7 +4013,15 @@
     </w:p>
     <w:p>
       <w:r>
-        <w:t xml:space="preserve">En 1989 propuso la creación de la World Wide </w:t>
+        <w:t xml:space="preserve">En 1989 propuso la creación de la </w:t>
+      </w:r>
+      <w:proofErr w:type="spellStart"/>
+      <w:r>
+        <w:t>World</w:t>
+      </w:r>
+      <w:proofErr w:type="spellEnd"/>
+      <w:r>
+        <w:t xml:space="preserve"> Wide </w:t>
       </w:r>
       <w:r>
         <w:rPr>
@@ -4502,7 +4590,15 @@
         <w:t>router</w:t>
       </w:r>
       <w:r>
-        <w:t xml:space="preserve"> actúa como el punto central de conexión, distribuyendo la señal de Internet mediante conexiones cableadas o inalámbricas (Wi-Fi) hacia diversos dispositivos como computadores, teléfonos móviles, televisores inteligentes y otros equipos conectados.</w:t>
+        <w:t xml:space="preserve"> actúa como el punto central de conexión, distribuyendo la señal de Internet mediante conexiones cableadas o inalámbricas (</w:t>
+      </w:r>
+      <w:proofErr w:type="spellStart"/>
+      <w:r>
+        <w:t>Wi</w:t>
+      </w:r>
+      <w:proofErr w:type="spellEnd"/>
+      <w:r>
+        <w:t>-Fi) hacia diversos dispositivos como computadores, teléfonos móviles, televisores inteligentes y otros equipos conectados.</w:t>
       </w:r>
     </w:p>
     <w:p>
@@ -4613,12 +4709,28 @@
     <w:p>
       <w:r>
         <w:lastRenderedPageBreak/>
-        <w:t>En el contexto de Internet, las antenas son fundamentales para las redes inalámbricas, ya que permiten distribuir la señal en entornos donde no es posible utilizar cableado físico o donde se requiere cobertura en amplias áreas geográficas. Estas se emplean en redes Wi-Fi, enlaces de radio, redes móviles y comunicaciones satelitales.</w:t>
-      </w:r>
-    </w:p>
-    <w:p>
-      <w:r>
-        <w:t>Las antenas pueden clasificarse según su forma de propagación de la señal. Las antenas omnidireccionales transmiten la señal en todas las direcciones y suelen utilizarse en redes domésticas o en espacios interiores. Las antenas direccionales, como las antenas parabólicas o Yagi, concentran la señal en una dirección específica y se emplean para enlaces de mayor distancia. También existen antenas sectoriales, utilizadas comúnmente en torres de telecomunicaciones para cubrir áreas determinadas dentro de las redes móviles.</w:t>
+        <w:t xml:space="preserve">En el contexto de Internet, las antenas son fundamentales para las redes inalámbricas, ya que permiten distribuir la señal en entornos donde no es posible utilizar cableado físico o donde se requiere cobertura en amplias áreas geográficas. Estas se emplean en redes </w:t>
+      </w:r>
+      <w:proofErr w:type="spellStart"/>
+      <w:r>
+        <w:t>Wi</w:t>
+      </w:r>
+      <w:proofErr w:type="spellEnd"/>
+      <w:r>
+        <w:t>-Fi, enlaces de radio, redes móviles y comunicaciones satelitales.</w:t>
+      </w:r>
+    </w:p>
+    <w:p>
+      <w:r>
+        <w:t xml:space="preserve">Las antenas pueden clasificarse según su forma de propagación de la señal. Las antenas omnidireccionales transmiten la señal en todas las direcciones y suelen utilizarse en redes domésticas o en espacios interiores. Las antenas direccionales, como las antenas parabólicas o </w:t>
+      </w:r>
+      <w:proofErr w:type="spellStart"/>
+      <w:r>
+        <w:t>Yagi</w:t>
+      </w:r>
+      <w:proofErr w:type="spellEnd"/>
+      <w:r>
+        <w:t>, concentran la señal en una dirección específica y se emplean para enlaces de mayor distancia. También existen antenas sectoriales, utilizadas comúnmente en torres de telecomunicaciones para cubrir áreas determinadas dentro de las redes móviles.</w:t>
       </w:r>
     </w:p>
     <w:p>
@@ -4759,28 +4871,70 @@
       </w:r>
     </w:p>
     <w:p>
-      <w:r>
-        <w:t>La dirección IP (Internet Protocol) es un identificador numérico único asignado a cada dispositivo conectado a una red que utiliza el protocolo IP. Su función principal es permitir la identificación y localización de los equipos dentro de la red, facilitando el envío y la recepción de información entre diferentes sistemas.</w:t>
-      </w:r>
-    </w:p>
-    <w:p>
+      <w:pPr>
+        <w:pStyle w:val="Prrafodelista"/>
+        <w:numPr>
+          <w:ilvl w:val="0"/>
+          <w:numId w:val="37"/>
+        </w:numPr>
+      </w:pPr>
+      <w:r>
+        <w:t xml:space="preserve">La dirección IP (Internet </w:t>
+      </w:r>
+      <w:proofErr w:type="spellStart"/>
+      <w:r>
+        <w:t>Protocol</w:t>
+      </w:r>
+      <w:proofErr w:type="spellEnd"/>
+      <w:r>
+        <w:t>) es un identificador numérico único asignado a cada dispositivo conectado a una red que utiliza el protocolo IP. Su función principal es permitir la identificación y localización de los equipos dentro de la red, facilitando el envío y la recepción de información entre diferentes sistemas.</w:t>
+      </w:r>
+    </w:p>
+    <w:p>
+      <w:pPr>
+        <w:pStyle w:val="Prrafodelista"/>
+        <w:numPr>
+          <w:ilvl w:val="0"/>
+          <w:numId w:val="37"/>
+        </w:numPr>
+      </w:pPr>
       <w:r>
         <w:t>Cada dispositivo conectado a Internet, como computadores, servidores, teléfonos móviles o dispositivos inteligentes, requiere una dirección IP para poder comunicarse con otros equipos. Esta dirección funciona de manera similar a una dirección postal, ya que permite que los paquetes de datos lleguen al destino correcto dentro de la red.</w:t>
       </w:r>
     </w:p>
     <w:p>
-      <w:r>
+      <w:pPr>
+        <w:pStyle w:val="Prrafodelista"/>
+        <w:numPr>
+          <w:ilvl w:val="0"/>
+          <w:numId w:val="37"/>
+        </w:numPr>
+      </w:pPr>
+      <w:r>
+        <w:lastRenderedPageBreak/>
         <w:t>Las direcciones IP pueden presentarse en diferentes formatos. El más común es IPv4, que utiliza una combinación de cuatro números separados por puntos.</w:t>
       </w:r>
     </w:p>
     <w:p>
-      <w:r>
-        <w:lastRenderedPageBreak/>
-        <w:tab/>
+      <w:pPr>
+        <w:pStyle w:val="Prrafodelista"/>
+        <w:numPr>
+          <w:ilvl w:val="0"/>
+          <w:numId w:val="37"/>
+        </w:numPr>
+      </w:pPr>
+      <w:r>
         <w:t>Ejemplo de dirección IPv4: 192.168.1.10</w:t>
       </w:r>
     </w:p>
     <w:p>
+      <w:pPr>
+        <w:pStyle w:val="Prrafodelista"/>
+        <w:numPr>
+          <w:ilvl w:val="0"/>
+          <w:numId w:val="37"/>
+        </w:numPr>
+      </w:pPr>
       <w:r>
         <w:t>En la actualidad también se utiliza IPv6, un formato más reciente que permite una mayor cantidad de direcciones disponibles para soportar el crecimiento de los dispositivos conectados a Internet.</w:t>
       </w:r>
@@ -4804,16 +4958,38 @@
       </w:r>
     </w:p>
     <w:p>
+      <w:pPr>
+        <w:pStyle w:val="Prrafodelista"/>
+        <w:numPr>
+          <w:ilvl w:val="0"/>
+          <w:numId w:val="38"/>
+        </w:numPr>
+        <w:ind w:hanging="358"/>
+      </w:pPr>
       <w:r>
         <w:t>Los puertos son canales de comunicación que permiten que diferentes aplicaciones o servicios puedan intercambiar información dentro de un mismo dispositivo conectado a la red. Cada puerto se identifica mediante un número y actúa como un punto específico de entrada o salida para los datos.</w:t>
       </w:r>
     </w:p>
     <w:p>
+      <w:pPr>
+        <w:pStyle w:val="Prrafodelista"/>
+        <w:numPr>
+          <w:ilvl w:val="0"/>
+          <w:numId w:val="38"/>
+        </w:numPr>
+      </w:pPr>
       <w:r>
         <w:t>Cuando un dispositivo recibe información desde Internet, el número de puerto indica a qué aplicación o servicio debe entregarse esa información. De esta manera, un mismo equipo puede ejecutar simultáneamente varios servicios de red sin interferencias entre ellos.</w:t>
       </w:r>
     </w:p>
     <w:p>
+      <w:pPr>
+        <w:pStyle w:val="Prrafodelista"/>
+        <w:numPr>
+          <w:ilvl w:val="0"/>
+          <w:numId w:val="38"/>
+        </w:numPr>
+      </w:pPr>
       <w:r>
         <w:t>Algunos puertos son utilizados de manera estándar por servicios ampliamente conocidos en Internet.</w:t>
       </w:r>
@@ -4946,6 +5122,7 @@
               <w:pStyle w:val="TextoTablas"/>
             </w:pPr>
             <w:r>
+              <w:lastRenderedPageBreak/>
               <w:t>3306</w:t>
             </w:r>
           </w:p>
@@ -4965,10 +5142,15 @@
         </w:tc>
       </w:tr>
     </w:tbl>
-    <w:p/>
-    <w:p>
-      <w:r>
-        <w:lastRenderedPageBreak/>
+    <w:p>
+      <w:pPr>
+        <w:pStyle w:val="Prrafodelista"/>
+        <w:numPr>
+          <w:ilvl w:val="0"/>
+          <w:numId w:val="38"/>
+        </w:numPr>
+      </w:pPr>
+      <w:r>
         <w:t>El uso de puertos permite organizar el tráfico de datos dentro de los dispositivos y garantizar que cada servicio pueda funcionar correctamente dentro de la infraestructura de red.</w:t>
       </w:r>
     </w:p>
@@ -4991,6 +5173,13 @@
       </w:r>
     </w:p>
     <w:p>
+      <w:pPr>
+        <w:pStyle w:val="Prrafodelista"/>
+        <w:numPr>
+          <w:ilvl w:val="0"/>
+          <w:numId w:val="41"/>
+        </w:numPr>
+      </w:pPr>
       <w:r>
         <w:t xml:space="preserve">Los protocolos de red son conjuntos de reglas y estándares que definen cómo se transmiten, reciben y procesan los datos entre los dispositivos conectados a Internet. Estos protocolos garantizan que sistemas con diferentes tipos de </w:t>
       </w:r>
@@ -5014,11 +5203,49 @@
       </w:r>
     </w:p>
     <w:p>
-      <w:r>
-        <w:t>La comunicación en Internet se basa principalmente en la familia de protocolos TCP/IP, que constituye el fundamento de la transmisión de datos en la red. El protocolo TCP (Transmission Control Protocol) se encarga de dividir la información en paquetes, controlar su envío y verificar que los datos lleguen correctamente al destino. Por su parte, el protocolo IP (Internet Protocol) se encarga de dirigir los paquetes hacia la dirección correcta dentro de la red.</w:t>
-      </w:r>
-    </w:p>
-    <w:p>
+      <w:pPr>
+        <w:pStyle w:val="Prrafodelista"/>
+        <w:numPr>
+          <w:ilvl w:val="0"/>
+          <w:numId w:val="41"/>
+        </w:numPr>
+      </w:pPr>
+      <w:r>
+        <w:t>La comunicación en Internet se basa principalmente en la familia de protocolos TCP/IP, que constituye el fundamento de la transmisión de datos en la red. El protocolo TCP (</w:t>
+      </w:r>
+      <w:proofErr w:type="spellStart"/>
+      <w:r>
+        <w:t>Transmission</w:t>
+      </w:r>
+      <w:proofErr w:type="spellEnd"/>
+      <w:r>
+        <w:t xml:space="preserve"> Control </w:t>
+      </w:r>
+      <w:proofErr w:type="spellStart"/>
+      <w:r>
+        <w:t>Protocol</w:t>
+      </w:r>
+      <w:proofErr w:type="spellEnd"/>
+      <w:r>
+        <w:t xml:space="preserve">) se encarga de dividir la información en paquetes, controlar su envío y verificar que los datos lleguen correctamente al destino. Por su parte, el protocolo IP (Internet </w:t>
+      </w:r>
+      <w:proofErr w:type="spellStart"/>
+      <w:r>
+        <w:t>Protocol</w:t>
+      </w:r>
+      <w:proofErr w:type="spellEnd"/>
+      <w:r>
+        <w:t>) se encarga de dirigir los paquetes hacia la dirección correcta dentro de la red.</w:t>
+      </w:r>
+    </w:p>
+    <w:p>
+      <w:pPr>
+        <w:pStyle w:val="Prrafodelista"/>
+        <w:numPr>
+          <w:ilvl w:val="0"/>
+          <w:numId w:val="41"/>
+        </w:numPr>
+      </w:pPr>
       <w:r>
         <w:t>Además de TCP/IP, existen otros protocolos que permiten el funcionamiento de diversos servicios y aplicaciones en Internet.</w:t>
       </w:r>
@@ -5123,6 +5350,7 @@
               <w:pStyle w:val="TextoTablas"/>
             </w:pPr>
             <w:r>
+              <w:lastRenderedPageBreak/>
               <w:t>HTTPS</w:t>
             </w:r>
           </w:p>
@@ -5191,7 +5419,6 @@
               <w:pStyle w:val="TextoTablas"/>
             </w:pPr>
             <w:r>
-              <w:lastRenderedPageBreak/>
               <w:t>FTP</w:t>
             </w:r>
           </w:p>
@@ -5249,16 +5476,8 @@
     </w:p>
     <w:p>
       <w:r>
+        <w:lastRenderedPageBreak/>
         <w:t>Actualmente existen diferentes tipos de conectividad que permiten a los usuarios y a las organizaciones acceder a Internet desde diversos entornos.</w:t>
-      </w:r>
-    </w:p>
-    <w:p>
-      <w:pPr>
-        <w:spacing w:before="0" w:after="0" w:line="240" w:lineRule="auto"/>
-        <w:ind w:firstLine="0"/>
-      </w:pPr>
-      <w:r>
-        <w:br w:type="page"/>
       </w:r>
     </w:p>
     <w:p>
@@ -5273,7 +5492,6 @@
         <w:rPr>
           <w:b/>
         </w:rPr>
-        <w:lastRenderedPageBreak/>
         <w:t>Conectividad por cable o banda ancha</w:t>
       </w:r>
     </w:p>
@@ -5351,7 +5569,23 @@
     </w:p>
     <w:p>
       <w:r>
-        <w:t>Nota. Tomado de Xataka Basics (2026).</w:t>
+        <w:t xml:space="preserve">Nota. Tomado de </w:t>
+      </w:r>
+      <w:proofErr w:type="spellStart"/>
+      <w:r>
+        <w:t>Xataka</w:t>
+      </w:r>
+      <w:proofErr w:type="spellEnd"/>
+      <w:r>
+        <w:t xml:space="preserve"> </w:t>
+      </w:r>
+      <w:proofErr w:type="spellStart"/>
+      <w:r>
+        <w:t>Basics</w:t>
+      </w:r>
+      <w:proofErr w:type="spellEnd"/>
+      <w:r>
+        <w:t xml:space="preserve"> (2026).</w:t>
       </w:r>
     </w:p>
     <w:p>
@@ -5359,6 +5593,8 @@
         <w:t>Este tipo de conexión es ofrecido por los proveedores de servicios de Internet (ISP) y permite una comunicación estable y continua entre los usuarios y la red global. Gracias a su capacidad de transmisión, es adecuada para actividades que requieren alto consumo de datos, como videoconferencias, plataformas en la nube o transmisión de contenidos multimedia.</w:t>
       </w:r>
     </w:p>
+    <w:p/>
+    <w:p/>
     <w:p>
       <w:pPr>
         <w:pStyle w:val="Prrafodelista"/>
@@ -5371,6 +5607,7 @@
         <w:rPr>
           <w:b/>
         </w:rPr>
+        <w:lastRenderedPageBreak/>
         <w:t>Conexiones DSL</w:t>
       </w:r>
     </w:p>
@@ -5379,11 +5616,15 @@
         <w:t>L</w:t>
       </w:r>
       <w:r>
-        <w:t xml:space="preserve">as conexiones DSL (Digital Subscriber Line) utilizan las líneas telefónicas tradicionales para transmitir datos digitales. Aunque su velocidad es menor en </w:t>
-      </w:r>
-      <w:r>
-        <w:lastRenderedPageBreak/>
-        <w:t>comparación con las conexiones de fibra óptica o cable coaxial, continúa siendo una alternativa utilizada en zonas donde otras infraestructuras de red no están disponibles.</w:t>
+        <w:t xml:space="preserve">as conexiones DSL (Digital </w:t>
+      </w:r>
+      <w:proofErr w:type="spellStart"/>
+      <w:r>
+        <w:t>Subscriber</w:t>
+      </w:r>
+      <w:proofErr w:type="spellEnd"/>
+      <w:r>
+        <w:t xml:space="preserve"> Line) utilizan las líneas telefónicas tradicionales para transmitir datos digitales. Aunque su velocidad es menor en comparación con las conexiones de fibra óptica o cable coaxial, continúa siendo una alternativa utilizada en zonas donde otras infraestructuras de red no están disponibles.</w:t>
       </w:r>
     </w:p>
     <w:p>
@@ -5454,11 +5695,16 @@
       <w:r>
         <w:t xml:space="preserve">Nota. Tomado de </w:t>
       </w:r>
+      <w:proofErr w:type="spellStart"/>
       <w:r>
         <w:t>Web</w:t>
       </w:r>
       <w:r>
-        <w:t>formix (2021).</w:t>
+        <w:t>formix</w:t>
+      </w:r>
+      <w:proofErr w:type="spellEnd"/>
+      <w:r>
+        <w:t xml:space="preserve"> (2021).</w:t>
       </w:r>
     </w:p>
     <w:p>
@@ -5487,15 +5733,6 @@
       </w:r>
       <w:r>
         <w:t>a fibra óptica es una de las tecnologías de conectividad más avanzadas en la actualidad. Utiliza cables de vidrio o plástico que transmiten información mediante impulsos de luz, lo que permite alcanzar velocidades de transmisión muy elevadas y una menor latencia en comparación con otros medios de transmisión.</w:t>
-      </w:r>
-    </w:p>
-    <w:p>
-      <w:pPr>
-        <w:spacing w:before="0" w:after="0" w:line="240" w:lineRule="auto"/>
-        <w:ind w:firstLine="0"/>
-      </w:pPr>
-      <w:r>
-        <w:br w:type="page"/>
       </w:r>
     </w:p>
     <w:p>
@@ -5565,7 +5802,23 @@
     </w:p>
     <w:p>
       <w:r>
-        <w:t>Nota. Tomado de The Network Installers (2024).</w:t>
+        <w:t xml:space="preserve">Nota. Tomado de </w:t>
+      </w:r>
+      <w:proofErr w:type="spellStart"/>
+      <w:r>
+        <w:t>The</w:t>
+      </w:r>
+      <w:proofErr w:type="spellEnd"/>
+      <w:r>
+        <w:t xml:space="preserve"> Network </w:t>
+      </w:r>
+      <w:proofErr w:type="spellStart"/>
+      <w:r>
+        <w:t>Installers</w:t>
+      </w:r>
+      <w:proofErr w:type="spellEnd"/>
+      <w:r>
+        <w:t xml:space="preserve"> (2024).</w:t>
       </w:r>
     </w:p>
     <w:p>
@@ -5672,7 +5925,15 @@
     </w:p>
     <w:p>
       <w:r>
-        <w:t>Nota. Tomado de Ubigo (2024).</w:t>
+        <w:t xml:space="preserve">Nota. Tomado de </w:t>
+      </w:r>
+      <w:proofErr w:type="spellStart"/>
+      <w:r>
+        <w:t>Ubigo</w:t>
+      </w:r>
+      <w:proofErr w:type="spellEnd"/>
+      <w:r>
+        <w:t xml:space="preserve"> (2024).</w:t>
       </w:r>
     </w:p>
     <w:p>
@@ -5784,7 +6045,15 @@
     </w:p>
     <w:p>
       <w:r>
-        <w:t>Nota. Tomado de BusinessCom (s. f.).</w:t>
+        <w:t xml:space="preserve">Nota. Tomado de </w:t>
+      </w:r>
+      <w:proofErr w:type="spellStart"/>
+      <w:r>
+        <w:t>BusinessCom</w:t>
+      </w:r>
+      <w:proofErr w:type="spellEnd"/>
+      <w:r>
+        <w:t xml:space="preserve"> (s. f.).</w:t>
       </w:r>
     </w:p>
     <w:p>
@@ -5804,7 +6073,21 @@
         <w:rPr>
           <w:b/>
         </w:rPr>
-        <w:t>Redes inalámbricas Wi-Fi</w:t>
+        <w:t xml:space="preserve">Redes inalámbricas </w:t>
+      </w:r>
+      <w:proofErr w:type="spellStart"/>
+      <w:r>
+        <w:rPr>
+          <w:b/>
+        </w:rPr>
+        <w:t>Wi</w:t>
+      </w:r>
+      <w:proofErr w:type="spellEnd"/>
+      <w:r>
+        <w:rPr>
+          <w:b/>
+        </w:rPr>
+        <w:t>-Fi</w:t>
       </w:r>
     </w:p>
     <w:p>
@@ -5900,12 +6183,28 @@
     </w:p>
     <w:p>
       <w:r>
-        <w:t>Nota. Tomado de Harrison Gough (2024), Avast.</w:t>
-      </w:r>
-    </w:p>
-    <w:p>
-      <w:r>
-        <w:t>Las redes Wi-Fi facilitan la conexión simultánea de múltiples dispositivos sin necesidad de cableado físico, lo que las convierte en una solución ampliamente utilizada en entornos domésticos y empresariales.</w:t>
+        <w:t xml:space="preserve">Nota. Tomado de Harrison </w:t>
+      </w:r>
+      <w:proofErr w:type="spellStart"/>
+      <w:r>
+        <w:t>Gough</w:t>
+      </w:r>
+      <w:proofErr w:type="spellEnd"/>
+      <w:r>
+        <w:t xml:space="preserve"> (2024), Avast.</w:t>
+      </w:r>
+    </w:p>
+    <w:p>
+      <w:r>
+        <w:t xml:space="preserve">Las redes </w:t>
+      </w:r>
+      <w:proofErr w:type="spellStart"/>
+      <w:r>
+        <w:t>Wi</w:t>
+      </w:r>
+      <w:proofErr w:type="spellEnd"/>
+      <w:r>
+        <w:t>-Fi facilitan la conexión simultánea de múltiples dispositivos sin necesidad de cableado físico, lo que las convierte en una solución ampliamente utilizada en entornos domésticos y empresariales.</w:t>
       </w:r>
     </w:p>
     <w:p>
@@ -6057,9 +6356,14 @@
             <w:pPr>
               <w:pStyle w:val="TextoTablas"/>
             </w:pPr>
+            <w:proofErr w:type="spellStart"/>
             <w:r>
               <w:lastRenderedPageBreak/>
-              <w:t>Wi-Fi</w:t>
+              <w:t>Wi</w:t>
+            </w:r>
+            <w:proofErr w:type="spellEnd"/>
+            <w:r>
+              <w:t>-Fi</w:t>
             </w:r>
           </w:p>
         </w:tc>
@@ -6627,7 +6931,31 @@
     </w:p>
     <w:p>
       <w:r>
-        <w:t xml:space="preserve">HTML (HyperText Markup Language) es el lenguaje estándar utilizado para estructurar el contenido de las páginas </w:t>
+        <w:t>HTML (</w:t>
+      </w:r>
+      <w:proofErr w:type="spellStart"/>
+      <w:r>
+        <w:t>HyperText</w:t>
+      </w:r>
+      <w:proofErr w:type="spellEnd"/>
+      <w:r>
+        <w:t xml:space="preserve"> </w:t>
+      </w:r>
+      <w:proofErr w:type="spellStart"/>
+      <w:r>
+        <w:t>Markup</w:t>
+      </w:r>
+      <w:proofErr w:type="spellEnd"/>
+      <w:r>
+        <w:t xml:space="preserve"> </w:t>
+      </w:r>
+      <w:proofErr w:type="spellStart"/>
+      <w:r>
+        <w:t>Language</w:t>
+      </w:r>
+      <w:proofErr w:type="spellEnd"/>
+      <w:r>
+        <w:t xml:space="preserve">) es el lenguaje estándar utilizado para estructurar el contenido de las páginas </w:t>
       </w:r>
       <w:r>
         <w:rPr>
@@ -6703,7 +7031,15 @@
         </w:numPr>
       </w:pPr>
       <w:r>
-        <w:t>&lt;img&gt; para imágenes.</w:t>
+        <w:t>&lt;</w:t>
+      </w:r>
+      <w:proofErr w:type="spellStart"/>
+      <w:r>
+        <w:t>img</w:t>
+      </w:r>
+      <w:proofErr w:type="spellEnd"/>
+      <w:r>
+        <w:t>&gt; para imágenes.</w:t>
       </w:r>
     </w:p>
     <w:p>
@@ -6720,7 +7056,23 @@
     </w:p>
     <w:p>
       <w:r>
-        <w:t>Para complementar la estructura definida por HTML se utiliza CSS (Cascading Style Sheets), un lenguaje de estilo que permite definir la presentación visual de los elementos.</w:t>
+        <w:t>Para complementar la estructura definida por HTML se utiliza CSS (</w:t>
+      </w:r>
+      <w:proofErr w:type="spellStart"/>
+      <w:r>
+        <w:t>Cascading</w:t>
+      </w:r>
+      <w:proofErr w:type="spellEnd"/>
+      <w:r>
+        <w:t xml:space="preserve"> Style </w:t>
+      </w:r>
+      <w:proofErr w:type="spellStart"/>
+      <w:r>
+        <w:t>Sheets</w:t>
+      </w:r>
+      <w:proofErr w:type="spellEnd"/>
+      <w:r>
+        <w:t>), un lenguaje de estilo que permite definir la presentación visual de los elementos.</w:t>
       </w:r>
     </w:p>
     <w:p>
@@ -6897,7 +7249,15 @@
         </w:numPr>
       </w:pPr>
       <w:r>
-        <w:t>Comunicación con servidores mediante APIs.</w:t>
+        <w:t xml:space="preserve">Comunicación con servidores mediante </w:t>
+      </w:r>
+      <w:proofErr w:type="spellStart"/>
+      <w:r>
+        <w:t>APIs</w:t>
+      </w:r>
+      <w:proofErr w:type="spellEnd"/>
+      <w:r>
+        <w:t>.</w:t>
       </w:r>
     </w:p>
     <w:p>
@@ -6952,12 +7312,14 @@
           <w:numId w:val="16"/>
         </w:numPr>
       </w:pPr>
+      <w:proofErr w:type="spellStart"/>
       <w:r>
         <w:rPr>
           <w:b/>
         </w:rPr>
         <w:t>React</w:t>
       </w:r>
+      <w:proofErr w:type="spellEnd"/>
       <w:r>
         <w:t xml:space="preserve">: </w:t>
       </w:r>
@@ -7121,12 +7483,14 @@
           <w:numId w:val="17"/>
         </w:numPr>
       </w:pPr>
+      <w:proofErr w:type="spellStart"/>
       <w:r>
         <w:rPr>
           <w:b/>
         </w:rPr>
         <w:t>Flask</w:t>
       </w:r>
+      <w:proofErr w:type="spellEnd"/>
       <w:r>
         <w:t xml:space="preserve">: </w:t>
       </w:r>
@@ -7148,12 +7512,14 @@
           <w:numId w:val="17"/>
         </w:numPr>
       </w:pPr>
+      <w:proofErr w:type="spellStart"/>
       <w:r>
         <w:rPr>
           <w:b/>
         </w:rPr>
         <w:t>Pyramid</w:t>
       </w:r>
+      <w:proofErr w:type="spellEnd"/>
       <w:r>
         <w:t xml:space="preserve">: </w:t>
       </w:r>
@@ -7193,7 +7559,35 @@
         <w:rPr>
           <w:b/>
         </w:rPr>
-        <w:t>PHP (Hypertext Preprocessor)</w:t>
+        <w:t>PHP (</w:t>
+      </w:r>
+      <w:proofErr w:type="spellStart"/>
+      <w:r>
+        <w:rPr>
+          <w:b/>
+        </w:rPr>
+        <w:t>Hypertext</w:t>
+      </w:r>
+      <w:proofErr w:type="spellEnd"/>
+      <w:r>
+        <w:rPr>
+          <w:b/>
+        </w:rPr>
+        <w:t xml:space="preserve"> </w:t>
+      </w:r>
+      <w:proofErr w:type="spellStart"/>
+      <w:r>
+        <w:rPr>
+          <w:b/>
+        </w:rPr>
+        <w:t>Preprocessor</w:t>
+      </w:r>
+      <w:proofErr w:type="spellEnd"/>
+      <w:r>
+        <w:rPr>
+          <w:b/>
+        </w:rPr>
+        <w:t>)</w:t>
       </w:r>
     </w:p>
     <w:p>
@@ -7270,12 +7664,14 @@
           <w:numId w:val="18"/>
         </w:numPr>
       </w:pPr>
+      <w:proofErr w:type="spellStart"/>
       <w:r>
         <w:rPr>
           <w:b/>
         </w:rPr>
         <w:t>Symfony</w:t>
       </w:r>
+      <w:proofErr w:type="spellEnd"/>
       <w:r>
         <w:t xml:space="preserve">: </w:t>
       </w:r>
@@ -7300,12 +7696,14 @@
           <w:numId w:val="18"/>
         </w:numPr>
       </w:pPr>
+      <w:proofErr w:type="spellStart"/>
       <w:r>
         <w:rPr>
           <w:b/>
         </w:rPr>
         <w:t>CodeIgniter</w:t>
       </w:r>
+      <w:proofErr w:type="spellEnd"/>
       <w:r>
         <w:t>:</w:t>
       </w:r>
@@ -7380,7 +7778,23 @@
         <w:t>web</w:t>
       </w:r>
       <w:r>
-        <w:t xml:space="preserve"> es Ruby on Rails, un </w:t>
+        <w:t xml:space="preserve"> es Ruby </w:t>
+      </w:r>
+      <w:proofErr w:type="spellStart"/>
+      <w:r>
+        <w:t>on</w:t>
+      </w:r>
+      <w:proofErr w:type="spellEnd"/>
+      <w:r>
+        <w:t xml:space="preserve"> </w:t>
+      </w:r>
+      <w:proofErr w:type="spellStart"/>
+      <w:r>
+        <w:t>Rails</w:t>
+      </w:r>
+      <w:proofErr w:type="spellEnd"/>
+      <w:r>
+        <w:t xml:space="preserve">, un </w:t>
       </w:r>
       <w:r>
         <w:rPr>
@@ -7529,11 +7943,19 @@
           <w:numId w:val="20"/>
         </w:numPr>
       </w:pPr>
+      <w:proofErr w:type="spellStart"/>
       <w:r>
         <w:rPr>
           <w:b/>
         </w:rPr>
-        <w:t>JavaServer Faces (JSF)</w:t>
+        <w:t>JavaServer</w:t>
+      </w:r>
+      <w:proofErr w:type="spellEnd"/>
+      <w:r>
+        <w:rPr>
+          <w:b/>
+        </w:rPr>
+        <w:t xml:space="preserve"> Faces (JSF)</w:t>
       </w:r>
       <w:r>
         <w:t xml:space="preserve">: </w:t>
@@ -7707,8 +8129,21 @@
               <w:pStyle w:val="TextoTablas"/>
             </w:pPr>
             <w:r>
-              <w:t>HTML5, CSS3, Flexbox y Grid</w:t>
-            </w:r>
+              <w:t xml:space="preserve">HTML5, CSS3, </w:t>
+            </w:r>
+            <w:proofErr w:type="spellStart"/>
+            <w:r>
+              <w:t>Flexbox</w:t>
+            </w:r>
+            <w:proofErr w:type="spellEnd"/>
+            <w:r>
+              <w:t xml:space="preserve"> y </w:t>
+            </w:r>
+            <w:proofErr w:type="spellStart"/>
+            <w:r>
+              <w:t>Grid</w:t>
+            </w:r>
+            <w:proofErr w:type="spellEnd"/>
           </w:p>
         </w:tc>
       </w:tr>
@@ -7747,8 +8182,13 @@
             <w:pPr>
               <w:pStyle w:val="TextoTablas"/>
             </w:pPr>
-            <w:r>
-              <w:t>React, Angular y Node.js</w:t>
+            <w:proofErr w:type="spellStart"/>
+            <w:r>
+              <w:t>React</w:t>
+            </w:r>
+            <w:proofErr w:type="spellEnd"/>
+            <w:r>
+              <w:t>, Angular y Node.js</w:t>
             </w:r>
           </w:p>
         </w:tc>
@@ -7798,8 +8238,21 @@
               <w:pStyle w:val="TextoTablas"/>
             </w:pPr>
             <w:r>
-              <w:t>Django, Flask y Pyramid</w:t>
-            </w:r>
+              <w:t xml:space="preserve">Django, </w:t>
+            </w:r>
+            <w:proofErr w:type="spellStart"/>
+            <w:r>
+              <w:t>Flask</w:t>
+            </w:r>
+            <w:proofErr w:type="spellEnd"/>
+            <w:r>
+              <w:t xml:space="preserve"> y </w:t>
+            </w:r>
+            <w:proofErr w:type="spellStart"/>
+            <w:r>
+              <w:t>Pyramid</w:t>
+            </w:r>
+            <w:proofErr w:type="spellEnd"/>
           </w:p>
         </w:tc>
       </w:tr>
@@ -7851,8 +8304,21 @@
               <w:pStyle w:val="TextoTablas"/>
             </w:pPr>
             <w:r>
-              <w:t>Laravel, Symfony y CodeIgniter</w:t>
-            </w:r>
+              <w:t xml:space="preserve">Laravel, </w:t>
+            </w:r>
+            <w:proofErr w:type="spellStart"/>
+            <w:r>
+              <w:t>Symfony</w:t>
+            </w:r>
+            <w:proofErr w:type="spellEnd"/>
+            <w:r>
+              <w:t xml:space="preserve"> y </w:t>
+            </w:r>
+            <w:proofErr w:type="spellStart"/>
+            <w:r>
+              <w:t>CodeIgniter</w:t>
+            </w:r>
+            <w:proofErr w:type="spellEnd"/>
           </w:p>
         </w:tc>
       </w:tr>
@@ -7904,7 +8370,23 @@
               <w:pStyle w:val="TextoTablas"/>
             </w:pPr>
             <w:r>
-              <w:t>Ruby on Rails y Sinatra</w:t>
+              <w:t xml:space="preserve">Ruby </w:t>
+            </w:r>
+            <w:proofErr w:type="spellStart"/>
+            <w:r>
+              <w:t>on</w:t>
+            </w:r>
+            <w:proofErr w:type="spellEnd"/>
+            <w:r>
+              <w:t xml:space="preserve"> </w:t>
+            </w:r>
+            <w:proofErr w:type="spellStart"/>
+            <w:r>
+              <w:t>Rails</w:t>
+            </w:r>
+            <w:proofErr w:type="spellEnd"/>
+            <w:r>
+              <w:t xml:space="preserve"> y Sinatra</w:t>
             </w:r>
           </w:p>
         </w:tc>
@@ -9066,7 +9548,15 @@
     <w:p>
       <w:r>
         <w:lastRenderedPageBreak/>
-        <w:t>Las funciones y los procedimientos permiten encapsular instrucciones que realizan tareas específicas dentro de un programa. Esta modularización facilita la reutilización del código, evita la repetición innecesaria de instrucciones y permite estructurar los programas de manera más clara.</w:t>
+        <w:t xml:space="preserve">Las funciones y los procedimientos permiten encapsular instrucciones que realizan tareas específicas dentro de un programa. Esta </w:t>
+      </w:r>
+      <w:proofErr w:type="spellStart"/>
+      <w:r>
+        <w:t>modularización</w:t>
+      </w:r>
+      <w:proofErr w:type="spellEnd"/>
+      <w:r>
+        <w:t xml:space="preserve"> facilita la reutilización del código, evita la repetición innecesaria de instrucciones y permite estructurar los programas de manera más clara.</w:t>
       </w:r>
     </w:p>
     <w:p>
@@ -9290,7 +9780,23 @@
     </w:p>
     <w:p>
       <w:r>
-        <w:t>La Arquitectura Orientada a Servicios (SOA, por sus siglas en inglés Service-Oriented Architecture) organiza las funcionalidades de negocio en servicios autónomos, reutilizables y modulares. Cada servicio representa una capacidad específica del sistema, como consultar información, procesar datos o ejecutar una operación determinada, y puede ser utilizado por diferentes aplicaciones o plataformas.</w:t>
+        <w:t xml:space="preserve">La Arquitectura Orientada a Servicios (SOA, por sus siglas en inglés </w:t>
+      </w:r>
+      <w:proofErr w:type="spellStart"/>
+      <w:r>
+        <w:t>Service-Oriented</w:t>
+      </w:r>
+      <w:proofErr w:type="spellEnd"/>
+      <w:r>
+        <w:t xml:space="preserve"> </w:t>
+      </w:r>
+      <w:proofErr w:type="spellStart"/>
+      <w:r>
+        <w:t>Architecture</w:t>
+      </w:r>
+      <w:proofErr w:type="spellEnd"/>
+      <w:r>
+        <w:t>) organiza las funcionalidades de negocio en servicios autónomos, reutilizables y modulares. Cada servicio representa una capacidad específica del sistema, como consultar información, procesar datos o ejecutar una operación determinada, y puede ser utilizado por diferentes aplicaciones o plataformas.</w:t>
       </w:r>
     </w:p>
     <w:p>
@@ -9459,7 +9965,23 @@
     </w:p>
     <w:p>
       <w:r>
-        <w:t>SOAP (Simple Object Access Protocol) es un protocolo utilizado para el intercambio de información entre aplicaciones a través de la red. Su objetivo es permitir que diferentes sistemas informáticos se comuniquen entre sí, incluso si están desarrollados en lenguajes de programación o plataformas tecnológicas distintas. Este protocolo es ampliamente utilizado en entornos empresariales donde se requiere una comunicación estructurada, segura y confiable entre servicios.</w:t>
+        <w:t xml:space="preserve">SOAP (Simple </w:t>
+      </w:r>
+      <w:proofErr w:type="spellStart"/>
+      <w:r>
+        <w:t>Object</w:t>
+      </w:r>
+      <w:proofErr w:type="spellEnd"/>
+      <w:r>
+        <w:t xml:space="preserve"> Access </w:t>
+      </w:r>
+      <w:proofErr w:type="spellStart"/>
+      <w:r>
+        <w:t>Protocol</w:t>
+      </w:r>
+      <w:proofErr w:type="spellEnd"/>
+      <w:r>
+        <w:t>) es un protocolo utilizado para el intercambio de información entre aplicaciones a través de la red. Su objetivo es permitir que diferentes sistemas informáticos se comuniquen entre sí, incluso si están desarrollados en lenguajes de programación o plataformas tecnológicas distintas. Este protocolo es ampliamente utilizado en entornos empresariales donde se requiere una comunicación estructurada, segura y confiable entre servicios.</w:t>
       </w:r>
     </w:p>
     <w:p>
@@ -9473,7 +9995,23 @@
         <w:t>web</w:t>
       </w:r>
       <w:r>
-        <w:t xml:space="preserve"> basados en SOAP utilizan XML (Extensible Markup Language) como formato estándar para estructurar los mensajes que se envían entre aplicaciones. Estos mensajes suelen transmitirse mediante protocolos de red como HTTP, lo que permite que los servicios se integren fácilmente con la infraestructura de Internet.</w:t>
+        <w:t xml:space="preserve"> basados en SOAP utilizan XML (Extensible </w:t>
+      </w:r>
+      <w:proofErr w:type="spellStart"/>
+      <w:r>
+        <w:t>Markup</w:t>
+      </w:r>
+      <w:proofErr w:type="spellEnd"/>
+      <w:r>
+        <w:t xml:space="preserve"> </w:t>
+      </w:r>
+      <w:proofErr w:type="spellStart"/>
+      <w:r>
+        <w:t>Language</w:t>
+      </w:r>
+      <w:proofErr w:type="spellEnd"/>
+      <w:r>
+        <w:t>) como formato estándar para estructurar los mensajes que se envían entre aplicaciones. Estos mensajes suelen transmitirse mediante protocolos de red como HTTP, lo que permite que los servicios se integren fácilmente con la infraestructura de Internet.</w:t>
       </w:r>
     </w:p>
     <w:p>
@@ -9603,7 +10141,31 @@
         <w:t>Web</w:t>
       </w:r>
       <w:r>
-        <w:t xml:space="preserve"> Services Description Language). Este lenguaje permite definir la estructura del servicio, las operaciones disponibles, los parámetros requeridos y la forma en que las aplicaciones pueden interactuar con él.</w:t>
+        <w:t xml:space="preserve"> </w:t>
+      </w:r>
+      <w:proofErr w:type="spellStart"/>
+      <w:r>
+        <w:t>Services</w:t>
+      </w:r>
+      <w:proofErr w:type="spellEnd"/>
+      <w:r>
+        <w:t xml:space="preserve"> </w:t>
+      </w:r>
+      <w:proofErr w:type="spellStart"/>
+      <w:r>
+        <w:t>Description</w:t>
+      </w:r>
+      <w:proofErr w:type="spellEnd"/>
+      <w:r>
+        <w:t xml:space="preserve"> </w:t>
+      </w:r>
+      <w:proofErr w:type="spellStart"/>
+      <w:r>
+        <w:t>Language</w:t>
+      </w:r>
+      <w:proofErr w:type="spellEnd"/>
+      <w:r>
+        <w:t>). Este lenguaje permite definir la estructura del servicio, las operaciones disponibles, los parámetros requeridos y la forma en que las aplicaciones pueden interactuar con él.</w:t>
       </w:r>
     </w:p>
     <w:p>
@@ -9705,7 +10267,23 @@
     </w:p>
     <w:p>
       <w:r>
-        <w:t xml:space="preserve">REST (Representational State Transfer o Transferencia de Estado Representacional) es un estilo arquitectónico utilizado para diseñar servicios </w:t>
+        <w:t>REST (</w:t>
+      </w:r>
+      <w:proofErr w:type="spellStart"/>
+      <w:r>
+        <w:t>Representational</w:t>
+      </w:r>
+      <w:proofErr w:type="spellEnd"/>
+      <w:r>
+        <w:t xml:space="preserve"> </w:t>
+      </w:r>
+      <w:proofErr w:type="spellStart"/>
+      <w:r>
+        <w:t>State</w:t>
+      </w:r>
+      <w:proofErr w:type="spellEnd"/>
+      <w:r>
+        <w:t xml:space="preserve"> Transfer o Transferencia de Estado Representacional) es un estilo arquitectónico utilizado para diseñar servicios </w:t>
       </w:r>
       <w:r>
         <w:rPr>
@@ -9728,7 +10306,19 @@
     </w:p>
     <w:p>
       <w:r>
-        <w:t xml:space="preserve">En los servicios REST, cada recurso como un usuario, un producto o una orden se identifica mediante una URL, y las aplicaciones interactúan con estos recursos utilizando métodos estándar del protocolo HTTP, como GET, POST, PUT y DELETE. De esta manera, los servicios REST facilitan la creación de aplicaciones </w:t>
+        <w:t>En los servicios REST, cada recurso</w:t>
+      </w:r>
+      <w:r>
+        <w:t>,</w:t>
+      </w:r>
+      <w:r>
+        <w:t xml:space="preserve"> como un usuario, un producto o una orden</w:t>
+      </w:r>
+      <w:r>
+        <w:t>,</w:t>
+      </w:r>
+      <w:r>
+        <w:t xml:space="preserve"> se identifica mediante una URL, y las aplicaciones interactúan con estos recursos utilizando métodos estándar del protocolo HTTP, como GET, POST, PUT y DELETE. De esta manera, los servicios REST facilitan la creación de aplicaciones </w:t>
       </w:r>
       <w:r>
         <w:rPr>
@@ -9849,7 +10439,15 @@
     </w:p>
     <w:p>
       <w:r>
-        <w:t>Gracias a su simplicidad y flexibilidad, los servicios REST son ampliamente utilizados en el desarrollo de APIs (Interfaces de Programación de Aplicaciones) que permiten que diferentes sistemas compartan información y funcionalidades. Este enfoque es especialmente común en aplicaciones modernas, plataformas de servicios digitales, microservicios y entornos de computación en la nube.</w:t>
+        <w:t xml:space="preserve">Gracias a su simplicidad y flexibilidad, los servicios REST son ampliamente utilizados en el desarrollo de </w:t>
+      </w:r>
+      <w:proofErr w:type="spellStart"/>
+      <w:r>
+        <w:t>APIs</w:t>
+      </w:r>
+      <w:proofErr w:type="spellEnd"/>
+      <w:r>
+        <w:t xml:space="preserve"> (Interfaces de Programación de Aplicaciones) que permiten que diferentes sistemas compartan información y funcionalidades. Este enfoque es especialmente común en aplicaciones modernas, plataformas de servicios digitales, microservicios y entornos de computación en la nube.</w:t>
       </w:r>
     </w:p>
     <w:p>
@@ -9880,12 +10478,26 @@
     </w:p>
     <w:p>
       <w:r>
-        <w:t>En las arquitecturas orientadas a servicios, las aplicaciones se diseñan como un conjunto de componentes independientes que se comunican entre sí mediante servicios o APIs. Este enfoque permite que cada servicio cumpla una función específica dentro del sistema, facilitando el desarrollo, la escalabilidad y el mantenimiento de las aplicaciones.</w:t>
-      </w:r>
-    </w:p>
-    <w:p>
-      <w:r>
-        <w:t>En este tipo de arquitectura, es común que cada servicio gestione sus propios datos o recursos de almacenamiento. De esta manera, se reduce la dependencia entre componentes y se permite que cada parte del sistema evolucione de forma independiente. Además, en muchos entornos actuales estas soluciones se implementan sobre infraestructuras en la nube, lo que proporciona mayor disponibilidad, flexibilidad y capacidad de crecimiento según las necesidades del sistema.</w:t>
+        <w:t xml:space="preserve">En las arquitecturas orientadas a servicios, las aplicaciones se diseñan como un conjunto de componentes independientes que se comunican entre sí mediante servicios o </w:t>
+      </w:r>
+      <w:proofErr w:type="spellStart"/>
+      <w:r>
+        <w:t>APIs</w:t>
+      </w:r>
+      <w:proofErr w:type="spellEnd"/>
+      <w:r>
+        <w:t>. Este enfoque permite que cada servicio cumpla una función específica dentro del sistema, facilitando el desarrollo, la escalabilidad y el mantenimiento de las aplicaciones.</w:t>
+      </w:r>
+    </w:p>
+    <w:p>
+      <w:r>
+        <w:t>En este tipo de arquitectura, es común que cada servicio gestione sus propios datos o recursos de almacenamiento. De esta manera, se reduce la dependencia entre componentes y se permite que cada parte del sistema evolucione de forma independiente. Además, en muchos entornos actuales</w:t>
+      </w:r>
+      <w:r>
+        <w:t>,</w:t>
+      </w:r>
+      <w:r>
+        <w:t xml:space="preserve"> estas soluciones se implementan sobre infraestructuras en la nube, lo que proporciona mayor disponibilidad, flexibilidad y capacidad de crecimiento según las necesidades del sistema.</w:t>
       </w:r>
     </w:p>
     <w:p>
@@ -9908,7 +10520,21 @@
         <w:rPr>
           <w:b/>
         </w:rPr>
-        <w:t>Bases de datos como servicio (DBaaS)</w:t>
+        <w:t>Bases de datos como servicio (</w:t>
+      </w:r>
+      <w:proofErr w:type="spellStart"/>
+      <w:r>
+        <w:rPr>
+          <w:b/>
+        </w:rPr>
+        <w:t>DBaaS</w:t>
+      </w:r>
+      <w:proofErr w:type="spellEnd"/>
+      <w:r>
+        <w:rPr>
+          <w:b/>
+        </w:rPr>
+        <w:t>)</w:t>
       </w:r>
     </w:p>
     <w:p>
@@ -9931,11 +10557,26 @@
         <w:rPr>
           <w:b/>
         </w:rPr>
-        <w:t>Almacenamiento como servicio (STaaS)</w:t>
-      </w:r>
-    </w:p>
-    <w:p>
-      <w:r>
+        <w:t>Almacenamiento como servicio (</w:t>
+      </w:r>
+      <w:proofErr w:type="spellStart"/>
+      <w:r>
+        <w:rPr>
+          <w:b/>
+        </w:rPr>
+        <w:t>STaaS</w:t>
+      </w:r>
+      <w:proofErr w:type="spellEnd"/>
+      <w:r>
+        <w:rPr>
+          <w:b/>
+        </w:rPr>
+        <w:t>)</w:t>
+      </w:r>
+    </w:p>
+    <w:p>
+      <w:r>
+        <w:lastRenderedPageBreak/>
         <w:t>Se utiliza para guardar grandes volúmenes de información no estructurada, como archivos, imágenes, videos o copias de seguridad. Este tipo de almacenamiento ofrece alta disponibilidad y acceso desde diferentes aplicaciones o servicios.</w:t>
       </w:r>
     </w:p>
@@ -9954,7 +10595,6 @@
         <w:rPr>
           <w:b/>
         </w:rPr>
-        <w:lastRenderedPageBreak/>
         <w:t>Plataformas de análisis de datos</w:t>
       </w:r>
     </w:p>
@@ -10015,7 +10655,15 @@
         <w:t>web</w:t>
       </w:r>
       <w:r>
-        <w:t xml:space="preserve"> o APIs.</w:t>
+        <w:t xml:space="preserve"> o </w:t>
+      </w:r>
+      <w:proofErr w:type="spellStart"/>
+      <w:r>
+        <w:t>APIs</w:t>
+      </w:r>
+      <w:proofErr w:type="spellEnd"/>
+      <w:r>
+        <w:t>.</w:t>
       </w:r>
     </w:p>
     <w:p/>
@@ -10035,13 +10683,29 @@
       <w:bookmarkStart w:id="25" w:name="_Toc238201048"/>
       <w:r>
         <w:lastRenderedPageBreak/>
-        <w:t>Desarrollo de APIs y configuración del entorno</w:t>
+        <w:t xml:space="preserve">Desarrollo de </w:t>
+      </w:r>
+      <w:proofErr w:type="spellStart"/>
+      <w:r>
+        <w:t>APIs</w:t>
+      </w:r>
+      <w:proofErr w:type="spellEnd"/>
+      <w:r>
+        <w:t xml:space="preserve"> y configuración del entorno</w:t>
       </w:r>
       <w:bookmarkEnd w:id="25"/>
     </w:p>
     <w:p>
       <w:r>
-        <w:t xml:space="preserve">El desarrollo de APIs constituye uno de los ejes centrales en la construcción de soluciones basadas en la nube y en arquitecturas modernas de </w:t>
+        <w:t xml:space="preserve">El desarrollo de </w:t>
+      </w:r>
+      <w:proofErr w:type="spellStart"/>
+      <w:r>
+        <w:t>APIs</w:t>
+      </w:r>
+      <w:proofErr w:type="spellEnd"/>
+      <w:r>
+        <w:t xml:space="preserve"> constituye uno de los ejes centrales en la construcción de soluciones basadas en la nube y en arquitecturas modernas de </w:t>
       </w:r>
       <w:r>
         <w:rPr>
@@ -10069,7 +10733,15 @@
     </w:p>
     <w:p>
       <w:r>
-        <w:t>De esta manera, las APIs establecen cómo deben realizarse las solicitudes de información, qué parámetros se deben enviar y qué tipo de respuesta se puede recibir, garantizando una comunicación estructurada y segura entre los distintos componentes de una aplicación o entre sistemas desarrollados por diferentes organizaciones.</w:t>
+        <w:t xml:space="preserve">De esta manera, las </w:t>
+      </w:r>
+      <w:proofErr w:type="spellStart"/>
+      <w:r>
+        <w:t>APIs</w:t>
+      </w:r>
+      <w:proofErr w:type="spellEnd"/>
+      <w:r>
+        <w:t xml:space="preserve"> establecen cómo deben realizarse las solicitudes de información, qué parámetros se deben enviar y qué tipo de respuesta se puede recibir, garantizando una comunicación estructurada y segura entre los distintos componentes de una aplicación o entre sistemas desarrollados por diferentes organizaciones.</w:t>
       </w:r>
     </w:p>
     <w:p/>
@@ -10124,12 +10796,28 @@
     </w:p>
     <w:p>
       <w:r>
-        <w:t>En el contexto del desarrollo de APIs, el entorno de trabajo incluye herramientas para la escritura de código, ejecución del lenguaje de programación, gestión de bases de datos, control de versiones y pruebas de los servicios. Estas herramientas permiten a los desarrolladores crear, probar y documentar las interfaces de manera organizada y eficiente.</w:t>
-      </w:r>
-    </w:p>
-    <w:p>
-      <w:r>
-        <w:t>Entre los elementos más comunes que conforman un entorno de desarrollo para APIs se encuentran:</w:t>
+        <w:t xml:space="preserve">En el contexto del desarrollo de </w:t>
+      </w:r>
+      <w:proofErr w:type="spellStart"/>
+      <w:r>
+        <w:t>APIs</w:t>
+      </w:r>
+      <w:proofErr w:type="spellEnd"/>
+      <w:r>
+        <w:t>, el entorno de trabajo incluye herramientas para la escritura de código, ejecución del lenguaje de programación, gestión de bases de datos, control de versiones y pruebas de los servicios. Estas herramientas permiten a los desarrolladores crear, probar y documentar las interfaces de manera organizada y eficiente.</w:t>
+      </w:r>
+    </w:p>
+    <w:p>
+      <w:r>
+        <w:t xml:space="preserve">Entre los elementos más comunes que conforman un entorno de desarrollo para </w:t>
+      </w:r>
+      <w:proofErr w:type="spellStart"/>
+      <w:r>
+        <w:t>APIs</w:t>
+      </w:r>
+      <w:proofErr w:type="spellEnd"/>
+      <w:r>
+        <w:t xml:space="preserve"> se encuentran:</w:t>
       </w:r>
     </w:p>
     <w:p>
@@ -10152,7 +10840,15 @@
     </w:p>
     <w:p>
       <w:r>
-        <w:t>Son aplicaciones que facilitan la escritura, depuración y organización del código. Entre los más utilizados se encuentran Visual Studio Code, Visual Studio o IntelliJ IDEA.</w:t>
+        <w:t xml:space="preserve">Son aplicaciones que facilitan la escritura, depuración y organización del código. Entre los más utilizados se encuentran Visual Studio </w:t>
+      </w:r>
+      <w:proofErr w:type="spellStart"/>
+      <w:r>
+        <w:t>Code</w:t>
+      </w:r>
+      <w:proofErr w:type="spellEnd"/>
+      <w:r>
+        <w:t>, Visual Studio o IntelliJ IDEA.</w:t>
       </w:r>
     </w:p>
     <w:p>
@@ -10184,7 +10880,15 @@
         <w:t>frameworks</w:t>
       </w:r>
       <w:r>
-        <w:t xml:space="preserve"> como Flask o Django, o .NET para aplicaciones basadas en el ecosistema de Microsoft.</w:t>
+        <w:t xml:space="preserve"> como </w:t>
+      </w:r>
+      <w:proofErr w:type="spellStart"/>
+      <w:r>
+        <w:t>Flask</w:t>
+      </w:r>
+      <w:proofErr w:type="spellEnd"/>
+      <w:r>
+        <w:t xml:space="preserve"> o Django, o .NET para aplicaciones basadas en el ecosistema de Microsoft.</w:t>
       </w:r>
     </w:p>
     <w:p>
@@ -10207,7 +10911,15 @@
     </w:p>
     <w:p>
       <w:r>
-        <w:t>Muchas APIs interactúan con sistemas de almacenamiento de información. Por ello, se suelen configurar bases de datos como MySQL, PostgreSQL o MongoDB, junto con herramientas de administración que facilitan su manejo.</w:t>
+        <w:t xml:space="preserve">Muchas </w:t>
+      </w:r>
+      <w:proofErr w:type="spellStart"/>
+      <w:r>
+        <w:t>APIs</w:t>
+      </w:r>
+      <w:proofErr w:type="spellEnd"/>
+      <w:r>
+        <w:t xml:space="preserve"> interactúan con sistemas de almacenamiento de información. Por ello, se suelen configurar bases de datos como MySQL, PostgreSQL o MongoDB, junto con herramientas de administración que facilitan su manejo.</w:t>
       </w:r>
     </w:p>
     <w:p/>
@@ -10232,7 +10944,23 @@
     </w:p>
     <w:p>
       <w:r>
-        <w:t>Aplicaciones como Postman o Insomnia permiten enviar solicitudes HTTP y analizar las respuestas del servidor, lo que facilita la verificación del funcionamiento de los servicios desarrollados.</w:t>
+        <w:t xml:space="preserve">Aplicaciones como </w:t>
+      </w:r>
+      <w:proofErr w:type="spellStart"/>
+      <w:r>
+        <w:t>Postman</w:t>
+      </w:r>
+      <w:proofErr w:type="spellEnd"/>
+      <w:r>
+        <w:t xml:space="preserve"> o </w:t>
+      </w:r>
+      <w:proofErr w:type="spellStart"/>
+      <w:r>
+        <w:t>Insomnia</w:t>
+      </w:r>
+      <w:proofErr w:type="spellEnd"/>
+      <w:r>
+        <w:t xml:space="preserve"> permiten enviar solicitudes HTTP y analizar las respuestas del servidor, lo que facilita la verificación del funcionamiento de los servicios desarrollados.</w:t>
       </w:r>
     </w:p>
     <w:p>
@@ -10278,7 +11006,31 @@
     </w:p>
     <w:p>
       <w:r>
-        <w:t>Herramientas como Swagger u OpenAPI permiten describir la estructura de la API, los endpoints disponibles, los parámetros requeridos y los tipos de respuesta, facilitando su comprensión y uso por parte de otros desarrolladores.</w:t>
+        <w:t xml:space="preserve">Herramientas como </w:t>
+      </w:r>
+      <w:proofErr w:type="spellStart"/>
+      <w:r>
+        <w:t>Swagger</w:t>
+      </w:r>
+      <w:proofErr w:type="spellEnd"/>
+      <w:r>
+        <w:t xml:space="preserve"> u </w:t>
+      </w:r>
+      <w:proofErr w:type="spellStart"/>
+      <w:r>
+        <w:t>OpenAPI</w:t>
+      </w:r>
+      <w:proofErr w:type="spellEnd"/>
+      <w:r>
+        <w:t xml:space="preserve"> permiten describir la estructura de la API, los </w:t>
+      </w:r>
+      <w:proofErr w:type="spellStart"/>
+      <w:r>
+        <w:t>endpoints</w:t>
+      </w:r>
+      <w:proofErr w:type="spellEnd"/>
+      <w:r>
+        <w:t xml:space="preserve"> disponibles, los parámetros requeridos y los tipos de respuesta, facilitando su comprensión y uso por parte de otros desarrolladores.</w:t>
       </w:r>
     </w:p>
     <w:p>
@@ -10317,7 +11069,31 @@
     </w:p>
     <w:p>
       <w:r>
-        <w:t xml:space="preserve">El entorno de desarrollo integrado o Integrated Development Environment (IDE) constituye una herramienta fundamental para la programación y el desarrollo de aplicaciones. Estos entornos reúnen en una misma plataforma diversas funcionalidades como el editor de código, herramientas de depuración, compiladores, gestores de </w:t>
+        <w:t xml:space="preserve">El entorno de desarrollo integrado o </w:t>
+      </w:r>
+      <w:proofErr w:type="spellStart"/>
+      <w:r>
+        <w:t>Integrated</w:t>
+      </w:r>
+      <w:proofErr w:type="spellEnd"/>
+      <w:r>
+        <w:t xml:space="preserve"> </w:t>
+      </w:r>
+      <w:proofErr w:type="spellStart"/>
+      <w:r>
+        <w:t>Development</w:t>
+      </w:r>
+      <w:proofErr w:type="spellEnd"/>
+      <w:r>
+        <w:t xml:space="preserve"> </w:t>
+      </w:r>
+      <w:proofErr w:type="spellStart"/>
+      <w:r>
+        <w:t>Environment</w:t>
+      </w:r>
+      <w:proofErr w:type="spellEnd"/>
+      <w:r>
+        <w:t xml:space="preserve"> (IDE) constituye una herramienta fundamental para la programación y el desarrollo de aplicaciones. Estos entornos reúnen en una misma plataforma diversas funcionalidades como el editor de código, herramientas de depuración, compiladores, gestores de </w:t>
       </w:r>
       <w:r>
         <w:lastRenderedPageBreak/>
@@ -10326,7 +11102,15 @@
     </w:p>
     <w:p>
       <w:r>
-        <w:t xml:space="preserve">Para trabajar de manera eficiente con IDE modernos utilizados en el desarrollo de aplicaciones y APIs, es necesario contar con ciertos requerimientos de </w:t>
+        <w:t xml:space="preserve">Para trabajar de manera eficiente con IDE modernos utilizados en el desarrollo de aplicaciones y </w:t>
+      </w:r>
+      <w:proofErr w:type="spellStart"/>
+      <w:r>
+        <w:t>APIs</w:t>
+      </w:r>
+      <w:proofErr w:type="spellEnd"/>
+      <w:r>
+        <w:t xml:space="preserve">, es necesario contar con ciertos requerimientos de </w:t>
       </w:r>
       <w:r>
         <w:rPr>
@@ -10460,7 +11244,15 @@
     </w:p>
     <w:p>
       <w:r>
-        <w:t>Una resolución de al menos 1920 × 1080 píxeles, facilita la visualización simultánea de múltiples ventanas de código, consolas y herramientas de depuración.</w:t>
+        <w:t xml:space="preserve">Una resolución de al menos 1920 × </w:t>
+      </w:r>
+      <w:proofErr w:type="gramStart"/>
+      <w:r>
+        <w:t>1080 píxeles facilita</w:t>
+      </w:r>
+      <w:proofErr w:type="gramEnd"/>
+      <w:r>
+        <w:t xml:space="preserve"> la visualización simultánea de múltiples ventanas de código, consolas y herramientas de depuración.</w:t>
       </w:r>
     </w:p>
     <w:p>
@@ -10482,6 +11274,12 @@
           <w:rStyle w:val="Extranjerismo"/>
         </w:rPr>
         <w:t>hardware</w:t>
+      </w:r>
+      <w:r>
+        <w:rPr>
+          <w:rStyle w:val="Extranjerismo"/>
+        </w:rPr>
+        <w:t>,</w:t>
       </w:r>
       <w:r>
         <w:t xml:space="preserve"> </w:t>
@@ -10534,7 +11332,15 @@
     </w:p>
     <w:p>
       <w:r>
-        <w:t>Dependiendo del lenguaje utilizado, pueden requerirse componentes adicionales como el Java Development Kit (JDK), Node.js, Python o entornos de ejecución específicos del lenguaje.</w:t>
+        <w:t xml:space="preserve">Dependiendo del lenguaje utilizado, pueden requerirse componentes adicionales como el Java </w:t>
+      </w:r>
+      <w:proofErr w:type="spellStart"/>
+      <w:r>
+        <w:t>Development</w:t>
+      </w:r>
+      <w:proofErr w:type="spellEnd"/>
+      <w:r>
+        <w:t xml:space="preserve"> Kit (JDK), Node.js, Python o entornos de ejecución específicos del lenguaje.</w:t>
       </w:r>
     </w:p>
     <w:p>
@@ -10557,7 +11363,31 @@
     </w:p>
     <w:p>
       <w:r>
-        <w:t>Herramientas como npm, Maven, Gradle o pip permiten instalar librerías y paquetes necesarios para el desarrollo de aplicaciones.</w:t>
+        <w:t xml:space="preserve">Herramientas como </w:t>
+      </w:r>
+      <w:proofErr w:type="spellStart"/>
+      <w:r>
+        <w:t>npm</w:t>
+      </w:r>
+      <w:proofErr w:type="spellEnd"/>
+      <w:r>
+        <w:t xml:space="preserve">, Maven, </w:t>
+      </w:r>
+      <w:proofErr w:type="spellStart"/>
+      <w:r>
+        <w:t>Gradle</w:t>
+      </w:r>
+      <w:proofErr w:type="spellEnd"/>
+      <w:r>
+        <w:t xml:space="preserve"> o </w:t>
+      </w:r>
+      <w:proofErr w:type="spellStart"/>
+      <w:r>
+        <w:t>pip</w:t>
+      </w:r>
+      <w:proofErr w:type="spellEnd"/>
+      <w:r>
+        <w:t xml:space="preserve"> permiten instalar librerías y paquetes necesarios para el desarrollo de aplicaciones.</w:t>
       </w:r>
     </w:p>
     <w:p>
@@ -10836,7 +11666,15 @@
     <w:p/>
     <w:p>
       <w:r>
-        <w:t xml:space="preserve">En conjunto, estos requerimientos permiten disponer de un entorno de desarrollo estable y eficiente para la construcción de aplicaciones y APIs. Contar con un equipo y un entorno de </w:t>
+        <w:t xml:space="preserve">En conjunto, estos requerimientos permiten disponer de un entorno de desarrollo estable y eficiente para la construcción de aplicaciones y </w:t>
+      </w:r>
+      <w:proofErr w:type="spellStart"/>
+      <w:r>
+        <w:t>APIs</w:t>
+      </w:r>
+      <w:proofErr w:type="spellEnd"/>
+      <w:r>
+        <w:t xml:space="preserve">. Contar con un equipo y un entorno de </w:t>
       </w:r>
       <w:r>
         <w:rPr>
@@ -10864,13 +11702,26 @@
       </w:pPr>
       <w:bookmarkStart w:id="32" w:name="_Toc238201052"/>
       <w:r>
-        <w:t>Codificación de módulos y desarrollo de APIs</w:t>
+        <w:t xml:space="preserve">Codificación de módulos y desarrollo de </w:t>
+      </w:r>
+      <w:proofErr w:type="spellStart"/>
+      <w:r>
+        <w:t>APIs</w:t>
       </w:r>
       <w:bookmarkEnd w:id="32"/>
-    </w:p>
-    <w:p>
-      <w:r>
-        <w:t xml:space="preserve">En el desarrollo de aplicaciones modernas, la codificación de módulos permite organizar el sistema en componentes independientes que cumplen funciones específicas. Esta modularidad facilita el mantenimiento del </w:t>
+      <w:proofErr w:type="spellEnd"/>
+    </w:p>
+    <w:p>
+      <w:r>
+        <w:t xml:space="preserve">En el desarrollo de aplicaciones modernas, la codificación de módulos permite organizar el sistema en componentes independientes que cumplen funciones específicas. </w:t>
+      </w:r>
+      <w:proofErr w:type="gramStart"/>
+      <w:r>
+        <w:t>Esta modularidad</w:t>
+      </w:r>
+      <w:proofErr w:type="gramEnd"/>
+      <w:r>
+        <w:t xml:space="preserve"> facilita el mantenimiento del </w:t>
       </w:r>
       <w:r>
         <w:rPr>
@@ -10884,7 +11735,31 @@
     </w:p>
     <w:p>
       <w:r>
-        <w:t xml:space="preserve">En el contexto de las arquitecturas basadas en servicios, estos módulos suelen implementarse mediante APIs (Application Programming Interface). Una API es un </w:t>
+        <w:t xml:space="preserve">En el contexto de las arquitecturas basadas en servicios, estos módulos suelen implementarse mediante </w:t>
+      </w:r>
+      <w:proofErr w:type="spellStart"/>
+      <w:r>
+        <w:t>APIs</w:t>
+      </w:r>
+      <w:proofErr w:type="spellEnd"/>
+      <w:r>
+        <w:t xml:space="preserve"> (</w:t>
+      </w:r>
+      <w:proofErr w:type="spellStart"/>
+      <w:r>
+        <w:t>Application</w:t>
+      </w:r>
+      <w:proofErr w:type="spellEnd"/>
+      <w:r>
+        <w:t xml:space="preserve"> </w:t>
+      </w:r>
+      <w:proofErr w:type="spellStart"/>
+      <w:r>
+        <w:t>Programming</w:t>
+      </w:r>
+      <w:proofErr w:type="spellEnd"/>
+      <w:r>
+        <w:t xml:space="preserve"> Interface). Una API es un </w:t>
       </w:r>
       <w:r>
         <w:lastRenderedPageBreak/>
@@ -10893,7 +11768,39 @@
     </w:p>
     <w:p>
       <w:r>
-        <w:t xml:space="preserve">Existen diferentes estilos de diseño de APIs, siendo uno de los más utilizados el modelo REST (Representational State Transfer). Las APIs REST permiten que las aplicaciones intercambien información a través del protocolo HTTP, utilizando direcciones </w:t>
+        <w:t xml:space="preserve">Existen diferentes estilos de diseño de </w:t>
+      </w:r>
+      <w:proofErr w:type="spellStart"/>
+      <w:r>
+        <w:t>APIs</w:t>
+      </w:r>
+      <w:proofErr w:type="spellEnd"/>
+      <w:r>
+        <w:t>, siendo uno de los más utilizados el modelo REST (</w:t>
+      </w:r>
+      <w:proofErr w:type="spellStart"/>
+      <w:r>
+        <w:t>Representational</w:t>
+      </w:r>
+      <w:proofErr w:type="spellEnd"/>
+      <w:r>
+        <w:t xml:space="preserve"> </w:t>
+      </w:r>
+      <w:proofErr w:type="spellStart"/>
+      <w:r>
+        <w:t>State</w:t>
+      </w:r>
+      <w:proofErr w:type="spellEnd"/>
+      <w:r>
+        <w:t xml:space="preserve"> Transfer). Las </w:t>
+      </w:r>
+      <w:proofErr w:type="spellStart"/>
+      <w:r>
+        <w:t>APIs</w:t>
+      </w:r>
+      <w:proofErr w:type="spellEnd"/>
+      <w:r>
+        <w:t xml:space="preserve"> REST permiten que las aplicaciones intercambien información a través del protocolo HTTP, utilizando direcciones </w:t>
       </w:r>
       <w:r>
         <w:rPr>
@@ -11065,13 +11972,29 @@
       </w:pPr>
       <w:bookmarkStart w:id="33" w:name="_Toc238201053"/>
       <w:r>
-        <w:t>Solicitudes, respuestas y autenticación en APIs REST</w:t>
+        <w:t xml:space="preserve">Solicitudes, respuestas y autenticación en </w:t>
+      </w:r>
+      <w:proofErr w:type="spellStart"/>
+      <w:r>
+        <w:t>APIs</w:t>
+      </w:r>
+      <w:proofErr w:type="spellEnd"/>
+      <w:r>
+        <w:t xml:space="preserve"> REST</w:t>
       </w:r>
       <w:bookmarkEnd w:id="33"/>
     </w:p>
     <w:p>
       <w:r>
-        <w:t xml:space="preserve">En las APIs REST, la comunicación entre aplicaciones se realiza mediante solicitudes enviadas por un cliente y respuestas generadas por un servidor. Este modelo </w:t>
+        <w:t xml:space="preserve">En las </w:t>
+      </w:r>
+      <w:proofErr w:type="spellStart"/>
+      <w:r>
+        <w:t>APIs</w:t>
+      </w:r>
+      <w:proofErr w:type="spellEnd"/>
+      <w:r>
+        <w:t xml:space="preserve"> REST, la comunicación entre aplicaciones se realiza mediante solicitudes enviadas por un cliente y respuestas generadas por un servidor. Este modelo </w:t>
       </w:r>
       <w:r>
         <w:lastRenderedPageBreak/>
@@ -11152,7 +12075,15 @@
         <w:pStyle w:val="Tabla"/>
       </w:pPr>
       <w:r>
-        <w:t>Métodos HTTP comunes en APIs REST</w:t>
+        <w:t xml:space="preserve">Métodos HTTP comunes en </w:t>
+      </w:r>
+      <w:proofErr w:type="spellStart"/>
+      <w:r>
+        <w:t>APIs</w:t>
+      </w:r>
+      <w:proofErr w:type="spellEnd"/>
+      <w:r>
+        <w:t xml:space="preserve"> REST</w:t>
       </w:r>
     </w:p>
     <w:tbl>
@@ -11613,12 +12544,28 @@
       </w:pPr>
       <w:r>
         <w:lastRenderedPageBreak/>
-        <w:t>Métodos de autenticación en APIs REST</w:t>
-      </w:r>
-    </w:p>
-    <w:p>
-      <w:r>
-        <w:t>Para proteger la información y garantizar que solo los usuarios autorizados puedan acceder a los recursos, las APIs REST utilizan diferentes mecanismos de autenticación.</w:t>
+        <w:t xml:space="preserve">Métodos de autenticación en </w:t>
+      </w:r>
+      <w:proofErr w:type="spellStart"/>
+      <w:r>
+        <w:t>APIs</w:t>
+      </w:r>
+      <w:proofErr w:type="spellEnd"/>
+      <w:r>
+        <w:t xml:space="preserve"> REST</w:t>
+      </w:r>
+    </w:p>
+    <w:p>
+      <w:r>
+        <w:t xml:space="preserve">Para proteger la información y garantizar que solo los usuarios autorizados puedan acceder a los recursos, las </w:t>
+      </w:r>
+      <w:proofErr w:type="spellStart"/>
+      <w:r>
+        <w:t>APIs</w:t>
+      </w:r>
+      <w:proofErr w:type="spellEnd"/>
+      <w:r>
+        <w:t xml:space="preserve"> REST utilizan diferentes mecanismos de autenticación.</w:t>
       </w:r>
     </w:p>
     <w:p>
@@ -11711,8 +12658,13 @@
             <w:pPr>
               <w:pStyle w:val="TextoTablas"/>
             </w:pPr>
-            <w:r>
-              <w:t>Bearer Token</w:t>
+            <w:proofErr w:type="spellStart"/>
+            <w:r>
+              <w:t>Bearer</w:t>
+            </w:r>
+            <w:proofErr w:type="spellEnd"/>
+            <w:r>
+              <w:t xml:space="preserve"> Token</w:t>
             </w:r>
           </w:p>
         </w:tc>
@@ -11825,7 +12777,15 @@
         <w:t>cloud</w:t>
       </w:r>
       <w:r>
-        <w:t>, es recomendable complementar la codificación de APIs con prácticas como documentación técnica, pruebas automatizadas, control de versiones y monitoreo del servicio. Estas estrategias contribuyen a mejorar la mantenibilidad, la seguridad y la escalabilidad de las aplicaciones basadas en servicios.</w:t>
+        <w:t xml:space="preserve">, es recomendable complementar la codificación de </w:t>
+      </w:r>
+      <w:proofErr w:type="spellStart"/>
+      <w:r>
+        <w:t>APIs</w:t>
+      </w:r>
+      <w:proofErr w:type="spellEnd"/>
+      <w:r>
+        <w:t xml:space="preserve"> con prácticas como documentación técnica, pruebas automatizadas, control de versiones y monitoreo del servicio. Estas estrategias contribuyen a mejorar la mantenibilidad, la seguridad y la escalabilidad de las aplicaciones basadas en servicios.</w:t>
       </w:r>
     </w:p>
     <w:p/>
@@ -11875,7 +12835,16 @@
     </w:p>
     <w:p>
       <w:r>
-        <w:t>Las migraciones de bases de datos consisten en un conjunto de instrucciones o scripts que permiten crear, modificar o eliminar estructuras de datos de forma controlada. Estas migraciones suelen almacenarse como archivos versionados que pueden aplicarse o revertirse cuando sea necesario, lo que facilita el mantenimiento y la evolución del sistema.</w:t>
+        <w:t xml:space="preserve">Las migraciones de bases de datos consisten en un conjunto de instrucciones o </w:t>
+      </w:r>
+      <w:r>
+        <w:rPr>
+          <w:rStyle w:val="Extranjerismo"/>
+        </w:rPr>
+        <w:t>scripts</w:t>
+      </w:r>
+      <w:r>
+        <w:t xml:space="preserve"> que permiten crear, modificar o eliminar estructuras de datos de forma controlada. Estas migraciones suelen almacenarse como archivos versionados que pueden aplicarse o revertirse cuando sea necesario, lo que facilita el mantenimiento y la evolución del sistema.</w:t>
       </w:r>
     </w:p>
     <w:p>
@@ -11976,12 +12945,28 @@
         <w:rPr>
           <w:b/>
         </w:rPr>
-        <w:t>Sincronización mediante APIs</w:t>
-      </w:r>
-    </w:p>
-    <w:p>
-      <w:r>
-        <w:t>En arquitecturas basadas en servicios, las APIs permiten intercambiar información entre diferentes aplicaciones o plataformas externas, garantizando que los datos se mantengan actualizados en todos los sistemas conectados.</w:t>
+        <w:t xml:space="preserve">Sincronización mediante </w:t>
+      </w:r>
+      <w:proofErr w:type="spellStart"/>
+      <w:r>
+        <w:rPr>
+          <w:b/>
+        </w:rPr>
+        <w:t>APIs</w:t>
+      </w:r>
+      <w:proofErr w:type="spellEnd"/>
+    </w:p>
+    <w:p>
+      <w:r>
+        <w:t xml:space="preserve">En arquitecturas basadas en servicios, las </w:t>
+      </w:r>
+      <w:proofErr w:type="spellStart"/>
+      <w:r>
+        <w:t>APIs</w:t>
+      </w:r>
+      <w:proofErr w:type="spellEnd"/>
+      <w:r>
+        <w:t xml:space="preserve"> permiten intercambiar información entre diferentes aplicaciones o plataformas externas, garantizando que los datos se mantengan actualizados en todos los sistemas conectados.</w:t>
       </w:r>
     </w:p>
     <w:p>
@@ -12134,8 +13119,13 @@
               <w:pStyle w:val="TextoTablas"/>
             </w:pPr>
             <w:r>
-              <w:t>Sincronización por APIs</w:t>
-            </w:r>
+              <w:t xml:space="preserve">Sincronización por </w:t>
+            </w:r>
+            <w:proofErr w:type="spellStart"/>
+            <w:r>
+              <w:t>APIs</w:t>
+            </w:r>
+            <w:proofErr w:type="spellEnd"/>
           </w:p>
         </w:tc>
         <w:tc>
@@ -12156,7 +13146,16 @@
     <w:p>
       <w:r>
         <w:lastRenderedPageBreak/>
-        <w:t>La correcta planificación de estos procesos permite evitar pérdida de información, garantizar la integridad de los datos y asegurar la continuidad operativa del sistema. Por esta razón, las migraciones suelen realizarse siguiendo buenas prácticas como la creación de copias de seguridad, la ejecución controlada de scripts y la validación posterior de los datos migrados.</w:t>
+        <w:t xml:space="preserve">La correcta planificación de estos procesos permite evitar pérdida de información, garantizar la integridad de los datos y asegurar la continuidad operativa del sistema. Por esta razón, las migraciones suelen realizarse siguiendo buenas prácticas como la creación de copias de seguridad, la ejecución controlada de </w:t>
+      </w:r>
+      <w:r>
+        <w:rPr>
+          <w:rStyle w:val="Extranjerismo"/>
+        </w:rPr>
+        <w:t>scripts</w:t>
+      </w:r>
+      <w:r>
+        <w:t xml:space="preserve"> y la validación posterior de los datos migrados.</w:t>
       </w:r>
     </w:p>
     <w:p/>
@@ -12166,13 +13165,61 @@
       </w:pPr>
       <w:bookmarkStart w:id="36" w:name="_Toc238201055"/>
       <w:r>
-        <w:t>ORM (Object Relational Mapping)</w:t>
+        <w:t>ORM (</w:t>
+      </w:r>
+      <w:proofErr w:type="spellStart"/>
+      <w:r>
+        <w:t>Object</w:t>
+      </w:r>
+      <w:proofErr w:type="spellEnd"/>
+      <w:r>
+        <w:t xml:space="preserve"> </w:t>
+      </w:r>
+      <w:proofErr w:type="spellStart"/>
+      <w:r>
+        <w:t>Relational</w:t>
+      </w:r>
+      <w:proofErr w:type="spellEnd"/>
+      <w:r>
+        <w:t xml:space="preserve"> </w:t>
+      </w:r>
+      <w:proofErr w:type="spellStart"/>
+      <w:r>
+        <w:t>Mapping</w:t>
+      </w:r>
+      <w:proofErr w:type="spellEnd"/>
+      <w:r>
+        <w:t>)</w:t>
       </w:r>
       <w:bookmarkEnd w:id="36"/>
     </w:p>
     <w:p>
       <w:r>
-        <w:t>El mapeo objeto-relacional, conocido como ORM (Object Relational Mapping), es una técnica de programación que permite conectar el modelo orientado a objetos de una aplicación con la estructura tabular de una base de datos relacional. Su propósito es facilitar la interacción con los datos utilizando objetos del lenguaje de programación en lugar de escribir consultas SQL de forma manual.</w:t>
+        <w:t>El mapeo objeto-relacional, conocido como ORM (</w:t>
+      </w:r>
+      <w:proofErr w:type="spellStart"/>
+      <w:r>
+        <w:t>Object</w:t>
+      </w:r>
+      <w:proofErr w:type="spellEnd"/>
+      <w:r>
+        <w:t xml:space="preserve"> </w:t>
+      </w:r>
+      <w:proofErr w:type="spellStart"/>
+      <w:r>
+        <w:t>Relational</w:t>
+      </w:r>
+      <w:proofErr w:type="spellEnd"/>
+      <w:r>
+        <w:t xml:space="preserve"> </w:t>
+      </w:r>
+      <w:proofErr w:type="spellStart"/>
+      <w:r>
+        <w:t>Mapping</w:t>
+      </w:r>
+      <w:proofErr w:type="spellEnd"/>
+      <w:r>
+        <w:t>), es una técnica de programación que permite conectar el modelo orientado a objetos de una aplicación con la estructura tabular de una base de datos relacional. Su propósito es facilitar la interacción con los datos utilizando objetos del lenguaje de programación en lugar de escribir consultas SQL de forma manual.</w:t>
       </w:r>
     </w:p>
     <w:p>
@@ -12294,7 +13341,15 @@
         <w:t>Python</w:t>
       </w:r>
       <w:r>
-        <w:t>: SQLAlchemy y Django ORM.</w:t>
+        <w:t xml:space="preserve">: </w:t>
+      </w:r>
+      <w:proofErr w:type="spellStart"/>
+      <w:r>
+        <w:t>SQLAlchemy</w:t>
+      </w:r>
+      <w:proofErr w:type="spellEnd"/>
+      <w:r>
+        <w:t xml:space="preserve"> y Django ORM.</w:t>
       </w:r>
     </w:p>
     <w:p>
@@ -12312,7 +13367,15 @@
         <w:t>Java</w:t>
       </w:r>
       <w:r>
-        <w:t>: Hibernate y JPA.</w:t>
+        <w:t xml:space="preserve">: </w:t>
+      </w:r>
+      <w:proofErr w:type="spellStart"/>
+      <w:r>
+        <w:t>Hibernate</w:t>
+      </w:r>
+      <w:proofErr w:type="spellEnd"/>
+      <w:r>
+        <w:t xml:space="preserve"> y JPA.</w:t>
       </w:r>
     </w:p>
     <w:p>
@@ -12330,7 +13393,23 @@
         <w:t>C# / .NET</w:t>
       </w:r>
       <w:r>
-        <w:t>: Entity Framework Core y Dapper.</w:t>
+        <w:t xml:space="preserve">: </w:t>
+      </w:r>
+      <w:proofErr w:type="spellStart"/>
+      <w:r>
+        <w:t>Entity</w:t>
+      </w:r>
+      <w:proofErr w:type="spellEnd"/>
+      <w:r>
+        <w:t xml:space="preserve"> Framework Core y </w:t>
+      </w:r>
+      <w:proofErr w:type="spellStart"/>
+      <w:r>
+        <w:t>Dapper</w:t>
+      </w:r>
+      <w:proofErr w:type="spellEnd"/>
+      <w:r>
+        <w:t>.</w:t>
       </w:r>
     </w:p>
     <w:p>
@@ -12348,7 +13427,23 @@
         <w:t>JavaScript (Node.js)</w:t>
       </w:r>
       <w:r>
-        <w:t>: Sequelize, Prisma y TypeORM.</w:t>
+        <w:t xml:space="preserve">: </w:t>
+      </w:r>
+      <w:proofErr w:type="spellStart"/>
+      <w:r>
+        <w:t>Sequelize</w:t>
+      </w:r>
+      <w:proofErr w:type="spellEnd"/>
+      <w:r>
+        <w:t xml:space="preserve">, Prisma y </w:t>
+      </w:r>
+      <w:proofErr w:type="spellStart"/>
+      <w:r>
+        <w:t>TypeORM</w:t>
+      </w:r>
+      <w:proofErr w:type="spellEnd"/>
+      <w:r>
+        <w:t>.</w:t>
       </w:r>
     </w:p>
     <w:p>
@@ -12366,7 +13461,15 @@
         <w:t>PHP</w:t>
       </w:r>
       <w:r>
-        <w:t>: Eloquent (Laravel) y Doctrine.</w:t>
+        <w:t xml:space="preserve">: </w:t>
+      </w:r>
+      <w:proofErr w:type="spellStart"/>
+      <w:r>
+        <w:t>Eloquent</w:t>
+      </w:r>
+      <w:proofErr w:type="spellEnd"/>
+      <w:r>
+        <w:t xml:space="preserve"> (Laravel) y Doctrine.</w:t>
       </w:r>
     </w:p>
     <w:p>
@@ -12556,7 +13659,15 @@
         <w:t>software</w:t>
       </w:r>
       <w:r>
-        <w:t>, especialmente en aplicaciones con arquitecturas por capas, APIs y sistemas que manejan grandes volúmenes de datos. Sin embargo, es importante que los desarrolladores comprendan el funcionamiento de la base de datos subyacente, ya que una mala configuración del ORM puede generar consultas ineficientes o problemas de rendimiento.</w:t>
+        <w:t xml:space="preserve">, especialmente en aplicaciones con arquitecturas por capas, </w:t>
+      </w:r>
+      <w:proofErr w:type="spellStart"/>
+      <w:r>
+        <w:t>APIs</w:t>
+      </w:r>
+      <w:proofErr w:type="spellEnd"/>
+      <w:r>
+        <w:t xml:space="preserve"> y sistemas que manejan grandes volúmenes de datos. Sin embargo, es importante que los desarrolladores comprendan el funcionamiento de la base de datos subyacente, ya que una mala configuración del ORM puede generar consultas ineficientes o problemas de rendimiento.</w:t>
       </w:r>
     </w:p>
     <w:p>
@@ -12575,9 +13686,14 @@
       <w:bookmarkStart w:id="37" w:name="_Toc238201056"/>
       <w:r>
         <w:lastRenderedPageBreak/>
-        <w:t>Pruebas en el desarrollo de APIs</w:t>
+        <w:t xml:space="preserve">Pruebas en el desarrollo de </w:t>
+      </w:r>
+      <w:proofErr w:type="spellStart"/>
+      <w:r>
+        <w:t>APIs</w:t>
       </w:r>
       <w:bookmarkEnd w:id="37"/>
+      <w:proofErr w:type="spellEnd"/>
     </w:p>
     <w:p>
       <w:r>
@@ -12596,7 +13712,15 @@
         <w:t xml:space="preserve"> </w:t>
       </w:r>
       <w:r>
-        <w:t>constituyen una etapa fundamental dentro del proceso de desarrollo de aplicaciones y servicios digitales. En el caso de las APIs, las pruebas permiten verificar que los servicios expuestos funcionen correctamente, respondan de forma consistente a las solicitudes de los clientes y manejen adecuadamente situaciones de error.</w:t>
+        <w:t xml:space="preserve">constituyen una etapa fundamental dentro del proceso de desarrollo de aplicaciones y servicios digitales. En el caso de las </w:t>
+      </w:r>
+      <w:proofErr w:type="spellStart"/>
+      <w:r>
+        <w:t>APIs</w:t>
+      </w:r>
+      <w:proofErr w:type="spellEnd"/>
+      <w:r>
+        <w:t>, las pruebas permiten verificar que los servicios expuestos funcionen correctamente, respondan de forma consistente a las solicitudes de los clientes y manejen adecuadamente situaciones de error.</w:t>
       </w:r>
     </w:p>
     <w:p>
@@ -12615,7 +13739,15 @@
     </w:p>
     <w:p>
       <w:r>
-        <w:t>En el desarrollo de APIs, las pruebas se enfocan en validar distintos aspectos del servicio, como el correcto procesamiento de solicitudes, la precisión de las respuestas generadas por el servidor, el cumplimiento de los contratos definidos en la documentación de la API y la seguridad en el acceso a los recursos.</w:t>
+        <w:t xml:space="preserve">En el desarrollo de </w:t>
+      </w:r>
+      <w:proofErr w:type="spellStart"/>
+      <w:r>
+        <w:t>APIs</w:t>
+      </w:r>
+      <w:proofErr w:type="spellEnd"/>
+      <w:r>
+        <w:t>, las pruebas se enfocan en validar distintos aspectos del servicio, como el correcto procesamiento de solicitudes, la precisión de las respuestas generadas por el servidor, el cumplimiento de los contratos definidos en la documentación de la API y la seguridad en el acceso a los recursos.</w:t>
       </w:r>
     </w:p>
     <w:p>
@@ -12634,7 +13766,15 @@
     </w:p>
     <w:p>
       <w:r>
-        <w:t>En entornos de desarrollo modernos, especialmente en arquitecturas basadas en microservicios o aplicaciones en la nube, las pruebas de APIs suelen integrarse dentro de procesos automatizados de integración y entrega continua (CI/CD). Esto permite validar de forma constante la calidad del servicio cada vez que se realizan cambios en el código.</w:t>
+        <w:t xml:space="preserve">En entornos de desarrollo modernos, especialmente en arquitecturas basadas en microservicios o aplicaciones en la nube, las pruebas de </w:t>
+      </w:r>
+      <w:proofErr w:type="spellStart"/>
+      <w:r>
+        <w:t>APIs</w:t>
+      </w:r>
+      <w:proofErr w:type="spellEnd"/>
+      <w:r>
+        <w:t xml:space="preserve"> suelen integrarse dentro de procesos automatizados de integración y entrega continua (CI/CD). Esto permite validar de forma constante la calidad del servicio cada vez que se realizan cambios en el código.</w:t>
       </w:r>
     </w:p>
     <w:p>
@@ -12709,12 +13849,28 @@
         <w:t>software</w:t>
       </w:r>
       <w:r>
-        <w:t xml:space="preserve"> constituyen una etapa fundamental dentro del proceso de desarrollo de aplicaciones y APIs. Su propósito es verificar que el sistema funcione correctamente, cumpla con los requisitos definidos y responda adecuadamente ante diferentes condiciones de uso.</w:t>
-      </w:r>
-    </w:p>
-    <w:p>
-      <w:r>
-        <w:t xml:space="preserve">En el desarrollo de APIs, las pruebas permiten comprobar que los servicios responden de forma correcta a las solicitudes realizadas por los clientes, que los datos se procesan adecuadamente y que la comunicación entre sistemas se mantiene estable y segura. A través de estas verificaciones es posible detectar errores antes de que el </w:t>
+        <w:t xml:space="preserve"> constituyen una etapa fundamental dentro del proceso de desarrollo de aplicaciones y </w:t>
+      </w:r>
+      <w:proofErr w:type="spellStart"/>
+      <w:r>
+        <w:t>APIs</w:t>
+      </w:r>
+      <w:proofErr w:type="spellEnd"/>
+      <w:r>
+        <w:t>. Su propósito es verificar que el sistema funcione correctamente, cumpla con los requisitos definidos y responda adecuadamente ante diferentes condiciones de uso.</w:t>
+      </w:r>
+    </w:p>
+    <w:p>
+      <w:r>
+        <w:t xml:space="preserve">En el desarrollo de </w:t>
+      </w:r>
+      <w:proofErr w:type="spellStart"/>
+      <w:r>
+        <w:t>APIs</w:t>
+      </w:r>
+      <w:proofErr w:type="spellEnd"/>
+      <w:r>
+        <w:t xml:space="preserve">, las pruebas permiten comprobar que los servicios responden de forma correcta a las solicitudes realizadas por los clientes, que los datos se procesan adecuadamente y que la comunicación entre sistemas se mantiene estable y segura. A través de estas verificaciones es posible detectar errores antes de que el </w:t>
       </w:r>
       <w:r>
         <w:rPr>
@@ -12908,7 +14064,13 @@
     </w:p>
     <w:p>
       <w:r>
-        <w:t>Para evaluar adecuadamente el funcionamiento de una API no es suficiente realizar una única verificación. Es necesario aplicar diferentes tipos de pruebas que permitan validar la funcionalidad, el rendimiento, la seguridad y la interacción con otros sistemas.</w:t>
+        <w:t>Para evaluar adecuadamente el funcionamiento de una API</w:t>
+      </w:r>
+      <w:r>
+        <w:t>,</w:t>
+      </w:r>
+      <w:r>
+        <w:t xml:space="preserve"> no es suficiente realizar una única verificación. Es necesario aplicar diferentes tipos de pruebas que permitan validar la funcionalidad, el rendimiento, la seguridad y la interacción con otros sistemas.</w:t>
       </w:r>
     </w:p>
     <w:p>
@@ -12927,7 +14089,15 @@
     </w:p>
     <w:p>
       <w:r>
-        <w:t>Entre las principales pruebas utilizadas en el desarrollo de APIs se encuentran las siguientes:</w:t>
+        <w:t xml:space="preserve">Entre las principales pruebas utilizadas en el desarrollo de </w:t>
+      </w:r>
+      <w:proofErr w:type="spellStart"/>
+      <w:r>
+        <w:t>APIs</w:t>
+      </w:r>
+      <w:proofErr w:type="spellEnd"/>
+      <w:r>
+        <w:t xml:space="preserve"> se encuentran las siguientes:</w:t>
       </w:r>
     </w:p>
     <w:p>
@@ -12972,7 +14142,15 @@
         <w:t>Pruebas unitarias</w:t>
       </w:r>
       <w:r>
-        <w:t xml:space="preserve">: evalúan componentes individuales del sistema, como funciones o métodos específicos. En el caso de las APIs, permiten comprobar el comportamiento de un </w:t>
+        <w:t xml:space="preserve">: evalúan componentes individuales del sistema, como funciones o métodos específicos. En el caso de las </w:t>
+      </w:r>
+      <w:proofErr w:type="spellStart"/>
+      <w:r>
+        <w:t>APIs</w:t>
+      </w:r>
+      <w:proofErr w:type="spellEnd"/>
+      <w:r>
+        <w:t xml:space="preserve">, permiten comprobar el comportamiento de un </w:t>
       </w:r>
       <w:r>
         <w:rPr>
@@ -12999,7 +14177,15 @@
         <w:t>Pruebas de integración</w:t>
       </w:r>
       <w:r>
-        <w:t>: analizan la interacción entre diferentes componentes del sistema, como servicios, bases de datos o APIs externas. Su objetivo es comprobar que el intercambio de datos y la comunicación entre módulos se realicen correctamente.</w:t>
+        <w:t xml:space="preserve">: analizan la interacción entre diferentes componentes del sistema, como servicios, bases de datos o </w:t>
+      </w:r>
+      <w:proofErr w:type="spellStart"/>
+      <w:r>
+        <w:t>APIs</w:t>
+      </w:r>
+      <w:proofErr w:type="spellEnd"/>
+      <w:r>
+        <w:t xml:space="preserve"> externas. Su objetivo es comprobar que el intercambio de datos y la comunicación entre módulos se realicen correctamente.</w:t>
       </w:r>
     </w:p>
     <w:p>
@@ -13114,7 +14300,15 @@
     <w:p>
       <w:r>
         <w:lastRenderedPageBreak/>
-        <w:t>Para facilitar la comprensión de estos enfoques, en la siguiente tabla se presentan algunos de los tipos de pruebas más relevantes en el desarrollo de APIs.</w:t>
+        <w:t xml:space="preserve">Para facilitar la comprensión de estos enfoques, en la siguiente tabla se presentan algunos de los tipos de pruebas más relevantes en el desarrollo de </w:t>
+      </w:r>
+      <w:proofErr w:type="spellStart"/>
+      <w:r>
+        <w:t>APIs</w:t>
+      </w:r>
+      <w:proofErr w:type="spellEnd"/>
+      <w:r>
+        <w:t>.</w:t>
       </w:r>
     </w:p>
     <w:p>
@@ -13122,8 +14316,13 @@
         <w:pStyle w:val="Tabla"/>
       </w:pPr>
       <w:r>
-        <w:t>Tipos de pruebas relevantes en el desarrollo de APIs</w:t>
-      </w:r>
+        <w:t xml:space="preserve">Tipos de pruebas relevantes en el desarrollo de </w:t>
+      </w:r>
+      <w:proofErr w:type="spellStart"/>
+      <w:r>
+        <w:t>APIs</w:t>
+      </w:r>
+      <w:proofErr w:type="spellEnd"/>
     </w:p>
     <w:tbl>
       <w:tblPr>
@@ -13398,7 +14597,15 @@
         </w:rPr>
       </w:pPr>
       <w:r>
-        <w:t>La aplicación sistemática de estas pruebas contribuye a garantizar APIs más estables, seguras y confiables dentro de los sistemas de información modernos.</w:t>
+        <w:t xml:space="preserve">La aplicación sistemática de estas pruebas contribuye a garantizar </w:t>
+      </w:r>
+      <w:proofErr w:type="spellStart"/>
+      <w:r>
+        <w:t>APIs</w:t>
+      </w:r>
+      <w:proofErr w:type="spellEnd"/>
+      <w:r>
+        <w:t xml:space="preserve"> más estables, seguras y confiables dentro de los sistemas de información modernos.</w:t>
       </w:r>
     </w:p>
     <w:p>
@@ -13434,7 +14641,21 @@
         <w:rPr>
           <w:lang w:eastAsia="es-CO"/>
         </w:rPr>
-        <w:t xml:space="preserve">, los principios de programación utilizados para construir aplicaciones, la arquitectura orientada a servicios y los procesos técnicos necesarios para desarrollar APIs. A lo largo del componente se abordan aspectos relacionados con la configuración del entorno de desarrollo, la comunicación entre aplicaciones mediante solicitudes y respuestas, la gestión de datos y la realización de pruebas que permiten verificar el funcionamiento de los servicios. Estos conocimientos proporcionan una base conceptual y técnica para comprender cómo se diseñan, construyen y validan aplicaciones y servicios digitales que interactúan a través de la </w:t>
+        <w:t xml:space="preserve">, los principios de programación utilizados para construir aplicaciones, la arquitectura orientada a servicios y los procesos técnicos necesarios para desarrollar </w:t>
+      </w:r>
+      <w:proofErr w:type="spellStart"/>
+      <w:r>
+        <w:rPr>
+          <w:lang w:eastAsia="es-CO"/>
+        </w:rPr>
+        <w:t>APIs</w:t>
+      </w:r>
+      <w:proofErr w:type="spellEnd"/>
+      <w:r>
+        <w:rPr>
+          <w:lang w:eastAsia="es-CO"/>
+        </w:rPr>
+        <w:t xml:space="preserve">. A lo largo del componente se abordan aspectos relacionados con la configuración del entorno de desarrollo, la comunicación entre aplicaciones mediante solicitudes y respuestas, la gestión de datos y la realización de pruebas que permiten verificar el funcionamiento de los servicios. Estos conocimientos proporcionan una base conceptual y técnica para comprender cómo se diseñan, construyen y validan aplicaciones y servicios digitales que interactúan a través de la </w:t>
       </w:r>
       <w:r>
         <w:rPr>
@@ -13645,118 +14866,57 @@
           <w:b/>
           <w:lang w:eastAsia="es-CO"/>
         </w:rPr>
-        <w:t>HTTP (Hypertext Transfer Protocol)</w:t>
-      </w:r>
-      <w:r>
-        <w:rPr>
-          <w:lang w:eastAsia="es-CO"/>
-        </w:rPr>
-        <w:t xml:space="preserve">: protocolo de comunicación utilizado en la </w:t>
-      </w:r>
-      <w:r>
-        <w:rPr>
-          <w:rStyle w:val="Extranjerismo"/>
-        </w:rPr>
-        <w:t>web</w:t>
-      </w:r>
-      <w:r>
-        <w:rPr>
-          <w:lang w:eastAsia="es-CO"/>
-        </w:rPr>
-        <w:t xml:space="preserve"> que permite el intercambio de información entre clientes (como navegadores) y servidores.</w:t>
-      </w:r>
-    </w:p>
-    <w:p>
-      <w:pPr>
-        <w:rPr>
-          <w:lang w:eastAsia="es-CO"/>
-        </w:rPr>
-      </w:pPr>
+        <w:t>HTTP (</w:t>
+      </w:r>
+      <w:proofErr w:type="spellStart"/>
       <w:r>
         <w:rPr>
           <w:b/>
           <w:lang w:eastAsia="es-CO"/>
         </w:rPr>
-        <w:t>IDE (Entorno de Desarrollo Integrado)</w:t>
-      </w:r>
-      <w:r>
-        <w:rPr>
-          <w:lang w:eastAsia="es-CO"/>
-        </w:rPr>
-        <w:t xml:space="preserve">: aplicación que reúne diferentes herramientas de programación, como editor de código, compilador, depurador y gestor de proyectos, para facilitar el desarrollo de </w:t>
-      </w:r>
-      <w:r>
-        <w:rPr>
-          <w:rStyle w:val="Extranjerismo"/>
-        </w:rPr>
-        <w:t>software</w:t>
-      </w:r>
-      <w:r>
-        <w:rPr>
-          <w:lang w:eastAsia="es-CO"/>
-        </w:rPr>
-        <w:t>.</w:t>
-      </w:r>
-    </w:p>
-    <w:p>
-      <w:pPr>
-        <w:rPr>
-          <w:lang w:eastAsia="es-CO"/>
-        </w:rPr>
-      </w:pPr>
+        <w:t>Hypertext</w:t>
+      </w:r>
+      <w:proofErr w:type="spellEnd"/>
       <w:r>
         <w:rPr>
           <w:b/>
           <w:lang w:eastAsia="es-CO"/>
         </w:rPr>
-        <w:t>Idempotencia</w:t>
-      </w:r>
-      <w:r>
-        <w:rPr>
-          <w:lang w:eastAsia="es-CO"/>
-        </w:rPr>
-        <w:t>: propiedad de algunas operaciones en la que realizar la misma solicitud varias veces produce siempre el mismo resultado en el servidor.</w:t>
-      </w:r>
-    </w:p>
-    <w:p>
-      <w:pPr>
-        <w:rPr>
-          <w:lang w:eastAsia="es-CO"/>
-        </w:rPr>
-      </w:pPr>
+        <w:t xml:space="preserve"> Transfer </w:t>
+      </w:r>
+      <w:proofErr w:type="spellStart"/>
       <w:r>
         <w:rPr>
           <w:b/>
           <w:lang w:eastAsia="es-CO"/>
         </w:rPr>
-        <w:lastRenderedPageBreak/>
-        <w:t>JSON (JavaScript Object Notation)</w:t>
-      </w:r>
-      <w:r>
-        <w:rPr>
-          <w:lang w:eastAsia="es-CO"/>
-        </w:rPr>
-        <w:t>: formato ligero de intercambio de datos basado en texto que permite representar información estructurada de forma sencilla y legible para humanos y máquinas.</w:t>
-      </w:r>
-    </w:p>
-    <w:p>
-      <w:pPr>
-        <w:rPr>
-          <w:lang w:eastAsia="es-CO"/>
-        </w:rPr>
-      </w:pPr>
+        <w:t>Protocol</w:t>
+      </w:r>
+      <w:proofErr w:type="spellEnd"/>
       <w:r>
         <w:rPr>
           <w:b/>
           <w:lang w:eastAsia="es-CO"/>
         </w:rPr>
-        <w:t>Migración de base de datos</w:t>
+        <w:t>)</w:t>
       </w:r>
       <w:r>
         <w:rPr>
           <w:lang w:eastAsia="es-CO"/>
         </w:rPr>
-        <w:t>: proceso mediante el cual se modifican, trasladan o actualizan estructuras de datos dentro de una base de datos, generalmente mediante scripts controlados que preservan la información existente.</w:t>
+        <w:t xml:space="preserve">: protocolo de comunicación utilizado en la </w:t>
+      </w:r>
+      <w:r>
+        <w:rPr>
+          <w:rStyle w:val="Extranjerismo"/>
+        </w:rPr>
+        <w:t>web</w:t>
+      </w:r>
+      <w:r>
+        <w:rPr>
+          <w:lang w:eastAsia="es-CO"/>
+        </w:rPr>
+        <w:t xml:space="preserve"> que permite el intercambio de información entre clientes (como navegadores) y servidores.</w:t>
       </w:r>
     </w:p>
     <w:p>
@@ -13770,13 +14930,25 @@
           <w:b/>
           <w:lang w:eastAsia="es-CO"/>
         </w:rPr>
-        <w:t>ORM (Mapeo objeto-relacional)</w:t>
+        <w:t>IDE (Entorno de Desarrollo Integrado)</w:t>
       </w:r>
       <w:r>
         <w:rPr>
           <w:lang w:eastAsia="es-CO"/>
         </w:rPr>
-        <w:t>: técnica de programación que permite interactuar con bases de datos relacionales utilizando objetos del lenguaje de programación en lugar de escribir consultas SQL directamente.</w:t>
+        <w:t xml:space="preserve">: aplicación que reúne diferentes herramientas de programación, como editor de código, compilador, depurador y gestor de proyectos, para facilitar el desarrollo de </w:t>
+      </w:r>
+      <w:r>
+        <w:rPr>
+          <w:rStyle w:val="Extranjerismo"/>
+        </w:rPr>
+        <w:t>software</w:t>
+      </w:r>
+      <w:r>
+        <w:rPr>
+          <w:lang w:eastAsia="es-CO"/>
+        </w:rPr>
+        <w:t>.</w:t>
       </w:r>
     </w:p>
     <w:p>
@@ -13790,25 +14962,13 @@
           <w:b/>
           <w:lang w:eastAsia="es-CO"/>
         </w:rPr>
-        <w:t>REST (Representational State Transfer)</w:t>
+        <w:t>Idempotencia</w:t>
       </w:r>
       <w:r>
         <w:rPr>
           <w:lang w:eastAsia="es-CO"/>
         </w:rPr>
-        <w:t xml:space="preserve">: estilo de arquitectura para el desarrollo de servicios </w:t>
-      </w:r>
-      <w:r>
-        <w:rPr>
-          <w:rStyle w:val="Extranjerismo"/>
-        </w:rPr>
-        <w:t>web</w:t>
-      </w:r>
-      <w:r>
-        <w:rPr>
-          <w:lang w:eastAsia="es-CO"/>
-        </w:rPr>
-        <w:t xml:space="preserve"> que utiliza el protocolo HTTP para acceder y manipular recursos identificados mediante URLs.</w:t>
+        <w:t>: propiedad de algunas operaciones en la que realizar la misma solicitud varias veces produce siempre el mismo resultado en el servidor.</w:t>
       </w:r>
     </w:p>
     <w:p>
@@ -13822,47 +14982,278 @@
           <w:b/>
           <w:lang w:eastAsia="es-CO"/>
         </w:rPr>
-        <w:t>Servidor</w:t>
-      </w:r>
-      <w:r>
-        <w:rPr>
-          <w:lang w:eastAsia="es-CO"/>
-        </w:rPr>
-        <w:t>: sistema informático que proporciona servicios, recursos o datos a otros sistemas llamados clientes a través de una red.</w:t>
-      </w:r>
-    </w:p>
-    <w:p>
-      <w:pPr>
-        <w:rPr>
-          <w:lang w:eastAsia="es-CO"/>
-        </w:rPr>
-      </w:pPr>
+        <w:lastRenderedPageBreak/>
+        <w:t xml:space="preserve">JSON (JavaScript </w:t>
+      </w:r>
+      <w:proofErr w:type="spellStart"/>
       <w:r>
         <w:rPr>
           <w:b/>
           <w:lang w:eastAsia="es-CO"/>
         </w:rPr>
-        <w:t>Solicitud HTTP</w:t>
-      </w:r>
-      <w:r>
-        <w:rPr>
-          <w:lang w:eastAsia="es-CO"/>
-        </w:rPr>
-        <w:t>: mensaje enviado por un cliente a un servidor para solicitar información o ejecutar una acción sobre un recurso disponible en una aplicación o API.</w:t>
-      </w:r>
-    </w:p>
-    <w:p>
-      <w:pPr>
-        <w:rPr>
-          <w:lang w:eastAsia="es-CO"/>
-        </w:rPr>
-      </w:pPr>
+        <w:t>Object</w:t>
+      </w:r>
+      <w:proofErr w:type="spellEnd"/>
       <w:r>
         <w:rPr>
           <w:b/>
           <w:lang w:eastAsia="es-CO"/>
         </w:rPr>
-        <w:t>URL (Uniform Resource Locator)</w:t>
+        <w:t xml:space="preserve"> </w:t>
+      </w:r>
+      <w:proofErr w:type="spellStart"/>
+      <w:r>
+        <w:rPr>
+          <w:b/>
+          <w:lang w:eastAsia="es-CO"/>
+        </w:rPr>
+        <w:t>Notation</w:t>
+      </w:r>
+      <w:proofErr w:type="spellEnd"/>
+      <w:r>
+        <w:rPr>
+          <w:b/>
+          <w:lang w:eastAsia="es-CO"/>
+        </w:rPr>
+        <w:t>)</w:t>
+      </w:r>
+      <w:r>
+        <w:rPr>
+          <w:lang w:eastAsia="es-CO"/>
+        </w:rPr>
+        <w:t>: formato ligero de intercambio de datos basado en texto que permite representar información estructurada de forma sencilla y legible para humanos y máquinas.</w:t>
+      </w:r>
+    </w:p>
+    <w:p>
+      <w:pPr>
+        <w:rPr>
+          <w:lang w:eastAsia="es-CO"/>
+        </w:rPr>
+      </w:pPr>
+      <w:r>
+        <w:rPr>
+          <w:b/>
+          <w:lang w:eastAsia="es-CO"/>
+        </w:rPr>
+        <w:t>Migración de base de datos</w:t>
+      </w:r>
+      <w:r>
+        <w:rPr>
+          <w:lang w:eastAsia="es-CO"/>
+        </w:rPr>
+        <w:t xml:space="preserve">: proceso mediante el cual se modifican, trasladan o actualizan estructuras de datos dentro de una base de datos, generalmente mediante </w:t>
+      </w:r>
+      <w:r>
+        <w:rPr>
+          <w:rStyle w:val="Extranjerismo"/>
+        </w:rPr>
+        <w:t xml:space="preserve">scripts </w:t>
+      </w:r>
+      <w:r>
+        <w:rPr>
+          <w:lang w:eastAsia="es-CO"/>
+        </w:rPr>
+        <w:t>controlados que preservan la información existente.</w:t>
+      </w:r>
+    </w:p>
+    <w:p>
+      <w:pPr>
+        <w:rPr>
+          <w:lang w:eastAsia="es-CO"/>
+        </w:rPr>
+      </w:pPr>
+      <w:r>
+        <w:rPr>
+          <w:b/>
+          <w:lang w:eastAsia="es-CO"/>
+        </w:rPr>
+        <w:t>ORM (Mapeo objeto-relacional)</w:t>
+      </w:r>
+      <w:r>
+        <w:rPr>
+          <w:lang w:eastAsia="es-CO"/>
+        </w:rPr>
+        <w:t>: técnica de programación que permite interactuar con bases de datos relacionales utilizando objetos del lenguaje de programación en lugar de escribir consultas SQL directamente.</w:t>
+      </w:r>
+    </w:p>
+    <w:p>
+      <w:pPr>
+        <w:rPr>
+          <w:lang w:eastAsia="es-CO"/>
+        </w:rPr>
+      </w:pPr>
+      <w:r>
+        <w:rPr>
+          <w:b/>
+          <w:lang w:eastAsia="es-CO"/>
+        </w:rPr>
+        <w:t>REST (</w:t>
+      </w:r>
+      <w:proofErr w:type="spellStart"/>
+      <w:r>
+        <w:rPr>
+          <w:b/>
+          <w:lang w:eastAsia="es-CO"/>
+        </w:rPr>
+        <w:t>Representational</w:t>
+      </w:r>
+      <w:proofErr w:type="spellEnd"/>
+      <w:r>
+        <w:rPr>
+          <w:b/>
+          <w:lang w:eastAsia="es-CO"/>
+        </w:rPr>
+        <w:t xml:space="preserve"> </w:t>
+      </w:r>
+      <w:proofErr w:type="spellStart"/>
+      <w:r>
+        <w:rPr>
+          <w:b/>
+          <w:lang w:eastAsia="es-CO"/>
+        </w:rPr>
+        <w:t>State</w:t>
+      </w:r>
+      <w:proofErr w:type="spellEnd"/>
+      <w:r>
+        <w:rPr>
+          <w:b/>
+          <w:lang w:eastAsia="es-CO"/>
+        </w:rPr>
+        <w:t xml:space="preserve"> Transfer)</w:t>
+      </w:r>
+      <w:r>
+        <w:rPr>
+          <w:lang w:eastAsia="es-CO"/>
+        </w:rPr>
+        <w:t xml:space="preserve">: estilo de arquitectura para el desarrollo de servicios </w:t>
+      </w:r>
+      <w:r>
+        <w:rPr>
+          <w:rStyle w:val="Extranjerismo"/>
+        </w:rPr>
+        <w:t>web</w:t>
+      </w:r>
+      <w:r>
+        <w:rPr>
+          <w:lang w:eastAsia="es-CO"/>
+        </w:rPr>
+        <w:t xml:space="preserve"> que utiliza el protocolo HTTP para acceder y manipular recursos identificados mediante </w:t>
+      </w:r>
+      <w:proofErr w:type="spellStart"/>
+      <w:r>
+        <w:rPr>
+          <w:lang w:eastAsia="es-CO"/>
+        </w:rPr>
+        <w:t>URLs</w:t>
+      </w:r>
+      <w:proofErr w:type="spellEnd"/>
+      <w:r>
+        <w:rPr>
+          <w:lang w:eastAsia="es-CO"/>
+        </w:rPr>
+        <w:t>.</w:t>
+      </w:r>
+    </w:p>
+    <w:p>
+      <w:pPr>
+        <w:rPr>
+          <w:lang w:eastAsia="es-CO"/>
+        </w:rPr>
+      </w:pPr>
+      <w:r>
+        <w:rPr>
+          <w:b/>
+          <w:lang w:eastAsia="es-CO"/>
+        </w:rPr>
+        <w:t>Servidor</w:t>
+      </w:r>
+      <w:r>
+        <w:rPr>
+          <w:lang w:eastAsia="es-CO"/>
+        </w:rPr>
+        <w:t>: sistema informático que proporciona servicios, recursos o datos a otros sistemas llamados clientes a través de una red.</w:t>
+      </w:r>
+    </w:p>
+    <w:p>
+      <w:pPr>
+        <w:rPr>
+          <w:lang w:eastAsia="es-CO"/>
+        </w:rPr>
+      </w:pPr>
+      <w:r>
+        <w:rPr>
+          <w:b/>
+          <w:lang w:eastAsia="es-CO"/>
+        </w:rPr>
+        <w:t>Solicitud HTTP</w:t>
+      </w:r>
+      <w:r>
+        <w:rPr>
+          <w:lang w:eastAsia="es-CO"/>
+        </w:rPr>
+        <w:t>: mensaje enviado por un cliente a un servidor para solicitar información o ejecutar una acción sobre un recurso disponible en una aplicación o API.</w:t>
+      </w:r>
+    </w:p>
+    <w:p>
+      <w:pPr>
+        <w:rPr>
+          <w:lang w:eastAsia="es-CO"/>
+        </w:rPr>
+      </w:pPr>
+      <w:r>
+        <w:rPr>
+          <w:b/>
+          <w:lang w:eastAsia="es-CO"/>
+        </w:rPr>
+        <w:t>URL (</w:t>
+      </w:r>
+      <w:proofErr w:type="spellStart"/>
+      <w:r>
+        <w:rPr>
+          <w:b/>
+          <w:lang w:eastAsia="es-CO"/>
+        </w:rPr>
+        <w:t>Uniform</w:t>
+      </w:r>
+      <w:proofErr w:type="spellEnd"/>
+      <w:r>
+        <w:rPr>
+          <w:b/>
+          <w:lang w:eastAsia="es-CO"/>
+        </w:rPr>
+        <w:t xml:space="preserve"> </w:t>
+      </w:r>
+      <w:proofErr w:type="spellStart"/>
+      <w:r>
+        <w:rPr>
+          <w:b/>
+          <w:lang w:eastAsia="es-CO"/>
+        </w:rPr>
+        <w:t>Resource</w:t>
+      </w:r>
+      <w:proofErr w:type="spellEnd"/>
+      <w:r>
+        <w:rPr>
+          <w:b/>
+          <w:lang w:eastAsia="es-CO"/>
+        </w:rPr>
+        <w:t xml:space="preserve"> </w:t>
+      </w:r>
+      <w:proofErr w:type="spellStart"/>
+      <w:r>
+        <w:rPr>
+          <w:b/>
+          <w:lang w:eastAsia="es-CO"/>
+        </w:rPr>
+        <w:t>Locator</w:t>
+      </w:r>
+      <w:proofErr w:type="spellEnd"/>
+      <w:r>
+        <w:rPr>
+          <w:b/>
+          <w:lang w:eastAsia="es-CO"/>
+        </w:rPr>
+        <w:t>)</w:t>
       </w:r>
       <w:r>
         <w:rPr>
@@ -13943,7 +15334,21 @@
         <w:rPr>
           <w:lang w:val="es-MX" w:eastAsia="es-CO"/>
         </w:rPr>
-        <w:t xml:space="preserve">Bass, L., Clements, P., &amp; Kazman, R. (2012). </w:t>
+        <w:t xml:space="preserve">Bass, L., Clements, P., &amp; </w:t>
+      </w:r>
+      <w:proofErr w:type="spellStart"/>
+      <w:r>
+        <w:rPr>
+          <w:lang w:val="es-MX" w:eastAsia="es-CO"/>
+        </w:rPr>
+        <w:t>Kazman</w:t>
+      </w:r>
+      <w:proofErr w:type="spellEnd"/>
+      <w:r>
+        <w:rPr>
+          <w:lang w:val="es-MX" w:eastAsia="es-CO"/>
+        </w:rPr>
+        <w:t xml:space="preserve">, R. (2012). </w:t>
       </w:r>
       <w:r>
         <w:rPr>
@@ -13959,70 +15364,206 @@
           <w:iCs/>
           <w:lang w:val="es-MX" w:eastAsia="es-CO"/>
         </w:rPr>
-        <w:t xml:space="preserve"> architecture in practice</w:t>
-      </w:r>
-      <w:r>
-        <w:rPr>
-          <w:lang w:val="es-MX" w:eastAsia="es-CO"/>
-        </w:rPr>
-        <w:t xml:space="preserve"> (3rd ed.). Addison-Wesley.</w:t>
-      </w:r>
-    </w:p>
-    <w:p>
-      <w:pPr>
-        <w:rPr>
-          <w:lang w:val="es-MX" w:eastAsia="es-CO"/>
-        </w:rPr>
-      </w:pPr>
-      <w:r>
-        <w:rPr>
-          <w:lang w:val="es-MX" w:eastAsia="es-CO"/>
-        </w:rPr>
-        <w:t xml:space="preserve">BusinessCom. (s. f.). </w:t>
-      </w:r>
+        <w:t xml:space="preserve"> </w:t>
+      </w:r>
+      <w:proofErr w:type="spellStart"/>
       <w:r>
         <w:rPr>
           <w:i/>
           <w:iCs/>
           <w:lang w:val="es-MX" w:eastAsia="es-CO"/>
         </w:rPr>
-        <w:t>Acceso a Internet por Satélite.</w:t>
-      </w:r>
-      <w:r>
-        <w:rPr>
-          <w:lang w:val="es-MX" w:eastAsia="es-CO"/>
-        </w:rPr>
-        <w:t xml:space="preserve"> </w:t>
-      </w:r>
-      <w:hyperlink r:id="rId22" w:history="1">
-        <w:r>
-          <w:rPr>
-            <w:rStyle w:val="Hipervnculo"/>
-            <w:lang w:val="es-MX" w:eastAsia="es-CO"/>
-          </w:rPr>
-          <w:t>https://www.bcsatellite.net/es/acceso-a-internet-por-satelite/</w:t>
-        </w:r>
-      </w:hyperlink>
-    </w:p>
-    <w:p>
-      <w:pPr>
-        <w:rPr>
-          <w:lang w:val="es-MX" w:eastAsia="es-CO"/>
-        </w:rPr>
-      </w:pPr>
-      <w:r>
-        <w:rPr>
-          <w:lang w:val="es-MX" w:eastAsia="es-CO"/>
-        </w:rPr>
-        <w:t xml:space="preserve">Fielding, R. T. (2000). </w:t>
-      </w:r>
+        <w:t>architecture</w:t>
+      </w:r>
+      <w:proofErr w:type="spellEnd"/>
       <w:r>
         <w:rPr>
           <w:i/>
           <w:iCs/>
           <w:lang w:val="es-MX" w:eastAsia="es-CO"/>
         </w:rPr>
-        <w:t xml:space="preserve">Architectural styles and the design of network-based </w:t>
+        <w:t xml:space="preserve"> in </w:t>
+      </w:r>
+      <w:proofErr w:type="spellStart"/>
+      <w:r>
+        <w:rPr>
+          <w:i/>
+          <w:iCs/>
+          <w:lang w:val="es-MX" w:eastAsia="es-CO"/>
+        </w:rPr>
+        <w:t>practice</w:t>
+      </w:r>
+      <w:proofErr w:type="spellEnd"/>
+      <w:r>
+        <w:rPr>
+          <w:lang w:val="es-MX" w:eastAsia="es-CO"/>
+        </w:rPr>
+        <w:t xml:space="preserve"> (3rd ed.). Addison-Wesley.</w:t>
+      </w:r>
+    </w:p>
+    <w:p>
+      <w:pPr>
+        <w:rPr>
+          <w:lang w:val="es-MX" w:eastAsia="es-CO"/>
+        </w:rPr>
+      </w:pPr>
+      <w:proofErr w:type="spellStart"/>
+      <w:r>
+        <w:rPr>
+          <w:lang w:val="es-MX" w:eastAsia="es-CO"/>
+        </w:rPr>
+        <w:t>BusinessCom</w:t>
+      </w:r>
+      <w:proofErr w:type="spellEnd"/>
+      <w:r>
+        <w:rPr>
+          <w:lang w:val="es-MX" w:eastAsia="es-CO"/>
+        </w:rPr>
+        <w:t xml:space="preserve">. (s. f.). </w:t>
+      </w:r>
+      <w:r>
+        <w:rPr>
+          <w:i/>
+          <w:iCs/>
+          <w:lang w:val="es-MX" w:eastAsia="es-CO"/>
+        </w:rPr>
+        <w:t>Acceso a Internet por Satélite.</w:t>
+      </w:r>
+      <w:r>
+        <w:rPr>
+          <w:lang w:val="es-MX" w:eastAsia="es-CO"/>
+        </w:rPr>
+        <w:t xml:space="preserve"> </w:t>
+      </w:r>
+      <w:hyperlink r:id="rId22" w:history="1">
+        <w:r>
+          <w:rPr>
+            <w:rStyle w:val="Hipervnculo"/>
+            <w:lang w:val="es-MX" w:eastAsia="es-CO"/>
+          </w:rPr>
+          <w:t>https://www.bcsatellite.net/es/acceso-a-internet-por-satelite/</w:t>
+        </w:r>
+      </w:hyperlink>
+    </w:p>
+    <w:p>
+      <w:pPr>
+        <w:rPr>
+          <w:lang w:val="es-MX" w:eastAsia="es-CO"/>
+        </w:rPr>
+      </w:pPr>
+      <w:r>
+        <w:rPr>
+          <w:lang w:val="es-MX" w:eastAsia="es-CO"/>
+        </w:rPr>
+        <w:t xml:space="preserve">Fielding, R. T. (2000). </w:t>
+      </w:r>
+      <w:proofErr w:type="spellStart"/>
+      <w:r>
+        <w:rPr>
+          <w:i/>
+          <w:iCs/>
+          <w:lang w:val="es-MX" w:eastAsia="es-CO"/>
+        </w:rPr>
+        <w:t>Architectural</w:t>
+      </w:r>
+      <w:proofErr w:type="spellEnd"/>
+      <w:r>
+        <w:rPr>
+          <w:i/>
+          <w:iCs/>
+          <w:lang w:val="es-MX" w:eastAsia="es-CO"/>
+        </w:rPr>
+        <w:t xml:space="preserve"> </w:t>
+      </w:r>
+      <w:proofErr w:type="spellStart"/>
+      <w:r>
+        <w:rPr>
+          <w:i/>
+          <w:iCs/>
+          <w:lang w:val="es-MX" w:eastAsia="es-CO"/>
+        </w:rPr>
+        <w:t>styles</w:t>
+      </w:r>
+      <w:proofErr w:type="spellEnd"/>
+      <w:r>
+        <w:rPr>
+          <w:i/>
+          <w:iCs/>
+          <w:lang w:val="es-MX" w:eastAsia="es-CO"/>
+        </w:rPr>
+        <w:t xml:space="preserve"> and </w:t>
+      </w:r>
+      <w:proofErr w:type="spellStart"/>
+      <w:r>
+        <w:rPr>
+          <w:i/>
+          <w:iCs/>
+          <w:lang w:val="es-MX" w:eastAsia="es-CO"/>
+        </w:rPr>
+        <w:t>the</w:t>
+      </w:r>
+      <w:proofErr w:type="spellEnd"/>
+      <w:r>
+        <w:rPr>
+          <w:i/>
+          <w:iCs/>
+          <w:lang w:val="es-MX" w:eastAsia="es-CO"/>
+        </w:rPr>
+        <w:t xml:space="preserve"> </w:t>
+      </w:r>
+      <w:proofErr w:type="spellStart"/>
+      <w:r>
+        <w:rPr>
+          <w:i/>
+          <w:iCs/>
+          <w:lang w:val="es-MX" w:eastAsia="es-CO"/>
+        </w:rPr>
+        <w:t>design</w:t>
+      </w:r>
+      <w:proofErr w:type="spellEnd"/>
+      <w:r>
+        <w:rPr>
+          <w:i/>
+          <w:iCs/>
+          <w:lang w:val="es-MX" w:eastAsia="es-CO"/>
+        </w:rPr>
+        <w:t xml:space="preserve"> </w:t>
+      </w:r>
+      <w:proofErr w:type="spellStart"/>
+      <w:r>
+        <w:rPr>
+          <w:i/>
+          <w:iCs/>
+          <w:lang w:val="es-MX" w:eastAsia="es-CO"/>
+        </w:rPr>
+        <w:t>of</w:t>
+      </w:r>
+      <w:proofErr w:type="spellEnd"/>
+      <w:r>
+        <w:rPr>
+          <w:i/>
+          <w:iCs/>
+          <w:lang w:val="es-MX" w:eastAsia="es-CO"/>
+        </w:rPr>
+        <w:t xml:space="preserve"> </w:t>
+      </w:r>
+      <w:proofErr w:type="spellStart"/>
+      <w:r>
+        <w:rPr>
+          <w:i/>
+          <w:iCs/>
+          <w:lang w:val="es-MX" w:eastAsia="es-CO"/>
+        </w:rPr>
+        <w:t>network-based</w:t>
+      </w:r>
+      <w:proofErr w:type="spellEnd"/>
+      <w:r>
+        <w:rPr>
+          <w:i/>
+          <w:iCs/>
+          <w:lang w:val="es-MX" w:eastAsia="es-CO"/>
+        </w:rPr>
+        <w:t xml:space="preserve"> </w:t>
       </w:r>
       <w:r>
         <w:rPr>
@@ -14038,62 +15579,78 @@
           <w:iCs/>
           <w:lang w:val="es-MX" w:eastAsia="es-CO"/>
         </w:rPr>
-        <w:t xml:space="preserve"> architectures</w:t>
-      </w:r>
-      <w:r>
-        <w:rPr>
-          <w:lang w:val="es-MX" w:eastAsia="es-CO"/>
-        </w:rPr>
-        <w:t xml:space="preserve"> (Doctoral dissertation, University of California, Irvine).</w:t>
-      </w:r>
-    </w:p>
-    <w:p>
-      <w:pPr>
-        <w:rPr>
-          <w:lang w:val="es-MX" w:eastAsia="es-CO"/>
-        </w:rPr>
-      </w:pPr>
-      <w:r>
-        <w:rPr>
-          <w:lang w:val="es-MX" w:eastAsia="es-CO"/>
-        </w:rPr>
-        <w:t xml:space="preserve">Fernández, Y. (2026). </w:t>
-      </w:r>
+        <w:t xml:space="preserve"> </w:t>
+      </w:r>
+      <w:proofErr w:type="spellStart"/>
       <w:r>
         <w:rPr>
           <w:i/>
           <w:iCs/>
           <w:lang w:val="es-MX" w:eastAsia="es-CO"/>
         </w:rPr>
-        <w:t>Cable coaxial: qué es, para qué sirve, tipos y cuál elegir.</w:t>
-      </w:r>
+        <w:t>architectures</w:t>
+      </w:r>
+      <w:proofErr w:type="spellEnd"/>
       <w:r>
         <w:rPr>
           <w:lang w:val="es-MX" w:eastAsia="es-CO"/>
         </w:rPr>
-        <w:t xml:space="preserve"> Xataka Basics. </w:t>
-      </w:r>
-      <w:hyperlink r:id="rId23" w:history="1">
-        <w:r>
-          <w:rPr>
-            <w:rStyle w:val="Hipervnculo"/>
-            <w:lang w:val="es-MX" w:eastAsia="es-CO"/>
-          </w:rPr>
-          <w:t>https://www.xataka.com/basics/cable-coaxial-que-sirve-tipos-cual-elegir</w:t>
-        </w:r>
-      </w:hyperlink>
-    </w:p>
-    <w:p>
-      <w:pPr>
+        <w:t xml:space="preserve"> (Doctoral </w:t>
+      </w:r>
+      <w:proofErr w:type="spellStart"/>
+      <w:r>
         <w:rPr>
           <w:lang w:val="es-MX" w:eastAsia="es-CO"/>
         </w:rPr>
-      </w:pPr>
+        <w:t>dissertation</w:t>
+      </w:r>
+      <w:proofErr w:type="spellEnd"/>
       <w:r>
         <w:rPr>
           <w:lang w:val="es-MX" w:eastAsia="es-CO"/>
         </w:rPr>
-        <w:t xml:space="preserve">Fowler, M. (2003). </w:t>
+        <w:t xml:space="preserve">, </w:t>
+      </w:r>
+      <w:proofErr w:type="spellStart"/>
+      <w:r>
+        <w:rPr>
+          <w:lang w:val="es-MX" w:eastAsia="es-CO"/>
+        </w:rPr>
+        <w:t>University</w:t>
+      </w:r>
+      <w:proofErr w:type="spellEnd"/>
+      <w:r>
+        <w:rPr>
+          <w:lang w:val="es-MX" w:eastAsia="es-CO"/>
+        </w:rPr>
+        <w:t xml:space="preserve"> </w:t>
+      </w:r>
+      <w:proofErr w:type="spellStart"/>
+      <w:r>
+        <w:rPr>
+          <w:lang w:val="es-MX" w:eastAsia="es-CO"/>
+        </w:rPr>
+        <w:t>of</w:t>
+      </w:r>
+      <w:proofErr w:type="spellEnd"/>
+      <w:r>
+        <w:rPr>
+          <w:lang w:val="es-MX" w:eastAsia="es-CO"/>
+        </w:rPr>
+        <w:t xml:space="preserve"> California, Irvine).</w:t>
+      </w:r>
+    </w:p>
+    <w:p>
+      <w:pPr>
+        <w:rPr>
+          <w:lang w:val="es-MX" w:eastAsia="es-CO"/>
+        </w:rPr>
+      </w:pPr>
+      <w:r>
+        <w:rPr>
+          <w:lang w:val="es-MX" w:eastAsia="es-CO"/>
+        </w:rPr>
+        <w:t xml:space="preserve">Fernández, Y. (2026). </w:t>
       </w:r>
       <w:r>
         <w:rPr>
@@ -14101,106 +15658,306 @@
           <w:iCs/>
           <w:lang w:val="es-MX" w:eastAsia="es-CO"/>
         </w:rPr>
-        <w:t>Patterns of enterprise application architecture</w:t>
+        <w:t>Cable coaxial: qué es, para qué sirve, tipos y cuál elegir.</w:t>
       </w:r>
       <w:r>
         <w:rPr>
           <w:lang w:val="es-MX" w:eastAsia="es-CO"/>
         </w:rPr>
-        <w:t>. Addison-Wesley.</w:t>
-      </w:r>
-    </w:p>
-    <w:p>
-      <w:pPr>
+        <w:t xml:space="preserve"> </w:t>
+      </w:r>
+      <w:proofErr w:type="spellStart"/>
+      <w:r>
         <w:rPr>
           <w:lang w:val="es-MX" w:eastAsia="es-CO"/>
         </w:rPr>
-      </w:pPr>
+        <w:t>Xataka</w:t>
+      </w:r>
+      <w:proofErr w:type="spellEnd"/>
       <w:r>
         <w:rPr>
           <w:lang w:val="es-MX" w:eastAsia="es-CO"/>
         </w:rPr>
-        <w:t xml:space="preserve">Gough, H. (2024). </w:t>
-      </w:r>
+        <w:t xml:space="preserve"> </w:t>
+      </w:r>
+      <w:proofErr w:type="spellStart"/>
+      <w:r>
+        <w:rPr>
+          <w:lang w:val="es-MX" w:eastAsia="es-CO"/>
+        </w:rPr>
+        <w:t>Basics</w:t>
+      </w:r>
+      <w:proofErr w:type="spellEnd"/>
+      <w:r>
+        <w:rPr>
+          <w:lang w:val="es-MX" w:eastAsia="es-CO"/>
+        </w:rPr>
+        <w:t xml:space="preserve">. </w:t>
+      </w:r>
+      <w:hyperlink r:id="rId23" w:history="1">
+        <w:r>
+          <w:rPr>
+            <w:rStyle w:val="Hipervnculo"/>
+            <w:lang w:val="es-MX" w:eastAsia="es-CO"/>
+          </w:rPr>
+          <w:t>https://www.xataka.com/basics/cable-coaxial-que-sirve-tipos-cual-elegir</w:t>
+        </w:r>
+      </w:hyperlink>
+    </w:p>
+    <w:p>
+      <w:pPr>
+        <w:rPr>
+          <w:lang w:val="es-MX" w:eastAsia="es-CO"/>
+        </w:rPr>
+      </w:pPr>
+      <w:proofErr w:type="spellStart"/>
+      <w:r>
+        <w:rPr>
+          <w:lang w:val="es-MX" w:eastAsia="es-CO"/>
+        </w:rPr>
+        <w:t>Fowler</w:t>
+      </w:r>
+      <w:proofErr w:type="spellEnd"/>
+      <w:r>
+        <w:rPr>
+          <w:lang w:val="es-MX" w:eastAsia="es-CO"/>
+        </w:rPr>
+        <w:t xml:space="preserve">, M. (2003). </w:t>
+      </w:r>
+      <w:proofErr w:type="spellStart"/>
       <w:r>
         <w:rPr>
           <w:i/>
           <w:iCs/>
           <w:lang w:val="es-MX" w:eastAsia="es-CO"/>
         </w:rPr>
-        <w:t>Todo lo que necesita saber sobre las redes de área local</w:t>
-      </w:r>
-      <w:r>
-        <w:rPr>
-          <w:lang w:val="es-MX" w:eastAsia="es-CO"/>
-        </w:rPr>
-        <w:t xml:space="preserve">. Avast. </w:t>
-      </w:r>
-      <w:hyperlink r:id="rId24" w:history="1">
-        <w:r>
-          <w:rPr>
-            <w:rStyle w:val="Hipervnculo"/>
-            <w:lang w:val="es-MX" w:eastAsia="es-CO"/>
-          </w:rPr>
-          <w:t>https://www.avast.com/es-es/c-what-is-lan</w:t>
-        </w:r>
-      </w:hyperlink>
-    </w:p>
-    <w:p>
-      <w:pPr>
-        <w:rPr>
-          <w:lang w:val="es-MX" w:eastAsia="es-CO"/>
-        </w:rPr>
-      </w:pPr>
-      <w:r>
-        <w:rPr>
-          <w:lang w:val="es-MX" w:eastAsia="es-CO"/>
-        </w:rPr>
-        <w:t xml:space="preserve">Noori, R. (2024). </w:t>
-      </w:r>
+        <w:t>Patterns</w:t>
+      </w:r>
+      <w:proofErr w:type="spellEnd"/>
       <w:r>
         <w:rPr>
           <w:i/>
           <w:iCs/>
           <w:lang w:val="es-MX" w:eastAsia="es-CO"/>
         </w:rPr>
-        <w:t>¿De qué materiales están hechos los cables de fibra óptica?</w:t>
-      </w:r>
-      <w:r>
-        <w:rPr>
-          <w:lang w:val="es-MX" w:eastAsia="es-CO"/>
-        </w:rPr>
-        <w:t xml:space="preserve"> The Network Installers. </w:t>
-      </w:r>
-      <w:hyperlink r:id="rId25" w:history="1">
-        <w:r>
-          <w:rPr>
-            <w:rStyle w:val="Hipervnculo"/>
-            <w:lang w:val="es-MX" w:eastAsia="es-CO"/>
-          </w:rPr>
-          <w:t>https://thenetworkinstallers.com/es/blog/de-que-materiales-estan-hechos-los-cables-de-fibra-optica/</w:t>
-        </w:r>
-      </w:hyperlink>
-    </w:p>
-    <w:p>
-      <w:pPr>
-        <w:rPr>
-          <w:lang w:val="es-MX" w:eastAsia="es-CO"/>
-        </w:rPr>
-      </w:pPr>
-      <w:r>
-        <w:rPr>
-          <w:lang w:val="es-MX" w:eastAsia="es-CO"/>
-        </w:rPr>
-        <w:t xml:space="preserve">Richardson, L., &amp; Amundsen, M. (2013). </w:t>
-      </w:r>
+        <w:t xml:space="preserve"> </w:t>
+      </w:r>
+      <w:proofErr w:type="spellStart"/>
       <w:r>
         <w:rPr>
           <w:i/>
           <w:iCs/>
           <w:lang w:val="es-MX" w:eastAsia="es-CO"/>
         </w:rPr>
-        <w:t xml:space="preserve">RESTful </w:t>
+        <w:t>of</w:t>
+      </w:r>
+      <w:proofErr w:type="spellEnd"/>
+      <w:r>
+        <w:rPr>
+          <w:i/>
+          <w:iCs/>
+          <w:lang w:val="es-MX" w:eastAsia="es-CO"/>
+        </w:rPr>
+        <w:t xml:space="preserve"> </w:t>
+      </w:r>
+      <w:proofErr w:type="spellStart"/>
+      <w:r>
+        <w:rPr>
+          <w:i/>
+          <w:iCs/>
+          <w:lang w:val="es-MX" w:eastAsia="es-CO"/>
+        </w:rPr>
+        <w:t>enterprise</w:t>
+      </w:r>
+      <w:proofErr w:type="spellEnd"/>
+      <w:r>
+        <w:rPr>
+          <w:i/>
+          <w:iCs/>
+          <w:lang w:val="es-MX" w:eastAsia="es-CO"/>
+        </w:rPr>
+        <w:t xml:space="preserve"> </w:t>
+      </w:r>
+      <w:proofErr w:type="spellStart"/>
+      <w:r>
+        <w:rPr>
+          <w:i/>
+          <w:iCs/>
+          <w:lang w:val="es-MX" w:eastAsia="es-CO"/>
+        </w:rPr>
+        <w:t>application</w:t>
+      </w:r>
+      <w:proofErr w:type="spellEnd"/>
+      <w:r>
+        <w:rPr>
+          <w:i/>
+          <w:iCs/>
+          <w:lang w:val="es-MX" w:eastAsia="es-CO"/>
+        </w:rPr>
+        <w:t xml:space="preserve"> </w:t>
+      </w:r>
+      <w:proofErr w:type="spellStart"/>
+      <w:r>
+        <w:rPr>
+          <w:i/>
+          <w:iCs/>
+          <w:lang w:val="es-MX" w:eastAsia="es-CO"/>
+        </w:rPr>
+        <w:t>architecture</w:t>
+      </w:r>
+      <w:proofErr w:type="spellEnd"/>
+      <w:r>
+        <w:rPr>
+          <w:lang w:val="es-MX" w:eastAsia="es-CO"/>
+        </w:rPr>
+        <w:t>. Addison-Wesley.</w:t>
+      </w:r>
+    </w:p>
+    <w:p>
+      <w:pPr>
+        <w:rPr>
+          <w:lang w:val="es-MX" w:eastAsia="es-CO"/>
+        </w:rPr>
+      </w:pPr>
+      <w:proofErr w:type="spellStart"/>
+      <w:r>
+        <w:rPr>
+          <w:lang w:val="es-MX" w:eastAsia="es-CO"/>
+        </w:rPr>
+        <w:t>Gough</w:t>
+      </w:r>
+      <w:proofErr w:type="spellEnd"/>
+      <w:r>
+        <w:rPr>
+          <w:lang w:val="es-MX" w:eastAsia="es-CO"/>
+        </w:rPr>
+        <w:t xml:space="preserve">, H. (2024). </w:t>
+      </w:r>
+      <w:r>
+        <w:rPr>
+          <w:i/>
+          <w:iCs/>
+          <w:lang w:val="es-MX" w:eastAsia="es-CO"/>
+        </w:rPr>
+        <w:t>Todo lo que necesita saber sobre las redes de área local</w:t>
+      </w:r>
+      <w:r>
+        <w:rPr>
+          <w:lang w:val="es-MX" w:eastAsia="es-CO"/>
+        </w:rPr>
+        <w:t xml:space="preserve">. Avast. </w:t>
+      </w:r>
+      <w:hyperlink r:id="rId24" w:history="1">
+        <w:r>
+          <w:rPr>
+            <w:rStyle w:val="Hipervnculo"/>
+            <w:lang w:val="es-MX" w:eastAsia="es-CO"/>
+          </w:rPr>
+          <w:t>https://www.avast.com/es-es/c-what-is-lan</w:t>
+        </w:r>
+      </w:hyperlink>
+    </w:p>
+    <w:p>
+      <w:pPr>
+        <w:rPr>
+          <w:lang w:val="es-MX" w:eastAsia="es-CO"/>
+        </w:rPr>
+      </w:pPr>
+      <w:proofErr w:type="spellStart"/>
+      <w:r>
+        <w:rPr>
+          <w:lang w:val="es-MX" w:eastAsia="es-CO"/>
+        </w:rPr>
+        <w:t>Noori</w:t>
+      </w:r>
+      <w:proofErr w:type="spellEnd"/>
+      <w:r>
+        <w:rPr>
+          <w:lang w:val="es-MX" w:eastAsia="es-CO"/>
+        </w:rPr>
+        <w:t xml:space="preserve">, R. (2024). </w:t>
+      </w:r>
+      <w:r>
+        <w:rPr>
+          <w:i/>
+          <w:iCs/>
+          <w:lang w:val="es-MX" w:eastAsia="es-CO"/>
+        </w:rPr>
+        <w:t>¿De qué materiales están hechos los cables de fibra óptica?</w:t>
+      </w:r>
+      <w:r>
+        <w:rPr>
+          <w:lang w:val="es-MX" w:eastAsia="es-CO"/>
+        </w:rPr>
+        <w:t xml:space="preserve"> </w:t>
+      </w:r>
+      <w:proofErr w:type="spellStart"/>
+      <w:r>
+        <w:rPr>
+          <w:lang w:val="es-MX" w:eastAsia="es-CO"/>
+        </w:rPr>
+        <w:t>The</w:t>
+      </w:r>
+      <w:proofErr w:type="spellEnd"/>
+      <w:r>
+        <w:rPr>
+          <w:lang w:val="es-MX" w:eastAsia="es-CO"/>
+        </w:rPr>
+        <w:t xml:space="preserve"> Network </w:t>
+      </w:r>
+      <w:proofErr w:type="spellStart"/>
+      <w:r>
+        <w:rPr>
+          <w:lang w:val="es-MX" w:eastAsia="es-CO"/>
+        </w:rPr>
+        <w:t>Installers</w:t>
+      </w:r>
+      <w:proofErr w:type="spellEnd"/>
+      <w:r>
+        <w:rPr>
+          <w:lang w:val="es-MX" w:eastAsia="es-CO"/>
+        </w:rPr>
+        <w:t xml:space="preserve">. </w:t>
+      </w:r>
+      <w:hyperlink r:id="rId25" w:history="1">
+        <w:r>
+          <w:rPr>
+            <w:rStyle w:val="Hipervnculo"/>
+            <w:lang w:val="es-MX" w:eastAsia="es-CO"/>
+          </w:rPr>
+          <w:t>https://thenetworkinstallers.com/es/blog/de-que-materiales-estan-hechos-los-cables-de-fibra-optica/</w:t>
+        </w:r>
+      </w:hyperlink>
+    </w:p>
+    <w:p>
+      <w:pPr>
+        <w:rPr>
+          <w:lang w:val="es-MX" w:eastAsia="es-CO"/>
+        </w:rPr>
+      </w:pPr>
+      <w:r>
+        <w:rPr>
+          <w:lang w:val="es-MX" w:eastAsia="es-CO"/>
+        </w:rPr>
+        <w:t xml:space="preserve">Richardson, L., &amp; Amundsen, M. (2013). </w:t>
+      </w:r>
+      <w:proofErr w:type="spellStart"/>
+      <w:r>
+        <w:rPr>
+          <w:i/>
+          <w:iCs/>
+          <w:lang w:val="es-MX" w:eastAsia="es-CO"/>
+        </w:rPr>
+        <w:t>RESTful</w:t>
+      </w:r>
+      <w:proofErr w:type="spellEnd"/>
+      <w:r>
+        <w:rPr>
+          <w:i/>
+          <w:iCs/>
+          <w:lang w:val="es-MX" w:eastAsia="es-CO"/>
+        </w:rPr>
+        <w:t xml:space="preserve"> </w:t>
       </w:r>
       <w:r>
         <w:rPr>
@@ -14216,35 +15973,101 @@
           <w:iCs/>
           <w:lang w:val="es-MX" w:eastAsia="es-CO"/>
         </w:rPr>
-        <w:t xml:space="preserve"> APIs</w:t>
-      </w:r>
-      <w:r>
-        <w:rPr>
-          <w:lang w:val="es-MX" w:eastAsia="es-CO"/>
-        </w:rPr>
-        <w:t>. O’Reilly Media.</w:t>
-      </w:r>
-    </w:p>
-    <w:p>
-      <w:pPr>
-        <w:rPr>
-          <w:lang w:val="es-MX" w:eastAsia="es-CO"/>
-        </w:rPr>
-      </w:pPr>
-      <w:r>
-        <w:rPr>
-          <w:lang w:val="es-MX" w:eastAsia="es-CO"/>
-        </w:rPr>
-        <w:t xml:space="preserve">Sebesta, R. W. (2016). </w:t>
-      </w:r>
+        <w:t xml:space="preserve"> </w:t>
+      </w:r>
+      <w:proofErr w:type="spellStart"/>
       <w:r>
         <w:rPr>
           <w:i/>
           <w:iCs/>
           <w:lang w:val="es-MX" w:eastAsia="es-CO"/>
         </w:rPr>
-        <w:t>Concepts of programming languages</w:t>
-      </w:r>
+        <w:t>APIs</w:t>
+      </w:r>
+      <w:proofErr w:type="spellEnd"/>
+      <w:r>
+        <w:rPr>
+          <w:lang w:val="es-MX" w:eastAsia="es-CO"/>
+        </w:rPr>
+        <w:t>. O’Reilly Media.</w:t>
+      </w:r>
+    </w:p>
+    <w:p>
+      <w:pPr>
+        <w:rPr>
+          <w:lang w:val="es-MX" w:eastAsia="es-CO"/>
+        </w:rPr>
+      </w:pPr>
+      <w:r>
+        <w:rPr>
+          <w:lang w:val="es-MX" w:eastAsia="es-CO"/>
+        </w:rPr>
+        <w:t xml:space="preserve">Sebesta, R. W. (2016). </w:t>
+      </w:r>
+      <w:proofErr w:type="spellStart"/>
+      <w:r>
+        <w:rPr>
+          <w:i/>
+          <w:iCs/>
+          <w:lang w:val="es-MX" w:eastAsia="es-CO"/>
+        </w:rPr>
+        <w:t>Concepts</w:t>
+      </w:r>
+      <w:proofErr w:type="spellEnd"/>
+      <w:r>
+        <w:rPr>
+          <w:i/>
+          <w:iCs/>
+          <w:lang w:val="es-MX" w:eastAsia="es-CO"/>
+        </w:rPr>
+        <w:t xml:space="preserve"> </w:t>
+      </w:r>
+      <w:proofErr w:type="spellStart"/>
+      <w:r>
+        <w:rPr>
+          <w:i/>
+          <w:iCs/>
+          <w:lang w:val="es-MX" w:eastAsia="es-CO"/>
+        </w:rPr>
+        <w:t>of</w:t>
+      </w:r>
+      <w:proofErr w:type="spellEnd"/>
+      <w:r>
+        <w:rPr>
+          <w:i/>
+          <w:iCs/>
+          <w:lang w:val="es-MX" w:eastAsia="es-CO"/>
+        </w:rPr>
+        <w:t xml:space="preserve"> </w:t>
+      </w:r>
+      <w:proofErr w:type="spellStart"/>
+      <w:r>
+        <w:rPr>
+          <w:i/>
+          <w:iCs/>
+          <w:lang w:val="es-MX" w:eastAsia="es-CO"/>
+        </w:rPr>
+        <w:t>programming</w:t>
+      </w:r>
+      <w:proofErr w:type="spellEnd"/>
+      <w:r>
+        <w:rPr>
+          <w:i/>
+          <w:iCs/>
+          <w:lang w:val="es-MX" w:eastAsia="es-CO"/>
+        </w:rPr>
+        <w:t xml:space="preserve"> </w:t>
+      </w:r>
+      <w:proofErr w:type="spellStart"/>
+      <w:r>
+        <w:rPr>
+          <w:i/>
+          <w:iCs/>
+          <w:lang w:val="es-MX" w:eastAsia="es-CO"/>
+        </w:rPr>
+        <w:t>languages</w:t>
+      </w:r>
+      <w:proofErr w:type="spellEnd"/>
       <w:r>
         <w:rPr>
           <w:lang w:val="es-MX" w:eastAsia="es-CO"/>
@@ -14278,41 +16101,23 @@
           <w:iCs/>
           <w:lang w:val="es-MX" w:eastAsia="es-CO"/>
         </w:rPr>
-        <w:t xml:space="preserve"> engineering</w:t>
-      </w:r>
-      <w:r>
-        <w:rPr>
-          <w:lang w:val="es-MX" w:eastAsia="es-CO"/>
-        </w:rPr>
-        <w:t xml:space="preserve"> (10th ed.). Pearson.</w:t>
-      </w:r>
-    </w:p>
-    <w:p>
-      <w:pPr>
-        <w:rPr>
-          <w:lang w:val="es-MX" w:eastAsia="es-CO"/>
-        </w:rPr>
-      </w:pPr>
-      <w:r>
-        <w:rPr>
-          <w:lang w:val="es-MX" w:eastAsia="es-CO"/>
-        </w:rPr>
-        <w:lastRenderedPageBreak/>
-        <w:t xml:space="preserve">Tilkov, S., &amp; Vinoski, S. (2010). </w:t>
-      </w:r>
+        <w:t xml:space="preserve"> </w:t>
+      </w:r>
+      <w:proofErr w:type="spellStart"/>
       <w:r>
         <w:rPr>
           <w:i/>
           <w:iCs/>
           <w:lang w:val="es-MX" w:eastAsia="es-CO"/>
         </w:rPr>
-        <w:t>Node.js: Using JavaScript to build high-performance network programs</w:t>
-      </w:r>
+        <w:t>engineering</w:t>
+      </w:r>
+      <w:proofErr w:type="spellEnd"/>
       <w:r>
         <w:rPr>
           <w:lang w:val="es-MX" w:eastAsia="es-CO"/>
         </w:rPr>
-        <w:t>. IEEE Internet Computing.</w:t>
+        <w:t xml:space="preserve"> (10th ed.). Pearson.</w:t>
       </w:r>
     </w:p>
     <w:p>
@@ -14321,11 +16126,34 @@
           <w:lang w:val="es-MX" w:eastAsia="es-CO"/>
         </w:rPr>
       </w:pPr>
+      <w:proofErr w:type="spellStart"/>
       <w:r>
         <w:rPr>
           <w:lang w:val="es-MX" w:eastAsia="es-CO"/>
         </w:rPr>
-        <w:t xml:space="preserve">Ubigo. (2024). </w:t>
+        <w:lastRenderedPageBreak/>
+        <w:t>Tilkov</w:t>
+      </w:r>
+      <w:proofErr w:type="spellEnd"/>
+      <w:r>
+        <w:rPr>
+          <w:lang w:val="es-MX" w:eastAsia="es-CO"/>
+        </w:rPr>
+        <w:t xml:space="preserve">, S., &amp; </w:t>
+      </w:r>
+      <w:proofErr w:type="spellStart"/>
+      <w:r>
+        <w:rPr>
+          <w:lang w:val="es-MX" w:eastAsia="es-CO"/>
+        </w:rPr>
+        <w:t>Vinoski</w:t>
+      </w:r>
+      <w:proofErr w:type="spellEnd"/>
+      <w:r>
+        <w:rPr>
+          <w:lang w:val="es-MX" w:eastAsia="es-CO"/>
+        </w:rPr>
+        <w:t xml:space="preserve">, S. (2010). </w:t>
       </w:r>
       <w:r>
         <w:rPr>
@@ -14333,50 +16161,213 @@
           <w:iCs/>
           <w:lang w:val="es-MX" w:eastAsia="es-CO"/>
         </w:rPr>
-        <w:t>¿Qué son las antenas celulares?</w:t>
-      </w:r>
-      <w:r>
-        <w:rPr>
-          <w:lang w:val="es-MX" w:eastAsia="es-CO"/>
-        </w:rPr>
-        <w:t xml:space="preserve"> </w:t>
-      </w:r>
-      <w:hyperlink r:id="rId26" w:history="1">
-        <w:r>
-          <w:rPr>
-            <w:rStyle w:val="Hipervnculo"/>
-            <w:lang w:val="es-MX" w:eastAsia="es-CO"/>
-          </w:rPr>
-          <w:t>https://www.ubiqo.net/tecnologia/antenas-celulares/</w:t>
-        </w:r>
-      </w:hyperlink>
-    </w:p>
-    <w:p>
-      <w:pPr>
-        <w:rPr>
-          <w:lang w:val="es-MX" w:eastAsia="es-CO"/>
-        </w:rPr>
-      </w:pPr>
-      <w:r>
-        <w:rPr>
-          <w:lang w:val="es-MX" w:eastAsia="es-CO"/>
-        </w:rPr>
-        <w:t>Web</w:t>
-      </w:r>
-      <w:r>
-        <w:rPr>
-          <w:lang w:val="es-MX" w:eastAsia="es-CO"/>
-        </w:rPr>
-        <w:t xml:space="preserve">formix. (2021). </w:t>
-      </w:r>
+        <w:t xml:space="preserve">Node.js: </w:t>
+      </w:r>
+      <w:proofErr w:type="spellStart"/>
       <w:r>
         <w:rPr>
           <w:i/>
           <w:iCs/>
           <w:lang w:val="es-MX" w:eastAsia="es-CO"/>
         </w:rPr>
-        <w:t>Fixed Wireless Internet vs DSL Internet: Pros &amp; Cons</w:t>
-      </w:r>
+        <w:t>Using</w:t>
+      </w:r>
+      <w:proofErr w:type="spellEnd"/>
+      <w:r>
+        <w:rPr>
+          <w:i/>
+          <w:iCs/>
+          <w:lang w:val="es-MX" w:eastAsia="es-CO"/>
+        </w:rPr>
+        <w:t xml:space="preserve"> JavaScript </w:t>
+      </w:r>
+      <w:proofErr w:type="spellStart"/>
+      <w:r>
+        <w:rPr>
+          <w:i/>
+          <w:iCs/>
+          <w:lang w:val="es-MX" w:eastAsia="es-CO"/>
+        </w:rPr>
+        <w:t>to</w:t>
+      </w:r>
+      <w:proofErr w:type="spellEnd"/>
+      <w:r>
+        <w:rPr>
+          <w:i/>
+          <w:iCs/>
+          <w:lang w:val="es-MX" w:eastAsia="es-CO"/>
+        </w:rPr>
+        <w:t xml:space="preserve"> </w:t>
+      </w:r>
+      <w:proofErr w:type="spellStart"/>
+      <w:r>
+        <w:rPr>
+          <w:i/>
+          <w:iCs/>
+          <w:lang w:val="es-MX" w:eastAsia="es-CO"/>
+        </w:rPr>
+        <w:t>build</w:t>
+      </w:r>
+      <w:proofErr w:type="spellEnd"/>
+      <w:r>
+        <w:rPr>
+          <w:i/>
+          <w:iCs/>
+          <w:lang w:val="es-MX" w:eastAsia="es-CO"/>
+        </w:rPr>
+        <w:t xml:space="preserve"> </w:t>
+      </w:r>
+      <w:proofErr w:type="spellStart"/>
+      <w:r>
+        <w:rPr>
+          <w:i/>
+          <w:iCs/>
+          <w:lang w:val="es-MX" w:eastAsia="es-CO"/>
+        </w:rPr>
+        <w:t>high</w:t>
+      </w:r>
+      <w:proofErr w:type="spellEnd"/>
+      <w:r>
+        <w:rPr>
+          <w:i/>
+          <w:iCs/>
+          <w:lang w:val="es-MX" w:eastAsia="es-CO"/>
+        </w:rPr>
+        <w:t xml:space="preserve">-performance </w:t>
+      </w:r>
+      <w:proofErr w:type="spellStart"/>
+      <w:r>
+        <w:rPr>
+          <w:i/>
+          <w:iCs/>
+          <w:lang w:val="es-MX" w:eastAsia="es-CO"/>
+        </w:rPr>
+        <w:t>network</w:t>
+      </w:r>
+      <w:proofErr w:type="spellEnd"/>
+      <w:r>
+        <w:rPr>
+          <w:i/>
+          <w:iCs/>
+          <w:lang w:val="es-MX" w:eastAsia="es-CO"/>
+        </w:rPr>
+        <w:t xml:space="preserve"> </w:t>
+      </w:r>
+      <w:proofErr w:type="spellStart"/>
+      <w:r>
+        <w:rPr>
+          <w:i/>
+          <w:iCs/>
+          <w:lang w:val="es-MX" w:eastAsia="es-CO"/>
+        </w:rPr>
+        <w:t>programs</w:t>
+      </w:r>
+      <w:proofErr w:type="spellEnd"/>
+      <w:r>
+        <w:rPr>
+          <w:lang w:val="es-MX" w:eastAsia="es-CO"/>
+        </w:rPr>
+        <w:t>. IEEE Internet Computing.</w:t>
+      </w:r>
+    </w:p>
+    <w:p>
+      <w:pPr>
+        <w:rPr>
+          <w:lang w:val="es-MX" w:eastAsia="es-CO"/>
+        </w:rPr>
+      </w:pPr>
+      <w:proofErr w:type="spellStart"/>
+      <w:r>
+        <w:rPr>
+          <w:lang w:val="es-MX" w:eastAsia="es-CO"/>
+        </w:rPr>
+        <w:t>Ubigo</w:t>
+      </w:r>
+      <w:proofErr w:type="spellEnd"/>
+      <w:r>
+        <w:rPr>
+          <w:lang w:val="es-MX" w:eastAsia="es-CO"/>
+        </w:rPr>
+        <w:t xml:space="preserve">. (2024). </w:t>
+      </w:r>
+      <w:r>
+        <w:rPr>
+          <w:i/>
+          <w:iCs/>
+          <w:lang w:val="es-MX" w:eastAsia="es-CO"/>
+        </w:rPr>
+        <w:t>¿Qué son las antenas celulares?</w:t>
+      </w:r>
+      <w:r>
+        <w:rPr>
+          <w:lang w:val="es-MX" w:eastAsia="es-CO"/>
+        </w:rPr>
+        <w:t xml:space="preserve"> </w:t>
+      </w:r>
+      <w:hyperlink r:id="rId26" w:history="1">
+        <w:r>
+          <w:rPr>
+            <w:rStyle w:val="Hipervnculo"/>
+            <w:lang w:val="es-MX" w:eastAsia="es-CO"/>
+          </w:rPr>
+          <w:t>https://www.ubiqo.net/tecnologia/antenas-celulares/</w:t>
+        </w:r>
+      </w:hyperlink>
+    </w:p>
+    <w:p>
+      <w:pPr>
+        <w:rPr>
+          <w:lang w:val="es-MX" w:eastAsia="es-CO"/>
+        </w:rPr>
+      </w:pPr>
+      <w:proofErr w:type="spellStart"/>
+      <w:r>
+        <w:rPr>
+          <w:lang w:val="es-MX" w:eastAsia="es-CO"/>
+        </w:rPr>
+        <w:t>Web</w:t>
+      </w:r>
+      <w:r>
+        <w:rPr>
+          <w:lang w:val="es-MX" w:eastAsia="es-CO"/>
+        </w:rPr>
+        <w:t>formix</w:t>
+      </w:r>
+      <w:proofErr w:type="spellEnd"/>
+      <w:r>
+        <w:rPr>
+          <w:lang w:val="es-MX" w:eastAsia="es-CO"/>
+        </w:rPr>
+        <w:t xml:space="preserve">. (2021). </w:t>
+      </w:r>
+      <w:proofErr w:type="spellStart"/>
+      <w:r>
+        <w:rPr>
+          <w:i/>
+          <w:iCs/>
+          <w:lang w:val="es-MX" w:eastAsia="es-CO"/>
+        </w:rPr>
+        <w:t>Fixed</w:t>
+      </w:r>
+      <w:proofErr w:type="spellEnd"/>
+      <w:r>
+        <w:rPr>
+          <w:i/>
+          <w:iCs/>
+          <w:lang w:val="es-MX" w:eastAsia="es-CO"/>
+        </w:rPr>
+        <w:t xml:space="preserve"> Wireless Internet vs DSL Internet: Pros &amp; </w:t>
+      </w:r>
+      <w:proofErr w:type="spellStart"/>
+      <w:r>
+        <w:rPr>
+          <w:i/>
+          <w:iCs/>
+          <w:lang w:val="es-MX" w:eastAsia="es-CO"/>
+        </w:rPr>
+        <w:t>Cons</w:t>
+      </w:r>
+      <w:proofErr w:type="spellEnd"/>
       <w:r>
         <w:rPr>
           <w:lang w:val="es-MX" w:eastAsia="es-CO"/>
@@ -14651,7 +16642,15 @@
               </w:rPr>
             </w:pPr>
             <w:r>
-              <w:t>Diana Rocío Possos Beltrán</w:t>
+              <w:t xml:space="preserve">Diana Rocío </w:t>
+            </w:r>
+            <w:proofErr w:type="spellStart"/>
+            <w:r>
+              <w:t>Possos</w:t>
+            </w:r>
+            <w:proofErr w:type="spellEnd"/>
+            <w:r>
+              <w:t xml:space="preserve"> Beltrán</w:t>
             </w:r>
           </w:p>
         </w:tc>
@@ -14704,8 +16703,13 @@
             <w:pPr>
               <w:pStyle w:val="TextoTablas"/>
             </w:pPr>
-            <w:r>
-              <w:t>Veimar Celis Meléndez </w:t>
+            <w:proofErr w:type="spellStart"/>
+            <w:r>
+              <w:t>Veimar</w:t>
+            </w:r>
+            <w:proofErr w:type="spellEnd"/>
+            <w:r>
+              <w:t xml:space="preserve"> Celis Meléndez </w:t>
             </w:r>
           </w:p>
         </w:tc>
@@ -14813,7 +16817,15 @@
               </w:rPr>
             </w:pPr>
             <w:r>
-              <w:t>Oscar Ivan Uribe Ortiz</w:t>
+              <w:t xml:space="preserve">Oscar </w:t>
+            </w:r>
+            <w:proofErr w:type="spellStart"/>
+            <w:r>
+              <w:t>Ivan</w:t>
+            </w:r>
+            <w:proofErr w:type="spellEnd"/>
+            <w:r>
+              <w:t xml:space="preserve"> Uribe Ortiz</w:t>
             </w:r>
           </w:p>
         </w:tc>
@@ -14928,8 +16940,13 @@
             <w:pPr>
               <w:pStyle w:val="TextoTablas"/>
             </w:pPr>
-            <w:r>
-              <w:t>Sebastian Trujillo Afanador</w:t>
+            <w:proofErr w:type="spellStart"/>
+            <w:r>
+              <w:t>Sebastian</w:t>
+            </w:r>
+            <w:proofErr w:type="spellEnd"/>
+            <w:r>
+              <w:t xml:space="preserve"> Trujillo Afanador</w:t>
             </w:r>
           </w:p>
         </w:tc>
@@ -14981,8 +16998,13 @@
               </w:rPr>
             </w:pPr>
             <w:r>
-              <w:t>Gilberto Junior Rodríguez Rodríguez</w:t>
-            </w:r>
+              <w:t xml:space="preserve">Gilberto Junior Rodríguez </w:t>
+            </w:r>
+            <w:proofErr w:type="spellStart"/>
+            <w:r>
+              <w:t>Rodríguez</w:t>
+            </w:r>
+            <w:proofErr w:type="spellEnd"/>
           </w:p>
         </w:tc>
         <w:tc>
@@ -16269,6 +18291,119 @@
     </w:lvl>
   </w:abstractNum>
   <w:abstractNum w:abstractNumId="8" w15:restartNumberingAfterBreak="0">
+    <w:nsid w:val="13420D54"/>
+    <w:multiLevelType w:val="hybridMultilevel"/>
+    <w:tmpl w:val="F1FE3AEA"/>
+    <w:lvl w:ilvl="0" w:tplc="240A0003">
+      <w:start w:val="1"/>
+      <w:numFmt w:val="bullet"/>
+      <w:lvlText w:val="o"/>
+      <w:lvlJc w:val="left"/>
+      <w:pPr>
+        <w:ind w:left="1776" w:hanging="360"/>
+      </w:pPr>
+      <w:rPr>
+        <w:rFonts w:ascii="Courier New" w:hAnsi="Courier New" w:cs="Courier New" w:hint="default"/>
+      </w:rPr>
+    </w:lvl>
+    <w:lvl w:ilvl="1" w:tplc="240A0003" w:tentative="1">
+      <w:start w:val="1"/>
+      <w:numFmt w:val="bullet"/>
+      <w:lvlText w:val="o"/>
+      <w:lvlJc w:val="left"/>
+      <w:pPr>
+        <w:ind w:left="2496" w:hanging="360"/>
+      </w:pPr>
+      <w:rPr>
+        <w:rFonts w:ascii="Courier New" w:hAnsi="Courier New" w:cs="Courier New" w:hint="default"/>
+      </w:rPr>
+    </w:lvl>
+    <w:lvl w:ilvl="2" w:tplc="240A0005" w:tentative="1">
+      <w:start w:val="1"/>
+      <w:numFmt w:val="bullet"/>
+      <w:lvlText w:val=""/>
+      <w:lvlJc w:val="left"/>
+      <w:pPr>
+        <w:ind w:left="3216" w:hanging="360"/>
+      </w:pPr>
+      <w:rPr>
+        <w:rFonts w:ascii="Wingdings" w:hAnsi="Wingdings" w:hint="default"/>
+      </w:rPr>
+    </w:lvl>
+    <w:lvl w:ilvl="3" w:tplc="240A0001" w:tentative="1">
+      <w:start w:val="1"/>
+      <w:numFmt w:val="bullet"/>
+      <w:lvlText w:val=""/>
+      <w:lvlJc w:val="left"/>
+      <w:pPr>
+        <w:ind w:left="3936" w:hanging="360"/>
+      </w:pPr>
+      <w:rPr>
+        <w:rFonts w:ascii="Symbol" w:hAnsi="Symbol" w:hint="default"/>
+      </w:rPr>
+    </w:lvl>
+    <w:lvl w:ilvl="4" w:tplc="240A0003" w:tentative="1">
+      <w:start w:val="1"/>
+      <w:numFmt w:val="bullet"/>
+      <w:lvlText w:val="o"/>
+      <w:lvlJc w:val="left"/>
+      <w:pPr>
+        <w:ind w:left="4656" w:hanging="360"/>
+      </w:pPr>
+      <w:rPr>
+        <w:rFonts w:ascii="Courier New" w:hAnsi="Courier New" w:cs="Courier New" w:hint="default"/>
+      </w:rPr>
+    </w:lvl>
+    <w:lvl w:ilvl="5" w:tplc="240A0005" w:tentative="1">
+      <w:start w:val="1"/>
+      <w:numFmt w:val="bullet"/>
+      <w:lvlText w:val=""/>
+      <w:lvlJc w:val="left"/>
+      <w:pPr>
+        <w:ind w:left="5376" w:hanging="360"/>
+      </w:pPr>
+      <w:rPr>
+        <w:rFonts w:ascii="Wingdings" w:hAnsi="Wingdings" w:hint="default"/>
+      </w:rPr>
+    </w:lvl>
+    <w:lvl w:ilvl="6" w:tplc="240A0001" w:tentative="1">
+      <w:start w:val="1"/>
+      <w:numFmt w:val="bullet"/>
+      <w:lvlText w:val=""/>
+      <w:lvlJc w:val="left"/>
+      <w:pPr>
+        <w:ind w:left="6096" w:hanging="360"/>
+      </w:pPr>
+      <w:rPr>
+        <w:rFonts w:ascii="Symbol" w:hAnsi="Symbol" w:hint="default"/>
+      </w:rPr>
+    </w:lvl>
+    <w:lvl w:ilvl="7" w:tplc="240A0003" w:tentative="1">
+      <w:start w:val="1"/>
+      <w:numFmt w:val="bullet"/>
+      <w:lvlText w:val="o"/>
+      <w:lvlJc w:val="left"/>
+      <w:pPr>
+        <w:ind w:left="6816" w:hanging="360"/>
+      </w:pPr>
+      <w:rPr>
+        <w:rFonts w:ascii="Courier New" w:hAnsi="Courier New" w:cs="Courier New" w:hint="default"/>
+      </w:rPr>
+    </w:lvl>
+    <w:lvl w:ilvl="8" w:tplc="240A0005" w:tentative="1">
+      <w:start w:val="1"/>
+      <w:numFmt w:val="bullet"/>
+      <w:lvlText w:val=""/>
+      <w:lvlJc w:val="left"/>
+      <w:pPr>
+        <w:ind w:left="7536" w:hanging="360"/>
+      </w:pPr>
+      <w:rPr>
+        <w:rFonts w:ascii="Wingdings" w:hAnsi="Wingdings" w:hint="default"/>
+      </w:rPr>
+    </w:lvl>
+  </w:abstractNum>
+  <w:abstractNum w:abstractNumId="9" w15:restartNumberingAfterBreak="0">
     <w:nsid w:val="13490408"/>
     <w:multiLevelType w:val="hybridMultilevel"/>
     <w:tmpl w:val="E488B3B2"/>
@@ -16358,7 +18493,7 @@
       </w:pPr>
     </w:lvl>
   </w:abstractNum>
-  <w:abstractNum w:abstractNumId="9" w15:restartNumberingAfterBreak="0">
+  <w:abstractNum w:abstractNumId="10" w15:restartNumberingAfterBreak="0">
     <w:nsid w:val="13D91340"/>
     <w:multiLevelType w:val="hybridMultilevel"/>
     <w:tmpl w:val="533A34BE"/>
@@ -16471,7 +18606,7 @@
       </w:rPr>
     </w:lvl>
   </w:abstractNum>
-  <w:abstractNum w:abstractNumId="10" w15:restartNumberingAfterBreak="0">
+  <w:abstractNum w:abstractNumId="11" w15:restartNumberingAfterBreak="0">
     <w:nsid w:val="16E871A9"/>
     <w:multiLevelType w:val="hybridMultilevel"/>
     <w:tmpl w:val="93989F72"/>
@@ -16560,7 +18695,7 @@
       </w:pPr>
     </w:lvl>
   </w:abstractNum>
-  <w:abstractNum w:abstractNumId="11" w15:restartNumberingAfterBreak="0">
+  <w:abstractNum w:abstractNumId="12" w15:restartNumberingAfterBreak="0">
     <w:nsid w:val="179F5AEC"/>
     <w:multiLevelType w:val="hybridMultilevel"/>
     <w:tmpl w:val="9B42E2CA"/>
@@ -16673,7 +18808,97 @@
       </w:rPr>
     </w:lvl>
   </w:abstractNum>
-  <w:abstractNum w:abstractNumId="12" w15:restartNumberingAfterBreak="0">
+  <w:abstractNum w:abstractNumId="13" w15:restartNumberingAfterBreak="0">
+    <w:nsid w:val="195C1D19"/>
+    <w:multiLevelType w:val="hybridMultilevel"/>
+    <w:tmpl w:val="529EE28E"/>
+    <w:lvl w:ilvl="0" w:tplc="72E67FC4">
+      <w:start w:val="1"/>
+      <w:numFmt w:val="decimal"/>
+      <w:lvlText w:val="%1."/>
+      <w:lvlJc w:val="left"/>
+      <w:pPr>
+        <w:ind w:left="1776" w:hanging="360"/>
+      </w:pPr>
+      <w:rPr>
+        <w:b/>
+        <w:bCs/>
+      </w:rPr>
+    </w:lvl>
+    <w:lvl w:ilvl="1" w:tplc="240A0019" w:tentative="1">
+      <w:start w:val="1"/>
+      <w:numFmt w:val="lowerLetter"/>
+      <w:lvlText w:val="%2."/>
+      <w:lvlJc w:val="left"/>
+      <w:pPr>
+        <w:ind w:left="2496" w:hanging="360"/>
+      </w:pPr>
+    </w:lvl>
+    <w:lvl w:ilvl="2" w:tplc="240A001B" w:tentative="1">
+      <w:start w:val="1"/>
+      <w:numFmt w:val="lowerRoman"/>
+      <w:lvlText w:val="%3."/>
+      <w:lvlJc w:val="right"/>
+      <w:pPr>
+        <w:ind w:left="3216" w:hanging="180"/>
+      </w:pPr>
+    </w:lvl>
+    <w:lvl w:ilvl="3" w:tplc="240A000F" w:tentative="1">
+      <w:start w:val="1"/>
+      <w:numFmt w:val="decimal"/>
+      <w:lvlText w:val="%4."/>
+      <w:lvlJc w:val="left"/>
+      <w:pPr>
+        <w:ind w:left="3936" w:hanging="360"/>
+      </w:pPr>
+    </w:lvl>
+    <w:lvl w:ilvl="4" w:tplc="240A0019" w:tentative="1">
+      <w:start w:val="1"/>
+      <w:numFmt w:val="lowerLetter"/>
+      <w:lvlText w:val="%5."/>
+      <w:lvlJc w:val="left"/>
+      <w:pPr>
+        <w:ind w:left="4656" w:hanging="360"/>
+      </w:pPr>
+    </w:lvl>
+    <w:lvl w:ilvl="5" w:tplc="240A001B" w:tentative="1">
+      <w:start w:val="1"/>
+      <w:numFmt w:val="lowerRoman"/>
+      <w:lvlText w:val="%6."/>
+      <w:lvlJc w:val="right"/>
+      <w:pPr>
+        <w:ind w:left="5376" w:hanging="180"/>
+      </w:pPr>
+    </w:lvl>
+    <w:lvl w:ilvl="6" w:tplc="240A000F" w:tentative="1">
+      <w:start w:val="1"/>
+      <w:numFmt w:val="decimal"/>
+      <w:lvlText w:val="%7."/>
+      <w:lvlJc w:val="left"/>
+      <w:pPr>
+        <w:ind w:left="6096" w:hanging="360"/>
+      </w:pPr>
+    </w:lvl>
+    <w:lvl w:ilvl="7" w:tplc="240A0019" w:tentative="1">
+      <w:start w:val="1"/>
+      <w:numFmt w:val="lowerLetter"/>
+      <w:lvlText w:val="%8."/>
+      <w:lvlJc w:val="left"/>
+      <w:pPr>
+        <w:ind w:left="6816" w:hanging="360"/>
+      </w:pPr>
+    </w:lvl>
+    <w:lvl w:ilvl="8" w:tplc="240A001B" w:tentative="1">
+      <w:start w:val="1"/>
+      <w:numFmt w:val="lowerRoman"/>
+      <w:lvlText w:val="%9."/>
+      <w:lvlJc w:val="right"/>
+      <w:pPr>
+        <w:ind w:left="7536" w:hanging="180"/>
+      </w:pPr>
+    </w:lvl>
+  </w:abstractNum>
+  <w:abstractNum w:abstractNumId="14" w15:restartNumberingAfterBreak="0">
     <w:nsid w:val="206449DE"/>
     <w:multiLevelType w:val="hybridMultilevel"/>
     <w:tmpl w:val="5D3C20EE"/>
@@ -16786,7 +19011,7 @@
       </w:rPr>
     </w:lvl>
   </w:abstractNum>
-  <w:abstractNum w:abstractNumId="13" w15:restartNumberingAfterBreak="0">
+  <w:abstractNum w:abstractNumId="15" w15:restartNumberingAfterBreak="0">
     <w:nsid w:val="21501FFA"/>
     <w:multiLevelType w:val="hybridMultilevel"/>
     <w:tmpl w:val="DEB67C9C"/>
@@ -16899,7 +19124,7 @@
       </w:rPr>
     </w:lvl>
   </w:abstractNum>
-  <w:abstractNum w:abstractNumId="14" w15:restartNumberingAfterBreak="0">
+  <w:abstractNum w:abstractNumId="16" w15:restartNumberingAfterBreak="0">
     <w:nsid w:val="24841872"/>
     <w:multiLevelType w:val="hybridMultilevel"/>
     <w:tmpl w:val="9F04E5F8"/>
@@ -17012,7 +19237,7 @@
       </w:rPr>
     </w:lvl>
   </w:abstractNum>
-  <w:abstractNum w:abstractNumId="15" w15:restartNumberingAfterBreak="0">
+  <w:abstractNum w:abstractNumId="17" w15:restartNumberingAfterBreak="0">
     <w:nsid w:val="26D329D0"/>
     <w:multiLevelType w:val="hybridMultilevel"/>
     <w:tmpl w:val="9C2007A0"/>
@@ -17125,7 +19350,7 @@
       </w:rPr>
     </w:lvl>
   </w:abstractNum>
-  <w:abstractNum w:abstractNumId="16" w15:restartNumberingAfterBreak="0">
+  <w:abstractNum w:abstractNumId="18" w15:restartNumberingAfterBreak="0">
     <w:nsid w:val="27231350"/>
     <w:multiLevelType w:val="hybridMultilevel"/>
     <w:tmpl w:val="D936A756"/>
@@ -17238,7 +19463,7 @@
       </w:rPr>
     </w:lvl>
   </w:abstractNum>
-  <w:abstractNum w:abstractNumId="17" w15:restartNumberingAfterBreak="0">
+  <w:abstractNum w:abstractNumId="19" w15:restartNumberingAfterBreak="0">
     <w:nsid w:val="29960C3D"/>
     <w:multiLevelType w:val="hybridMultilevel"/>
     <w:tmpl w:val="4F04B874"/>
@@ -17351,7 +19576,7 @@
       </w:rPr>
     </w:lvl>
   </w:abstractNum>
-  <w:abstractNum w:abstractNumId="18" w15:restartNumberingAfterBreak="0">
+  <w:abstractNum w:abstractNumId="20" w15:restartNumberingAfterBreak="0">
     <w:nsid w:val="318D31F4"/>
     <w:multiLevelType w:val="hybridMultilevel"/>
     <w:tmpl w:val="236E7A12"/>
@@ -17464,7 +19689,7 @@
       </w:rPr>
     </w:lvl>
   </w:abstractNum>
-  <w:abstractNum w:abstractNumId="19" w15:restartNumberingAfterBreak="0">
+  <w:abstractNum w:abstractNumId="21" w15:restartNumberingAfterBreak="0">
     <w:nsid w:val="33917F87"/>
     <w:multiLevelType w:val="hybridMultilevel"/>
     <w:tmpl w:val="488EE158"/>
@@ -17577,7 +19802,7 @@
       </w:rPr>
     </w:lvl>
   </w:abstractNum>
-  <w:abstractNum w:abstractNumId="20" w15:restartNumberingAfterBreak="0">
+  <w:abstractNum w:abstractNumId="22" w15:restartNumberingAfterBreak="0">
     <w:nsid w:val="36493D3F"/>
     <w:multiLevelType w:val="hybridMultilevel"/>
     <w:tmpl w:val="42DAFA4E"/>
@@ -17666,7 +19891,7 @@
       </w:pPr>
     </w:lvl>
   </w:abstractNum>
-  <w:abstractNum w:abstractNumId="21" w15:restartNumberingAfterBreak="0">
+  <w:abstractNum w:abstractNumId="23" w15:restartNumberingAfterBreak="0">
     <w:nsid w:val="368E176E"/>
     <w:multiLevelType w:val="hybridMultilevel"/>
     <w:tmpl w:val="BDF054FE"/>
@@ -17760,7 +19985,120 @@
       </w:pPr>
     </w:lvl>
   </w:abstractNum>
-  <w:abstractNum w:abstractNumId="22" w15:restartNumberingAfterBreak="0">
+  <w:abstractNum w:abstractNumId="24" w15:restartNumberingAfterBreak="0">
+    <w:nsid w:val="385B290D"/>
+    <w:multiLevelType w:val="hybridMultilevel"/>
+    <w:tmpl w:val="0720D9E8"/>
+    <w:lvl w:ilvl="0" w:tplc="240A0003">
+      <w:start w:val="1"/>
+      <w:numFmt w:val="bullet"/>
+      <w:lvlText w:val="o"/>
+      <w:lvlJc w:val="left"/>
+      <w:pPr>
+        <w:ind w:left="1776" w:hanging="360"/>
+      </w:pPr>
+      <w:rPr>
+        <w:rFonts w:ascii="Courier New" w:hAnsi="Courier New" w:cs="Courier New" w:hint="default"/>
+      </w:rPr>
+    </w:lvl>
+    <w:lvl w:ilvl="1" w:tplc="240A0003" w:tentative="1">
+      <w:start w:val="1"/>
+      <w:numFmt w:val="bullet"/>
+      <w:lvlText w:val="o"/>
+      <w:lvlJc w:val="left"/>
+      <w:pPr>
+        <w:ind w:left="2496" w:hanging="360"/>
+      </w:pPr>
+      <w:rPr>
+        <w:rFonts w:ascii="Courier New" w:hAnsi="Courier New" w:cs="Courier New" w:hint="default"/>
+      </w:rPr>
+    </w:lvl>
+    <w:lvl w:ilvl="2" w:tplc="240A0005" w:tentative="1">
+      <w:start w:val="1"/>
+      <w:numFmt w:val="bullet"/>
+      <w:lvlText w:val=""/>
+      <w:lvlJc w:val="left"/>
+      <w:pPr>
+        <w:ind w:left="3216" w:hanging="360"/>
+      </w:pPr>
+      <w:rPr>
+        <w:rFonts w:ascii="Wingdings" w:hAnsi="Wingdings" w:hint="default"/>
+      </w:rPr>
+    </w:lvl>
+    <w:lvl w:ilvl="3" w:tplc="240A0001" w:tentative="1">
+      <w:start w:val="1"/>
+      <w:numFmt w:val="bullet"/>
+      <w:lvlText w:val=""/>
+      <w:lvlJc w:val="left"/>
+      <w:pPr>
+        <w:ind w:left="3936" w:hanging="360"/>
+      </w:pPr>
+      <w:rPr>
+        <w:rFonts w:ascii="Symbol" w:hAnsi="Symbol" w:hint="default"/>
+      </w:rPr>
+    </w:lvl>
+    <w:lvl w:ilvl="4" w:tplc="240A0003" w:tentative="1">
+      <w:start w:val="1"/>
+      <w:numFmt w:val="bullet"/>
+      <w:lvlText w:val="o"/>
+      <w:lvlJc w:val="left"/>
+      <w:pPr>
+        <w:ind w:left="4656" w:hanging="360"/>
+      </w:pPr>
+      <w:rPr>
+        <w:rFonts w:ascii="Courier New" w:hAnsi="Courier New" w:cs="Courier New" w:hint="default"/>
+      </w:rPr>
+    </w:lvl>
+    <w:lvl w:ilvl="5" w:tplc="240A0005" w:tentative="1">
+      <w:start w:val="1"/>
+      <w:numFmt w:val="bullet"/>
+      <w:lvlText w:val=""/>
+      <w:lvlJc w:val="left"/>
+      <w:pPr>
+        <w:ind w:left="5376" w:hanging="360"/>
+      </w:pPr>
+      <w:rPr>
+        <w:rFonts w:ascii="Wingdings" w:hAnsi="Wingdings" w:hint="default"/>
+      </w:rPr>
+    </w:lvl>
+    <w:lvl w:ilvl="6" w:tplc="240A0001" w:tentative="1">
+      <w:start w:val="1"/>
+      <w:numFmt w:val="bullet"/>
+      <w:lvlText w:val=""/>
+      <w:lvlJc w:val="left"/>
+      <w:pPr>
+        <w:ind w:left="6096" w:hanging="360"/>
+      </w:pPr>
+      <w:rPr>
+        <w:rFonts w:ascii="Symbol" w:hAnsi="Symbol" w:hint="default"/>
+      </w:rPr>
+    </w:lvl>
+    <w:lvl w:ilvl="7" w:tplc="240A0003" w:tentative="1">
+      <w:start w:val="1"/>
+      <w:numFmt w:val="bullet"/>
+      <w:lvlText w:val="o"/>
+      <w:lvlJc w:val="left"/>
+      <w:pPr>
+        <w:ind w:left="6816" w:hanging="360"/>
+      </w:pPr>
+      <w:rPr>
+        <w:rFonts w:ascii="Courier New" w:hAnsi="Courier New" w:cs="Courier New" w:hint="default"/>
+      </w:rPr>
+    </w:lvl>
+    <w:lvl w:ilvl="8" w:tplc="240A0005" w:tentative="1">
+      <w:start w:val="1"/>
+      <w:numFmt w:val="bullet"/>
+      <w:lvlText w:val=""/>
+      <w:lvlJc w:val="left"/>
+      <w:pPr>
+        <w:ind w:left="7536" w:hanging="360"/>
+      </w:pPr>
+      <w:rPr>
+        <w:rFonts w:ascii="Wingdings" w:hAnsi="Wingdings" w:hint="default"/>
+      </w:rPr>
+    </w:lvl>
+  </w:abstractNum>
+  <w:abstractNum w:abstractNumId="25" w15:restartNumberingAfterBreak="0">
     <w:nsid w:val="38C76D73"/>
     <w:multiLevelType w:val="hybridMultilevel"/>
     <w:tmpl w:val="356A7782"/>
@@ -17873,7 +20211,7 @@
       </w:rPr>
     </w:lvl>
   </w:abstractNum>
-  <w:abstractNum w:abstractNumId="23" w15:restartNumberingAfterBreak="0">
+  <w:abstractNum w:abstractNumId="26" w15:restartNumberingAfterBreak="0">
     <w:nsid w:val="3D9F2AB6"/>
     <w:multiLevelType w:val="hybridMultilevel"/>
     <w:tmpl w:val="F6C21FA2"/>
@@ -17963,7 +20301,7 @@
       </w:pPr>
     </w:lvl>
   </w:abstractNum>
-  <w:abstractNum w:abstractNumId="24" w15:restartNumberingAfterBreak="0">
+  <w:abstractNum w:abstractNumId="27" w15:restartNumberingAfterBreak="0">
     <w:nsid w:val="3FC06ED2"/>
     <w:multiLevelType w:val="hybridMultilevel"/>
     <w:tmpl w:val="94005F28"/>
@@ -18076,7 +20414,7 @@
       </w:rPr>
     </w:lvl>
   </w:abstractNum>
-  <w:abstractNum w:abstractNumId="25" w15:restartNumberingAfterBreak="0">
+  <w:abstractNum w:abstractNumId="28" w15:restartNumberingAfterBreak="0">
     <w:nsid w:val="47234367"/>
     <w:multiLevelType w:val="hybridMultilevel"/>
     <w:tmpl w:val="3132D994"/>
@@ -18189,7 +20527,7 @@
       </w:rPr>
     </w:lvl>
   </w:abstractNum>
-  <w:abstractNum w:abstractNumId="26" w15:restartNumberingAfterBreak="0">
+  <w:abstractNum w:abstractNumId="29" w15:restartNumberingAfterBreak="0">
     <w:nsid w:val="4E30472D"/>
     <w:multiLevelType w:val="hybridMultilevel"/>
     <w:tmpl w:val="79D6ACF8"/>
@@ -18302,7 +20640,7 @@
       </w:rPr>
     </w:lvl>
   </w:abstractNum>
-  <w:abstractNum w:abstractNumId="27" w15:restartNumberingAfterBreak="0">
+  <w:abstractNum w:abstractNumId="30" w15:restartNumberingAfterBreak="0">
     <w:nsid w:val="4EBE1EF6"/>
     <w:multiLevelType w:val="hybridMultilevel"/>
     <w:tmpl w:val="F6A60586"/>
@@ -18395,7 +20733,7 @@
       </w:pPr>
     </w:lvl>
   </w:abstractNum>
-  <w:abstractNum w:abstractNumId="28" w15:restartNumberingAfterBreak="0">
+  <w:abstractNum w:abstractNumId="31" w15:restartNumberingAfterBreak="0">
     <w:nsid w:val="56AB292A"/>
     <w:multiLevelType w:val="hybridMultilevel"/>
     <w:tmpl w:val="9C84F130"/>
@@ -18508,7 +20846,7 @@
       </w:rPr>
     </w:lvl>
   </w:abstractNum>
-  <w:abstractNum w:abstractNumId="29" w15:restartNumberingAfterBreak="0">
+  <w:abstractNum w:abstractNumId="32" w15:restartNumberingAfterBreak="0">
     <w:nsid w:val="5E193AFA"/>
     <w:multiLevelType w:val="hybridMultilevel"/>
     <w:tmpl w:val="7BCA8482"/>
@@ -18621,7 +20959,97 @@
       </w:rPr>
     </w:lvl>
   </w:abstractNum>
-  <w:abstractNum w:abstractNumId="30" w15:restartNumberingAfterBreak="0">
+  <w:abstractNum w:abstractNumId="33" w15:restartNumberingAfterBreak="0">
+    <w:nsid w:val="636F7616"/>
+    <w:multiLevelType w:val="hybridMultilevel"/>
+    <w:tmpl w:val="DDD4CD1C"/>
+    <w:lvl w:ilvl="0" w:tplc="72E67FC4">
+      <w:start w:val="1"/>
+      <w:numFmt w:val="decimal"/>
+      <w:lvlText w:val="%1."/>
+      <w:lvlJc w:val="left"/>
+      <w:pPr>
+        <w:ind w:left="1429" w:hanging="360"/>
+      </w:pPr>
+      <w:rPr>
+        <w:b/>
+        <w:bCs/>
+      </w:rPr>
+    </w:lvl>
+    <w:lvl w:ilvl="1" w:tplc="240A0019" w:tentative="1">
+      <w:start w:val="1"/>
+      <w:numFmt w:val="lowerLetter"/>
+      <w:lvlText w:val="%2."/>
+      <w:lvlJc w:val="left"/>
+      <w:pPr>
+        <w:ind w:left="2149" w:hanging="360"/>
+      </w:pPr>
+    </w:lvl>
+    <w:lvl w:ilvl="2" w:tplc="240A001B" w:tentative="1">
+      <w:start w:val="1"/>
+      <w:numFmt w:val="lowerRoman"/>
+      <w:lvlText w:val="%3."/>
+      <w:lvlJc w:val="right"/>
+      <w:pPr>
+        <w:ind w:left="2869" w:hanging="180"/>
+      </w:pPr>
+    </w:lvl>
+    <w:lvl w:ilvl="3" w:tplc="240A000F" w:tentative="1">
+      <w:start w:val="1"/>
+      <w:numFmt w:val="decimal"/>
+      <w:lvlText w:val="%4."/>
+      <w:lvlJc w:val="left"/>
+      <w:pPr>
+        <w:ind w:left="3589" w:hanging="360"/>
+      </w:pPr>
+    </w:lvl>
+    <w:lvl w:ilvl="4" w:tplc="240A0019" w:tentative="1">
+      <w:start w:val="1"/>
+      <w:numFmt w:val="lowerLetter"/>
+      <w:lvlText w:val="%5."/>
+      <w:lvlJc w:val="left"/>
+      <w:pPr>
+        <w:ind w:left="4309" w:hanging="360"/>
+      </w:pPr>
+    </w:lvl>
+    <w:lvl w:ilvl="5" w:tplc="240A001B" w:tentative="1">
+      <w:start w:val="1"/>
+      <w:numFmt w:val="lowerRoman"/>
+      <w:lvlText w:val="%6."/>
+      <w:lvlJc w:val="right"/>
+      <w:pPr>
+        <w:ind w:left="5029" w:hanging="180"/>
+      </w:pPr>
+    </w:lvl>
+    <w:lvl w:ilvl="6" w:tplc="240A000F" w:tentative="1">
+      <w:start w:val="1"/>
+      <w:numFmt w:val="decimal"/>
+      <w:lvlText w:val="%7."/>
+      <w:lvlJc w:val="left"/>
+      <w:pPr>
+        <w:ind w:left="5749" w:hanging="360"/>
+      </w:pPr>
+    </w:lvl>
+    <w:lvl w:ilvl="7" w:tplc="240A0019" w:tentative="1">
+      <w:start w:val="1"/>
+      <w:numFmt w:val="lowerLetter"/>
+      <w:lvlText w:val="%8."/>
+      <w:lvlJc w:val="left"/>
+      <w:pPr>
+        <w:ind w:left="6469" w:hanging="360"/>
+      </w:pPr>
+    </w:lvl>
+    <w:lvl w:ilvl="8" w:tplc="240A001B" w:tentative="1">
+      <w:start w:val="1"/>
+      <w:numFmt w:val="lowerRoman"/>
+      <w:lvlText w:val="%9."/>
+      <w:lvlJc w:val="right"/>
+      <w:pPr>
+        <w:ind w:left="7189" w:hanging="180"/>
+      </w:pPr>
+    </w:lvl>
+  </w:abstractNum>
+  <w:abstractNum w:abstractNumId="34" w15:restartNumberingAfterBreak="0">
     <w:nsid w:val="669C4649"/>
     <w:multiLevelType w:val="hybridMultilevel"/>
     <w:tmpl w:val="0174244C"/>
@@ -18707,7 +21135,7 @@
       </w:pPr>
     </w:lvl>
   </w:abstractNum>
-  <w:abstractNum w:abstractNumId="31" w15:restartNumberingAfterBreak="0">
+  <w:abstractNum w:abstractNumId="35" w15:restartNumberingAfterBreak="0">
     <w:nsid w:val="69802401"/>
     <w:multiLevelType w:val="hybridMultilevel"/>
     <w:tmpl w:val="E0360554"/>
@@ -18797,7 +21225,7 @@
       </w:pPr>
     </w:lvl>
   </w:abstractNum>
-  <w:abstractNum w:abstractNumId="32" w15:restartNumberingAfterBreak="0">
+  <w:abstractNum w:abstractNumId="36" w15:restartNumberingAfterBreak="0">
     <w:nsid w:val="740D6484"/>
     <w:multiLevelType w:val="hybridMultilevel"/>
     <w:tmpl w:val="D9FACF06"/>
@@ -18910,7 +21338,7 @@
       </w:rPr>
     </w:lvl>
   </w:abstractNum>
-  <w:abstractNum w:abstractNumId="33" w15:restartNumberingAfterBreak="0">
+  <w:abstractNum w:abstractNumId="37" w15:restartNumberingAfterBreak="0">
     <w:nsid w:val="743558E5"/>
     <w:multiLevelType w:val="hybridMultilevel"/>
     <w:tmpl w:val="B96A94AC"/>
@@ -19002,7 +21430,7 @@
       </w:pPr>
     </w:lvl>
   </w:abstractNum>
-  <w:abstractNum w:abstractNumId="34" w15:restartNumberingAfterBreak="0">
+  <w:abstractNum w:abstractNumId="38" w15:restartNumberingAfterBreak="0">
     <w:nsid w:val="77FF3BF9"/>
     <w:multiLevelType w:val="hybridMultilevel"/>
     <w:tmpl w:val="FEF832F0"/>
@@ -19089,7 +21517,7 @@
       </w:pPr>
     </w:lvl>
   </w:abstractNum>
-  <w:abstractNum w:abstractNumId="35" w15:restartNumberingAfterBreak="0">
+  <w:abstractNum w:abstractNumId="39" w15:restartNumberingAfterBreak="0">
     <w:nsid w:val="7C161D1C"/>
     <w:multiLevelType w:val="multilevel"/>
     <w:tmpl w:val="E012A62A"/>
@@ -19176,113 +21604,218 @@
       </w:pPr>
     </w:lvl>
   </w:abstractNum>
+  <w:abstractNum w:abstractNumId="40" w15:restartNumberingAfterBreak="0">
+    <w:nsid w:val="7E0A0DB6"/>
+    <w:multiLevelType w:val="hybridMultilevel"/>
+    <w:tmpl w:val="51327124"/>
+    <w:lvl w:ilvl="0" w:tplc="72E67FC4">
+      <w:start w:val="1"/>
+      <w:numFmt w:val="decimal"/>
+      <w:lvlText w:val="%1."/>
+      <w:lvlJc w:val="left"/>
+      <w:pPr>
+        <w:ind w:left="1429" w:hanging="360"/>
+      </w:pPr>
+      <w:rPr>
+        <w:b/>
+        <w:bCs/>
+      </w:rPr>
+    </w:lvl>
+    <w:lvl w:ilvl="1" w:tplc="240A0019" w:tentative="1">
+      <w:start w:val="1"/>
+      <w:numFmt w:val="lowerLetter"/>
+      <w:lvlText w:val="%2."/>
+      <w:lvlJc w:val="left"/>
+      <w:pPr>
+        <w:ind w:left="2149" w:hanging="360"/>
+      </w:pPr>
+    </w:lvl>
+    <w:lvl w:ilvl="2" w:tplc="240A001B" w:tentative="1">
+      <w:start w:val="1"/>
+      <w:numFmt w:val="lowerRoman"/>
+      <w:lvlText w:val="%3."/>
+      <w:lvlJc w:val="right"/>
+      <w:pPr>
+        <w:ind w:left="2869" w:hanging="180"/>
+      </w:pPr>
+    </w:lvl>
+    <w:lvl w:ilvl="3" w:tplc="240A000F" w:tentative="1">
+      <w:start w:val="1"/>
+      <w:numFmt w:val="decimal"/>
+      <w:lvlText w:val="%4."/>
+      <w:lvlJc w:val="left"/>
+      <w:pPr>
+        <w:ind w:left="3589" w:hanging="360"/>
+      </w:pPr>
+    </w:lvl>
+    <w:lvl w:ilvl="4" w:tplc="240A0019" w:tentative="1">
+      <w:start w:val="1"/>
+      <w:numFmt w:val="lowerLetter"/>
+      <w:lvlText w:val="%5."/>
+      <w:lvlJc w:val="left"/>
+      <w:pPr>
+        <w:ind w:left="4309" w:hanging="360"/>
+      </w:pPr>
+    </w:lvl>
+    <w:lvl w:ilvl="5" w:tplc="240A001B" w:tentative="1">
+      <w:start w:val="1"/>
+      <w:numFmt w:val="lowerRoman"/>
+      <w:lvlText w:val="%6."/>
+      <w:lvlJc w:val="right"/>
+      <w:pPr>
+        <w:ind w:left="5029" w:hanging="180"/>
+      </w:pPr>
+    </w:lvl>
+    <w:lvl w:ilvl="6" w:tplc="240A000F" w:tentative="1">
+      <w:start w:val="1"/>
+      <w:numFmt w:val="decimal"/>
+      <w:lvlText w:val="%7."/>
+      <w:lvlJc w:val="left"/>
+      <w:pPr>
+        <w:ind w:left="5749" w:hanging="360"/>
+      </w:pPr>
+    </w:lvl>
+    <w:lvl w:ilvl="7" w:tplc="240A0019" w:tentative="1">
+      <w:start w:val="1"/>
+      <w:numFmt w:val="lowerLetter"/>
+      <w:lvlText w:val="%8."/>
+      <w:lvlJc w:val="left"/>
+      <w:pPr>
+        <w:ind w:left="6469" w:hanging="360"/>
+      </w:pPr>
+    </w:lvl>
+    <w:lvl w:ilvl="8" w:tplc="240A001B" w:tentative="1">
+      <w:start w:val="1"/>
+      <w:numFmt w:val="lowerRoman"/>
+      <w:lvlText w:val="%9."/>
+      <w:lvlJc w:val="right"/>
+      <w:pPr>
+        <w:ind w:left="7189" w:hanging="180"/>
+      </w:pPr>
+    </w:lvl>
+  </w:abstractNum>
   <w:num w:numId="1">
-    <w:abstractNumId w:val="35"/>
+    <w:abstractNumId w:val="39"/>
   </w:num>
   <w:num w:numId="2">
     <w:abstractNumId w:val="0"/>
   </w:num>
   <w:num w:numId="3">
-    <w:abstractNumId w:val="27"/>
+    <w:abstractNumId w:val="30"/>
   </w:num>
   <w:num w:numId="4">
-    <w:abstractNumId w:val="21"/>
+    <w:abstractNumId w:val="23"/>
   </w:num>
   <w:num w:numId="5">
-    <w:abstractNumId w:val="34"/>
+    <w:abstractNumId w:val="38"/>
   </w:num>
   <w:num w:numId="6">
-    <w:abstractNumId w:val="33"/>
+    <w:abstractNumId w:val="37"/>
   </w:num>
   <w:num w:numId="7">
-    <w:abstractNumId w:val="17"/>
+    <w:abstractNumId w:val="19"/>
   </w:num>
   <w:num w:numId="8">
     <w:abstractNumId w:val="1"/>
   </w:num>
   <w:num w:numId="9">
-    <w:abstractNumId w:val="30"/>
+    <w:abstractNumId w:val="34"/>
   </w:num>
   <w:num w:numId="10">
-    <w:abstractNumId w:val="10"/>
+    <w:abstractNumId w:val="11"/>
   </w:num>
   <w:num w:numId="11">
-    <w:abstractNumId w:val="20"/>
+    <w:abstractNumId w:val="22"/>
   </w:num>
   <w:num w:numId="12">
-    <w:abstractNumId w:val="25"/>
+    <w:abstractNumId w:val="28"/>
   </w:num>
   <w:num w:numId="13">
     <w:abstractNumId w:val="3"/>
   </w:num>
   <w:num w:numId="14">
-    <w:abstractNumId w:val="19"/>
+    <w:abstractNumId w:val="21"/>
   </w:num>
   <w:num w:numId="15">
     <w:abstractNumId w:val="4"/>
   </w:num>
   <w:num w:numId="16">
-    <w:abstractNumId w:val="32"/>
+    <w:abstractNumId w:val="36"/>
   </w:num>
   <w:num w:numId="17">
-    <w:abstractNumId w:val="22"/>
+    <w:abstractNumId w:val="25"/>
   </w:num>
   <w:num w:numId="18">
-    <w:abstractNumId w:val="9"/>
+    <w:abstractNumId w:val="10"/>
   </w:num>
   <w:num w:numId="19">
-    <w:abstractNumId w:val="24"/>
+    <w:abstractNumId w:val="27"/>
   </w:num>
   <w:num w:numId="20">
-    <w:abstractNumId w:val="15"/>
+    <w:abstractNumId w:val="17"/>
   </w:num>
   <w:num w:numId="21">
     <w:abstractNumId w:val="7"/>
   </w:num>
   <w:num w:numId="22">
-    <w:abstractNumId w:val="11"/>
+    <w:abstractNumId w:val="12"/>
   </w:num>
   <w:num w:numId="23">
-    <w:abstractNumId w:val="14"/>
+    <w:abstractNumId w:val="16"/>
   </w:num>
   <w:num w:numId="24">
     <w:abstractNumId w:val="6"/>
   </w:num>
   <w:num w:numId="25">
-    <w:abstractNumId w:val="28"/>
+    <w:abstractNumId w:val="31"/>
   </w:num>
   <w:num w:numId="26">
-    <w:abstractNumId w:val="29"/>
+    <w:abstractNumId w:val="32"/>
   </w:num>
   <w:num w:numId="27">
-    <w:abstractNumId w:val="16"/>
+    <w:abstractNumId w:val="18"/>
   </w:num>
   <w:num w:numId="28">
-    <w:abstractNumId w:val="12"/>
+    <w:abstractNumId w:val="14"/>
   </w:num>
   <w:num w:numId="29">
-    <w:abstractNumId w:val="26"/>
+    <w:abstractNumId w:val="29"/>
   </w:num>
   <w:num w:numId="30">
     <w:abstractNumId w:val="2"/>
   </w:num>
   <w:num w:numId="31">
-    <w:abstractNumId w:val="13"/>
+    <w:abstractNumId w:val="15"/>
   </w:num>
   <w:num w:numId="32">
     <w:abstractNumId w:val="5"/>
   </w:num>
   <w:num w:numId="33">
-    <w:abstractNumId w:val="23"/>
+    <w:abstractNumId w:val="26"/>
   </w:num>
   <w:num w:numId="34">
-    <w:abstractNumId w:val="31"/>
+    <w:abstractNumId w:val="35"/>
   </w:num>
   <w:num w:numId="35">
+    <w:abstractNumId w:val="9"/>
+  </w:num>
+  <w:num w:numId="36">
+    <w:abstractNumId w:val="20"/>
+  </w:num>
+  <w:num w:numId="37">
     <w:abstractNumId w:val="8"/>
   </w:num>
-  <w:num w:numId="36">
-    <w:abstractNumId w:val="18"/>
+  <w:num w:numId="38">
+    <w:abstractNumId w:val="13"/>
+  </w:num>
+  <w:num w:numId="39">
+    <w:abstractNumId w:val="40"/>
+  </w:num>
+  <w:num w:numId="40">
+    <w:abstractNumId w:val="33"/>
+  </w:num>
+  <w:num w:numId="41">
+    <w:abstractNumId w:val="24"/>
   </w:num>
   <w:numIdMacAtCleanup w:val="36"/>
 </w:numbering>
@@ -20998,6 +23531,10 @@
 </file>
 
 <file path=customXml/item1.xml><?xml version="1.0" encoding="utf-8"?>
+<b:Sources xmlns:b="http://schemas.openxmlformats.org/officeDocument/2006/bibliography" xmlns="http://schemas.openxmlformats.org/officeDocument/2006/bibliography" SelectedStyle="\APASixthEditionOfficeOnline.xsl" StyleName="APA" Version="6"/>
+</file>
+
+<file path=customXml/item2.xml><?xml version="1.0" encoding="utf-8"?>
 <ct:contentTypeSchema xmlns:ct="http://schemas.microsoft.com/office/2006/metadata/contentType" xmlns:ma="http://schemas.microsoft.com/office/2006/metadata/properties/metaAttributes" ct:_="" ma:_="" ma:contentTypeName="Documento" ma:contentTypeID="0x0101006A81D6BD42E8DF4C91013959704817E1" ma:contentTypeVersion="15" ma:contentTypeDescription="Crear nuevo documento." ma:contentTypeScope="" ma:versionID="bf4f72ffd194f0963ff564daca6869f7">
   <xsd:schema xmlns:xsd="http://www.w3.org/2001/XMLSchema" xmlns:xs="http://www.w3.org/2001/XMLSchema" xmlns:p="http://schemas.microsoft.com/office/2006/metadata/properties" xmlns:ns2="13c90a0b-73bc-4dc0-be5f-28d77b615beb" xmlns:ns3="13c93bba-48ce-428c-bfe5-88b42c19b028" targetNamespace="http://schemas.microsoft.com/office/2006/metadata/properties" ma:root="true" ma:fieldsID="8718d6f4873a5b1392a45044efa78385" ns2:_="" ns3:_="">
     <xsd:import namespace="13c90a0b-73bc-4dc0-be5f-28d77b615beb"/>
@@ -21232,20 +23769,7 @@
 </ct:contentTypeSchema>
 </file>
 
-<file path=customXml/item2.xml><?xml version="1.0" encoding="utf-8"?>
-<b:Sources xmlns:b="http://schemas.openxmlformats.org/officeDocument/2006/bibliography" xmlns="http://schemas.openxmlformats.org/officeDocument/2006/bibliography" SelectedStyle="\APASixthEditionOfficeOnline.xsl" StyleName="APA" Version="6"/>
-</file>
-
 <file path=customXml/item3.xml><?xml version="1.0" encoding="utf-8"?>
-<?mso-contentType ?>
-<FormTemplates xmlns="http://schemas.microsoft.com/sharepoint/v3/contenttype/forms">
-  <Display>DocumentLibraryForm</Display>
-  <Edit>DocumentLibraryForm</Edit>
-  <New>DocumentLibraryForm</New>
-</FormTemplates>
-</file>
-
-<file path=customXml/item4.xml><?xml version="1.0" encoding="utf-8"?>
 <p:properties xmlns:p="http://schemas.microsoft.com/office/2006/metadata/properties" xmlns:xsi="http://www.w3.org/2001/XMLSchema-instance" xmlns:pc="http://schemas.microsoft.com/office/infopath/2007/PartnerControls">
   <documentManagement>
     <TaxCatchAll xmlns="13c90a0b-73bc-4dc0-be5f-28d77b615beb" xsi:nil="true"/>
@@ -21256,7 +23780,24 @@
 </p:properties>
 </file>
 
+<file path=customXml/item4.xml><?xml version="1.0" encoding="utf-8"?>
+<?mso-contentType ?>
+<FormTemplates xmlns="http://schemas.microsoft.com/sharepoint/v3/contenttype/forms">
+  <Display>DocumentLibraryForm</Display>
+  <Edit>DocumentLibraryForm</Edit>
+  <New>DocumentLibraryForm</New>
+</FormTemplates>
+</file>
+
 <file path=customXml/itemProps1.xml><?xml version="1.0" encoding="utf-8"?>
+<ds:datastoreItem xmlns:ds="http://schemas.openxmlformats.org/officeDocument/2006/customXml" ds:itemID="{A7E3550A-670E-4917-A27F-130CDEF10F52}">
+  <ds:schemaRefs>
+    <ds:schemaRef ds:uri="http://schemas.openxmlformats.org/officeDocument/2006/bibliography"/>
+  </ds:schemaRefs>
+</ds:datastoreItem>
+</file>
+
+<file path=customXml/itemProps2.xml><?xml version="1.0" encoding="utf-8"?>
 <ds:datastoreItem xmlns:ds="http://schemas.openxmlformats.org/officeDocument/2006/customXml" ds:itemID="{8825F226-27E2-4BD0-8F71-61A1FFA0CB25}">
   <ds:schemaRefs>
     <ds:schemaRef ds:uri="http://schemas.microsoft.com/office/2006/metadata/contentType"/>
@@ -21275,23 +23816,7 @@
 </ds:datastoreItem>
 </file>
 
-<file path=customXml/itemProps2.xml><?xml version="1.0" encoding="utf-8"?>
-<ds:datastoreItem xmlns:ds="http://schemas.openxmlformats.org/officeDocument/2006/customXml" ds:itemID="{A7E3550A-670E-4917-A27F-130CDEF10F52}">
-  <ds:schemaRefs>
-    <ds:schemaRef ds:uri="http://schemas.openxmlformats.org/officeDocument/2006/bibliography"/>
-  </ds:schemaRefs>
-</ds:datastoreItem>
-</file>
-
 <file path=customXml/itemProps3.xml><?xml version="1.0" encoding="utf-8"?>
-<ds:datastoreItem xmlns:ds="http://schemas.openxmlformats.org/officeDocument/2006/customXml" ds:itemID="{3BFDE330-929B-49CA-BFE1-14867BDBB101}">
-  <ds:schemaRefs>
-    <ds:schemaRef ds:uri="http://schemas.microsoft.com/sharepoint/v3/contenttype/forms"/>
-  </ds:schemaRefs>
-</ds:datastoreItem>
-</file>
-
-<file path=customXml/itemProps4.xml><?xml version="1.0" encoding="utf-8"?>
 <ds:datastoreItem xmlns:ds="http://schemas.openxmlformats.org/officeDocument/2006/customXml" ds:itemID="{8D801221-ED7E-467B-8E4D-B39A7F45ABE6}">
   <ds:schemaRefs>
     <ds:schemaRef ds:uri="http://schemas.microsoft.com/office/2006/metadata/properties"/>
@@ -21300,4 +23825,12 @@
     <ds:schemaRef ds:uri="13c93bba-48ce-428c-bfe5-88b42c19b028"/>
   </ds:schemaRefs>
 </ds:datastoreItem>
+</file>
+
+<file path=customXml/itemProps4.xml><?xml version="1.0" encoding="utf-8"?>
+<ds:datastoreItem xmlns:ds="http://schemas.openxmlformats.org/officeDocument/2006/customXml" ds:itemID="{3BFDE330-929B-49CA-BFE1-14867BDBB101}">
+  <ds:schemaRefs>
+    <ds:schemaRef ds:uri="http://schemas.microsoft.com/sharepoint/v3/contenttype/forms"/>
+  </ds:schemaRefs>
+</ds:datastoreItem>
 </file>